--- a/Саммари по каждому отчету.docx
+++ b/Саммари по каждому отчету.docx
@@ -23008,7 +23008,7 @@
       <w:pPr>
         <w:numPr>
           <w:ilvl w:val="0"/>
-          <w:numId w:val="26"/>
+          <w:numId w:val="23"/>
         </w:numPr>
         <w:spacing w:before="100" w:beforeAutospacing="1" w:after="100" w:afterAutospacing="1" w:line="240" w:lineRule="auto"/>
         <w:jc w:val="left"/>
@@ -23064,7 +23064,7 @@
       <w:pPr>
         <w:numPr>
           <w:ilvl w:val="0"/>
-          <w:numId w:val="26"/>
+          <w:numId w:val="23"/>
         </w:numPr>
         <w:spacing w:before="100" w:beforeAutospacing="1" w:after="100" w:afterAutospacing="1" w:line="240" w:lineRule="auto"/>
         <w:jc w:val="left"/>
@@ -23124,7 +23124,7 @@
       <w:pPr>
         <w:numPr>
           <w:ilvl w:val="0"/>
-          <w:numId w:val="26"/>
+          <w:numId w:val="23"/>
         </w:numPr>
         <w:spacing w:before="100" w:beforeAutospacing="1" w:after="100" w:afterAutospacing="1" w:line="240" w:lineRule="auto"/>
         <w:jc w:val="left"/>
@@ -24330,7 +24330,7 @@
         <w:pStyle w:val="my-2"/>
         <w:numPr>
           <w:ilvl w:val="0"/>
-          <w:numId w:val="27"/>
+          <w:numId w:val="24"/>
         </w:numPr>
         <w:rPr>
           <w:lang w:val="en-US"/>
@@ -24437,7 +24437,7 @@
         <w:pStyle w:val="my-2"/>
         <w:numPr>
           <w:ilvl w:val="0"/>
-          <w:numId w:val="27"/>
+          <w:numId w:val="24"/>
         </w:numPr>
         <w:rPr>
           <w:lang w:val="en-US"/>
@@ -25400,7 +25400,7 @@
         <w:pStyle w:val="my-2"/>
         <w:numPr>
           <w:ilvl w:val="0"/>
-          <w:numId w:val="28"/>
+          <w:numId w:val="25"/>
         </w:numPr>
       </w:pPr>
       <w:r>
@@ -25468,7 +25468,7 @@
         <w:pStyle w:val="my-2"/>
         <w:numPr>
           <w:ilvl w:val="0"/>
-          <w:numId w:val="28"/>
+          <w:numId w:val="25"/>
         </w:numPr>
       </w:pPr>
       <w:r>
@@ -25512,7 +25512,7 @@
         <w:pStyle w:val="my-2"/>
         <w:numPr>
           <w:ilvl w:val="0"/>
-          <w:numId w:val="28"/>
+          <w:numId w:val="25"/>
         </w:numPr>
       </w:pPr>
       <w:r>
@@ -25550,7 +25550,7 @@
         <w:pStyle w:val="my-2"/>
         <w:numPr>
           <w:ilvl w:val="0"/>
-          <w:numId w:val="28"/>
+          <w:numId w:val="25"/>
         </w:numPr>
       </w:pPr>
       <w:proofErr w:type="spellStart"/>
@@ -26812,7 +26812,7 @@
         <w:pStyle w:val="my-2"/>
         <w:numPr>
           <w:ilvl w:val="0"/>
-          <w:numId w:val="29"/>
+          <w:numId w:val="26"/>
         </w:numPr>
       </w:pPr>
       <w:r>
@@ -26848,7 +26848,7 @@
         <w:pStyle w:val="my-2"/>
         <w:numPr>
           <w:ilvl w:val="0"/>
-          <w:numId w:val="29"/>
+          <w:numId w:val="26"/>
         </w:numPr>
       </w:pPr>
       <w:r>
@@ -26878,7 +26878,7 @@
         <w:pStyle w:val="my-2"/>
         <w:numPr>
           <w:ilvl w:val="0"/>
-          <w:numId w:val="29"/>
+          <w:numId w:val="26"/>
         </w:numPr>
       </w:pPr>
       <w:r>
@@ -27262,7 +27262,7 @@
         <w:pStyle w:val="my-2"/>
         <w:numPr>
           <w:ilvl w:val="0"/>
-          <w:numId w:val="30"/>
+          <w:numId w:val="27"/>
         </w:numPr>
       </w:pPr>
       <w:r>
@@ -27274,7 +27274,7 @@
         <w:pStyle w:val="my-2"/>
         <w:numPr>
           <w:ilvl w:val="0"/>
-          <w:numId w:val="30"/>
+          <w:numId w:val="27"/>
         </w:numPr>
       </w:pPr>
       <w:r>
@@ -27326,7 +27326,7 @@
         <w:pStyle w:val="my-2"/>
         <w:numPr>
           <w:ilvl w:val="0"/>
-          <w:numId w:val="30"/>
+          <w:numId w:val="27"/>
         </w:numPr>
       </w:pPr>
       <w:r>
@@ -28311,7 +28311,7 @@
         <w:pStyle w:val="my-2"/>
         <w:numPr>
           <w:ilvl w:val="0"/>
-          <w:numId w:val="31"/>
+          <w:numId w:val="28"/>
         </w:numPr>
       </w:pPr>
       <w:r>
@@ -28330,7 +28330,7 @@
         <w:pStyle w:val="my-2"/>
         <w:numPr>
           <w:ilvl w:val="0"/>
-          <w:numId w:val="31"/>
+          <w:numId w:val="28"/>
         </w:numPr>
       </w:pPr>
       <w:r>
@@ -28349,7 +28349,7 @@
         <w:pStyle w:val="my-2"/>
         <w:numPr>
           <w:ilvl w:val="0"/>
-          <w:numId w:val="31"/>
+          <w:numId w:val="28"/>
         </w:numPr>
       </w:pPr>
       <w:r>
@@ -28368,7 +28368,7 @@
         <w:pStyle w:val="my-2"/>
         <w:numPr>
           <w:ilvl w:val="0"/>
-          <w:numId w:val="31"/>
+          <w:numId w:val="28"/>
         </w:numPr>
       </w:pPr>
       <w:r>
@@ -29884,7 +29884,7 @@
         <w:pStyle w:val="my-2"/>
         <w:numPr>
           <w:ilvl w:val="0"/>
-          <w:numId w:val="32"/>
+          <w:numId w:val="29"/>
         </w:numPr>
       </w:pPr>
       <w:r>
@@ -29997,7 +29997,7 @@
         <w:pStyle w:val="my-2"/>
         <w:numPr>
           <w:ilvl w:val="0"/>
-          <w:numId w:val="32"/>
+          <w:numId w:val="29"/>
         </w:numPr>
       </w:pPr>
       <w:r>
@@ -30051,7 +30051,7 @@
         <w:pStyle w:val="my-2"/>
         <w:numPr>
           <w:ilvl w:val="0"/>
-          <w:numId w:val="32"/>
+          <w:numId w:val="29"/>
         </w:numPr>
       </w:pPr>
       <w:r>
@@ -30956,7 +30956,7 @@
         <w:pStyle w:val="my-2"/>
         <w:numPr>
           <w:ilvl w:val="0"/>
-          <w:numId w:val="33"/>
+          <w:numId w:val="30"/>
         </w:numPr>
       </w:pPr>
       <w:r>
@@ -30975,7 +30975,7 @@
         <w:pStyle w:val="my-2"/>
         <w:numPr>
           <w:ilvl w:val="0"/>
-          <w:numId w:val="33"/>
+          <w:numId w:val="30"/>
         </w:numPr>
         <w:rPr>
           <w:lang w:val="en-US"/>
@@ -31023,7 +31023,7 @@
         <w:pStyle w:val="my-2"/>
         <w:numPr>
           <w:ilvl w:val="0"/>
-          <w:numId w:val="33"/>
+          <w:numId w:val="30"/>
         </w:numPr>
       </w:pPr>
       <w:r>
@@ -31058,7 +31058,7 @@
         <w:pStyle w:val="my-2"/>
         <w:numPr>
           <w:ilvl w:val="0"/>
-          <w:numId w:val="33"/>
+          <w:numId w:val="30"/>
         </w:numPr>
       </w:pPr>
       <w:r>
@@ -32399,7 +32399,7 @@
         <w:pStyle w:val="my-2"/>
         <w:numPr>
           <w:ilvl w:val="0"/>
-          <w:numId w:val="34"/>
+          <w:numId w:val="31"/>
         </w:numPr>
       </w:pPr>
       <w:r>
@@ -32426,7 +32426,7 @@
         <w:pStyle w:val="my-2"/>
         <w:numPr>
           <w:ilvl w:val="0"/>
-          <w:numId w:val="34"/>
+          <w:numId w:val="31"/>
         </w:numPr>
       </w:pPr>
       <w:r>
@@ -32445,7 +32445,7 @@
         <w:pStyle w:val="my-2"/>
         <w:numPr>
           <w:ilvl w:val="0"/>
-          <w:numId w:val="34"/>
+          <w:numId w:val="31"/>
         </w:numPr>
       </w:pPr>
       <w:r>
@@ -32480,7 +32480,7 @@
         <w:pStyle w:val="my-2"/>
         <w:numPr>
           <w:ilvl w:val="0"/>
-          <w:numId w:val="34"/>
+          <w:numId w:val="31"/>
         </w:numPr>
       </w:pPr>
       <w:r>
@@ -32530,7 +32530,7 @@
         <w:pStyle w:val="my-2"/>
         <w:numPr>
           <w:ilvl w:val="0"/>
-          <w:numId w:val="35"/>
+          <w:numId w:val="32"/>
         </w:numPr>
       </w:pPr>
       <w:proofErr w:type="spellStart"/>
@@ -33869,7 +33869,7 @@
         <w:pStyle w:val="my-2"/>
         <w:numPr>
           <w:ilvl w:val="0"/>
-          <w:numId w:val="36"/>
+          <w:numId w:val="33"/>
         </w:numPr>
       </w:pPr>
       <w:proofErr w:type="gramStart"/>
@@ -33963,7 +33963,7 @@
         <w:pStyle w:val="my-2"/>
         <w:numPr>
           <w:ilvl w:val="0"/>
-          <w:numId w:val="36"/>
+          <w:numId w:val="33"/>
         </w:numPr>
       </w:pPr>
       <w:r>
@@ -34071,7 +34071,7 @@
         <w:pStyle w:val="my-2"/>
         <w:numPr>
           <w:ilvl w:val="0"/>
-          <w:numId w:val="36"/>
+          <w:numId w:val="33"/>
         </w:numPr>
       </w:pPr>
       <w:proofErr w:type="spellStart"/>
@@ -34120,7 +34120,7 @@
         <w:pStyle w:val="my-2"/>
         <w:numPr>
           <w:ilvl w:val="0"/>
-          <w:numId w:val="36"/>
+          <w:numId w:val="33"/>
         </w:numPr>
       </w:pPr>
       <w:r>
@@ -35012,7 +35012,7 @@
         <w:pStyle w:val="my-2"/>
         <w:numPr>
           <w:ilvl w:val="0"/>
-          <w:numId w:val="37"/>
+          <w:numId w:val="34"/>
         </w:numPr>
       </w:pPr>
       <w:r>
@@ -35040,7 +35040,7 @@
         <w:pStyle w:val="my-2"/>
         <w:numPr>
           <w:ilvl w:val="0"/>
-          <w:numId w:val="37"/>
+          <w:numId w:val="34"/>
         </w:numPr>
       </w:pPr>
       <w:r>
@@ -35084,7 +35084,7 @@
         <w:pStyle w:val="my-2"/>
         <w:numPr>
           <w:ilvl w:val="0"/>
-          <w:numId w:val="37"/>
+          <w:numId w:val="34"/>
         </w:numPr>
       </w:pPr>
       <w:r>
@@ -35112,7 +35112,7 @@
         <w:pStyle w:val="my-2"/>
         <w:numPr>
           <w:ilvl w:val="0"/>
-          <w:numId w:val="37"/>
+          <w:numId w:val="34"/>
         </w:numPr>
       </w:pPr>
       <w:r>
@@ -35141,7 +35141,7 @@
         <w:pStyle w:val="my-2"/>
         <w:numPr>
           <w:ilvl w:val="0"/>
-          <w:numId w:val="37"/>
+          <w:numId w:val="34"/>
         </w:numPr>
       </w:pPr>
       <w:r>
@@ -35623,7 +35623,7 @@
         <w:pStyle w:val="my-2"/>
         <w:numPr>
           <w:ilvl w:val="0"/>
-          <w:numId w:val="38"/>
+          <w:numId w:val="35"/>
         </w:numPr>
       </w:pPr>
       <w:r>
@@ -35641,7 +35641,7 @@
         <w:pStyle w:val="my-2"/>
         <w:numPr>
           <w:ilvl w:val="0"/>
-          <w:numId w:val="38"/>
+          <w:numId w:val="35"/>
         </w:numPr>
         <w:rPr>
           <w:lang w:val="en-US"/>
@@ -35672,7 +35672,7 @@
         <w:pStyle w:val="my-2"/>
         <w:numPr>
           <w:ilvl w:val="0"/>
-          <w:numId w:val="38"/>
+          <w:numId w:val="35"/>
         </w:numPr>
         <w:rPr>
           <w:lang w:val="en-US"/>
@@ -35744,7 +35744,7 @@
         <w:pStyle w:val="my-2"/>
         <w:numPr>
           <w:ilvl w:val="0"/>
-          <w:numId w:val="38"/>
+          <w:numId w:val="35"/>
         </w:numPr>
       </w:pPr>
       <w:r>
@@ -35799,13 +35799,7 @@
         <w:t>Аннотация</w:t>
       </w:r>
       <w:r>
-        <w:t>:</w:t>
-      </w:r>
-      <w:r>
-        <w:t xml:space="preserve"> </w:t>
-      </w:r>
-      <w:r>
-        <w:t xml:space="preserve">Инструкция по разметке </w:t>
+        <w:t xml:space="preserve">: Инструкция по разметке </w:t>
       </w:r>
       <w:proofErr w:type="spellStart"/>
       <w:r>
@@ -36401,7 +36395,7 @@
         <w:pStyle w:val="my-2"/>
         <w:numPr>
           <w:ilvl w:val="0"/>
-          <w:numId w:val="39"/>
+          <w:numId w:val="36"/>
         </w:numPr>
       </w:pPr>
       <w:r>
@@ -36432,7 +36426,7 @@
         <w:pStyle w:val="my-2"/>
         <w:numPr>
           <w:ilvl w:val="0"/>
-          <w:numId w:val="39"/>
+          <w:numId w:val="36"/>
         </w:numPr>
       </w:pPr>
       <w:r>
@@ -36458,7 +36452,7 @@
         <w:pStyle w:val="my-2"/>
         <w:numPr>
           <w:ilvl w:val="0"/>
-          <w:numId w:val="39"/>
+          <w:numId w:val="36"/>
         </w:numPr>
       </w:pPr>
       <w:proofErr w:type="spellStart"/>
@@ -36501,7 +36495,7 @@
         <w:pStyle w:val="my-2"/>
         <w:numPr>
           <w:ilvl w:val="0"/>
-          <w:numId w:val="39"/>
+          <w:numId w:val="36"/>
         </w:numPr>
       </w:pPr>
       <w:proofErr w:type="spellStart"/>
@@ -36521,7 +36515,7 @@
         <w:pStyle w:val="my-2"/>
         <w:numPr>
           <w:ilvl w:val="0"/>
-          <w:numId w:val="39"/>
+          <w:numId w:val="36"/>
         </w:numPr>
       </w:pPr>
       <w:r>
@@ -36539,7 +36533,7 @@
         <w:pStyle w:val="my-2"/>
         <w:numPr>
           <w:ilvl w:val="0"/>
-          <w:numId w:val="39"/>
+          <w:numId w:val="36"/>
         </w:numPr>
       </w:pPr>
       <w:r>
@@ -36579,7 +36573,7 @@
         <w:pStyle w:val="my-2"/>
         <w:numPr>
           <w:ilvl w:val="0"/>
-          <w:numId w:val="40"/>
+          <w:numId w:val="37"/>
         </w:numPr>
         <w:rPr>
           <w:lang w:val="en-US"/>
@@ -36657,6 +36651,9 @@
     <w:p>
       <w:pPr>
         <w:pStyle w:val="my-2"/>
+        <w:rPr>
+          <w:rStyle w:val="HTML1"/>
+        </w:rPr>
       </w:pPr>
       <w:r>
         <w:rPr>
@@ -36775,6 +36772,5890 @@
         <w:t>датасет</w:t>
       </w:r>
       <w:proofErr w:type="spellEnd"/>
+    </w:p>
+    <w:p>
+      <w:pPr>
+        <w:spacing w:after="160" w:line="259" w:lineRule="auto"/>
+        <w:ind w:firstLine="0"/>
+        <w:jc w:val="left"/>
+        <w:rPr>
+          <w:rStyle w:val="HTML1"/>
+          <w:rFonts w:eastAsiaTheme="minorHAnsi"/>
+          <w:color w:val="auto"/>
+          <w:lang w:eastAsia="ru-RU"/>
+        </w:rPr>
+      </w:pPr>
+      <w:r>
+        <w:rPr>
+          <w:rStyle w:val="HTML1"/>
+          <w:rFonts w:eastAsiaTheme="minorHAnsi"/>
+        </w:rPr>
+        <w:br w:type="page"/>
+      </w:r>
+    </w:p>
+    <w:p>
+      <w:pPr>
+        <w:pStyle w:val="20"/>
+        <w:rPr>
+          <w:color w:val="auto"/>
+          <w:sz w:val="36"/>
+          <w:lang w:val="en-US"/>
+        </w:rPr>
+      </w:pPr>
+      <w:r>
+        <w:rPr>
+          <w:rFonts w:ascii="Segoe UI Emoji" w:hAnsi="Segoe UI Emoji" w:cs="Segoe UI Emoji"/>
+        </w:rPr>
+        <w:lastRenderedPageBreak/>
+        <w:t>📄</w:t>
+      </w:r>
+      <w:r>
+        <w:rPr>
+          <w:lang w:val="en-US"/>
+        </w:rPr>
+        <w:t xml:space="preserve"> </w:t>
+      </w:r>
+      <w:r>
+        <w:t>Аннотация</w:t>
+      </w:r>
+      <w:r>
+        <w:rPr>
+          <w:lang w:val="en-US"/>
+        </w:rPr>
+        <w:t>: A comprehensive technical survey of the sensor stack for an autonomous USV...</w:t>
+      </w:r>
+      <w:hyperlink r:id="rId91" w:tgtFrame="_blank" w:history="1">
+        <w:r>
+          <w:rPr>
+            <w:rStyle w:val="inline-block"/>
+            <w:rFonts w:eastAsia="MS Mincho"/>
+            <w:color w:val="0000FF"/>
+            <w:u w:val="single"/>
+            <w:lang w:val="en-US"/>
+          </w:rPr>
+          <w:t>A-comprehensive-technical-survey-of-the-sensor-stack-for-an-autonomous-USV-Unmanned-Surface-Vehi.pdf</w:t>
+        </w:r>
+      </w:hyperlink>
+    </w:p>
+    <w:p>
+      <w:pPr>
+        <w:pStyle w:val="my-2"/>
+        <w:rPr>
+          <w:lang w:val="en-US"/>
+        </w:rPr>
+      </w:pPr>
+      <w:r>
+        <w:rPr>
+          <w:rStyle w:val="af"/>
+          <w:rFonts w:eastAsia="Yu Gothic Light"/>
+        </w:rPr>
+        <w:t>Тип</w:t>
+      </w:r>
+      <w:r>
+        <w:rPr>
+          <w:rStyle w:val="af"/>
+          <w:rFonts w:eastAsia="Yu Gothic Light"/>
+          <w:lang w:val="en-US"/>
+        </w:rPr>
+        <w:t>:</w:t>
+      </w:r>
+      <w:r>
+        <w:rPr>
+          <w:lang w:val="en-US"/>
+        </w:rPr>
+        <w:t xml:space="preserve"> </w:t>
+      </w:r>
+      <w:r>
+        <w:t>Комплексный</w:t>
+      </w:r>
+      <w:r>
+        <w:rPr>
+          <w:lang w:val="en-US"/>
+        </w:rPr>
+        <w:t xml:space="preserve"> </w:t>
+      </w:r>
+      <w:r>
+        <w:t>технический</w:t>
+      </w:r>
+      <w:r>
+        <w:rPr>
+          <w:lang w:val="en-US"/>
+        </w:rPr>
+        <w:t xml:space="preserve"> </w:t>
+      </w:r>
+      <w:r>
+        <w:t>обзор</w:t>
+      </w:r>
+      <w:r>
+        <w:rPr>
+          <w:lang w:val="en-US"/>
+        </w:rPr>
+        <w:t xml:space="preserve"> </w:t>
+      </w:r>
+      <w:r>
+        <w:t>сенсоров</w:t>
+      </w:r>
+      <w:r>
+        <w:rPr>
+          <w:lang w:val="en-US"/>
+        </w:rPr>
+        <w:t xml:space="preserve"> (AI) | </w:t>
+      </w:r>
+      <w:r>
+        <w:rPr>
+          <w:rStyle w:val="af"/>
+          <w:rFonts w:eastAsia="Yu Gothic Light"/>
+        </w:rPr>
+        <w:t>Среда</w:t>
+      </w:r>
+      <w:r>
+        <w:rPr>
+          <w:rStyle w:val="af"/>
+          <w:rFonts w:eastAsia="Yu Gothic Light"/>
+          <w:lang w:val="en-US"/>
+        </w:rPr>
+        <w:t>:</w:t>
+      </w:r>
+      <w:r>
+        <w:rPr>
+          <w:lang w:val="en-US"/>
+        </w:rPr>
+        <w:t xml:space="preserve"> </w:t>
+      </w:r>
+      <w:r>
+        <w:t>Речная</w:t>
+      </w:r>
+      <w:r>
+        <w:rPr>
+          <w:lang w:val="en-US"/>
+        </w:rPr>
+        <w:t xml:space="preserve"> </w:t>
+      </w:r>
+      <w:r>
+        <w:t>навигация</w:t>
+      </w:r>
+      <w:r>
+        <w:rPr>
+          <w:lang w:val="en-US"/>
+        </w:rPr>
+        <w:t xml:space="preserve"> (</w:t>
+      </w:r>
+      <w:r>
+        <w:t>мутная</w:t>
+      </w:r>
+      <w:r>
+        <w:rPr>
+          <w:lang w:val="en-US"/>
+        </w:rPr>
+        <w:t xml:space="preserve"> </w:t>
+      </w:r>
+      <w:r>
+        <w:t>вода</w:t>
+      </w:r>
+      <w:r>
+        <w:rPr>
+          <w:lang w:val="en-US"/>
+        </w:rPr>
+        <w:t xml:space="preserve">, </w:t>
+      </w:r>
+      <w:r>
+        <w:t>сложный</w:t>
+      </w:r>
+      <w:r>
+        <w:rPr>
+          <w:lang w:val="en-US"/>
+        </w:rPr>
+        <w:t xml:space="preserve"> </w:t>
+      </w:r>
+      <w:r>
+        <w:t>берег</w:t>
+      </w:r>
+      <w:r>
+        <w:rPr>
+          <w:lang w:val="en-US"/>
+        </w:rPr>
+        <w:t xml:space="preserve">) </w:t>
+      </w:r>
+      <w:hyperlink r:id="rId92" w:tgtFrame="_blank" w:history="1">
+        <w:r>
+          <w:rPr>
+            <w:rStyle w:val="inline-block"/>
+            <w:rFonts w:eastAsia="MS Mincho"/>
+            <w:color w:val="0000FF"/>
+            <w:u w:val="single"/>
+            <w:lang w:val="en-US"/>
+          </w:rPr>
+          <w:t>A-comprehensive-technical-survey-of-the-sensor-stack-for-an-autonomous-USV-Unmanned-Surface-Vehi.pdf</w:t>
+        </w:r>
+      </w:hyperlink>
+    </w:p>
+    <w:p>
+      <w:r>
+        <w:pict w14:anchorId="0D4544A1">
+          <v:rect id="_x0000_i1109" style="width:0;height:1.5pt" o:hralign="center" o:hrstd="t" o:hr="t" fillcolor="#a0a0a0" stroked="f"/>
+        </w:pict>
+      </w:r>
+    </w:p>
+    <w:p>
+      <w:pPr>
+        <w:pStyle w:val="20"/>
+      </w:pPr>
+      <w:r>
+        <w:t>Структура обзора</w:t>
+      </w:r>
+    </w:p>
+    <w:p>
+      <w:pPr>
+        <w:pStyle w:val="my-2"/>
+      </w:pPr>
+      <w:r>
+        <w:rPr>
+          <w:rStyle w:val="af"/>
+          <w:rFonts w:eastAsia="Yu Gothic Light"/>
+        </w:rPr>
+        <w:t>Часть A. Надводная перцепция:</w:t>
+      </w:r>
+    </w:p>
+    <w:p>
+      <w:pPr>
+        <w:pStyle w:val="my-2"/>
+        <w:numPr>
+          <w:ilvl w:val="0"/>
+          <w:numId w:val="38"/>
+        </w:numPr>
+      </w:pPr>
+      <w:r>
+        <w:rPr>
+          <w:rStyle w:val="af"/>
+          <w:rFonts w:eastAsia="Yu Gothic Light"/>
+        </w:rPr>
+        <w:t>Камеры:</w:t>
+      </w:r>
+      <w:r>
+        <w:t xml:space="preserve"> Global </w:t>
+      </w:r>
+      <w:proofErr w:type="spellStart"/>
+      <w:r>
+        <w:t>Shutter</w:t>
+      </w:r>
+      <w:proofErr w:type="spellEnd"/>
+      <w:r>
+        <w:t xml:space="preserve"> (отсутствие искажений при качке) </w:t>
+      </w:r>
+      <w:proofErr w:type="spellStart"/>
+      <w:r>
+        <w:t>vs</w:t>
+      </w:r>
+      <w:proofErr w:type="spellEnd"/>
+      <w:r>
+        <w:t xml:space="preserve"> Rolling </w:t>
+      </w:r>
+      <w:proofErr w:type="spellStart"/>
+      <w:r>
+        <w:t>Shutter</w:t>
+      </w:r>
+      <w:proofErr w:type="spellEnd"/>
+      <w:r>
+        <w:t>. Обязательность поляризационных фильтров для устранения бликов на воде.</w:t>
+      </w:r>
+    </w:p>
+    <w:p>
+      <w:pPr>
+        <w:pStyle w:val="my-2"/>
+        <w:numPr>
+          <w:ilvl w:val="0"/>
+          <w:numId w:val="38"/>
+        </w:numPr>
+      </w:pPr>
+      <w:proofErr w:type="spellStart"/>
+      <w:r>
+        <w:rPr>
+          <w:rStyle w:val="af"/>
+          <w:rFonts w:eastAsia="Yu Gothic Light"/>
+        </w:rPr>
+        <w:t>LiDAR</w:t>
+      </w:r>
+      <w:proofErr w:type="spellEnd"/>
+      <w:r>
+        <w:rPr>
+          <w:rStyle w:val="af"/>
+          <w:rFonts w:eastAsia="Yu Gothic Light"/>
+        </w:rPr>
+        <w:t>:</w:t>
+      </w:r>
+      <w:r>
+        <w:t xml:space="preserve"> Сравнение </w:t>
+      </w:r>
+      <w:proofErr w:type="spellStart"/>
+      <w:r>
+        <w:t>solid-state</w:t>
+      </w:r>
+      <w:proofErr w:type="spellEnd"/>
+      <w:r>
+        <w:t xml:space="preserve"> и механических </w:t>
+      </w:r>
+      <w:proofErr w:type="spellStart"/>
+      <w:r>
+        <w:t>лидаров</w:t>
+      </w:r>
+      <w:proofErr w:type="spellEnd"/>
+      <w:r>
+        <w:t>. Проблемы поглощения и зеркального отражения ИК-лучей от водной глади.</w:t>
+      </w:r>
+    </w:p>
+    <w:p>
+      <w:pPr>
+        <w:pStyle w:val="my-2"/>
+        <w:numPr>
+          <w:ilvl w:val="0"/>
+          <w:numId w:val="38"/>
+        </w:numPr>
+      </w:pPr>
+      <w:r>
+        <w:rPr>
+          <w:rStyle w:val="af"/>
+          <w:rFonts w:eastAsia="Yu Gothic Light"/>
+        </w:rPr>
+        <w:t>Радар:</w:t>
+      </w:r>
+      <w:r>
+        <w:t xml:space="preserve"> Эффективность компактных </w:t>
+      </w:r>
+      <w:proofErr w:type="spellStart"/>
+      <w:r>
+        <w:t>mmWave</w:t>
+      </w:r>
+      <w:proofErr w:type="spellEnd"/>
+      <w:r>
+        <w:t xml:space="preserve"> радаров для детектирования неметаллических препятствий (топляков) в тумане.</w:t>
+      </w:r>
+    </w:p>
+    <w:p>
+      <w:pPr>
+        <w:pStyle w:val="my-2"/>
+      </w:pPr>
+      <w:r>
+        <w:rPr>
+          <w:rStyle w:val="af"/>
+          <w:rFonts w:eastAsia="Yu Gothic Light"/>
+        </w:rPr>
+        <w:t>Часть B. Подводная перцепция:</w:t>
+      </w:r>
+    </w:p>
+    <w:p>
+      <w:pPr>
+        <w:pStyle w:val="my-2"/>
+        <w:numPr>
+          <w:ilvl w:val="0"/>
+          <w:numId w:val="39"/>
+        </w:numPr>
+      </w:pPr>
+      <w:r>
+        <w:rPr>
+          <w:rStyle w:val="af"/>
+          <w:rFonts w:eastAsia="Yu Gothic Light"/>
+        </w:rPr>
+        <w:t>Акустика (Сонары):</w:t>
+      </w:r>
+      <w:r>
+        <w:t xml:space="preserve"> Однолучевые эхолоты (альтиметры) </w:t>
+      </w:r>
+      <w:proofErr w:type="spellStart"/>
+      <w:r>
+        <w:t>vs</w:t>
+      </w:r>
+      <w:proofErr w:type="spellEnd"/>
+      <w:r>
+        <w:t xml:space="preserve"> FLS (</w:t>
+      </w:r>
+      <w:proofErr w:type="spellStart"/>
+      <w:r>
+        <w:t>Forward-Looking</w:t>
+      </w:r>
+      <w:proofErr w:type="spellEnd"/>
+      <w:r>
+        <w:t xml:space="preserve"> </w:t>
+      </w:r>
+      <w:proofErr w:type="spellStart"/>
+      <w:r>
+        <w:t>Sonar</w:t>
+      </w:r>
+      <w:proofErr w:type="spellEnd"/>
+      <w:r>
+        <w:t xml:space="preserve">) </w:t>
+      </w:r>
+      <w:proofErr w:type="spellStart"/>
+      <w:r>
+        <w:t>vs</w:t>
+      </w:r>
+      <w:proofErr w:type="spellEnd"/>
+      <w:r>
+        <w:t xml:space="preserve"> Side-</w:t>
+      </w:r>
+      <w:proofErr w:type="spellStart"/>
+      <w:r>
+        <w:t>Scan</w:t>
+      </w:r>
+      <w:proofErr w:type="spellEnd"/>
+      <w:r>
+        <w:t xml:space="preserve"> </w:t>
+      </w:r>
+      <w:proofErr w:type="spellStart"/>
+      <w:r>
+        <w:t>Sonar</w:t>
+      </w:r>
+      <w:proofErr w:type="spellEnd"/>
+      <w:r>
+        <w:t>. FLS критичен для обхода подводных препятствий.</w:t>
+      </w:r>
+    </w:p>
+    <w:p>
+      <w:pPr>
+        <w:pStyle w:val="my-2"/>
+        <w:numPr>
+          <w:ilvl w:val="0"/>
+          <w:numId w:val="39"/>
+        </w:numPr>
+      </w:pPr>
+      <w:r>
+        <w:rPr>
+          <w:rStyle w:val="af"/>
+          <w:rFonts w:eastAsia="Yu Gothic Light"/>
+        </w:rPr>
+        <w:t>Оптика:</w:t>
+      </w:r>
+      <w:r>
+        <w:t xml:space="preserve"> Подводные камеры в реках практически бесполезны из-за высокой мутности и затухания света.</w:t>
+      </w:r>
+    </w:p>
+    <w:p>
+      <w:pPr>
+        <w:pStyle w:val="my-2"/>
+      </w:pPr>
+      <w:r>
+        <w:rPr>
+          <w:rStyle w:val="af"/>
+          <w:rFonts w:eastAsia="Yu Gothic Light"/>
+        </w:rPr>
+        <w:t>Часть C. Навигация и локализация:</w:t>
+      </w:r>
+    </w:p>
+    <w:p>
+      <w:pPr>
+        <w:pStyle w:val="my-2"/>
+        <w:numPr>
+          <w:ilvl w:val="0"/>
+          <w:numId w:val="40"/>
+        </w:numPr>
+      </w:pPr>
+      <w:r>
+        <w:rPr>
+          <w:rStyle w:val="af"/>
+          <w:rFonts w:eastAsia="Yu Gothic Light"/>
+        </w:rPr>
+        <w:t>GNSS/GPS:</w:t>
+      </w:r>
+      <w:r>
+        <w:t xml:space="preserve"> Бюджетные L1 модули (u-</w:t>
+      </w:r>
+      <w:proofErr w:type="spellStart"/>
+      <w:r>
+        <w:t>blox</w:t>
+      </w:r>
+      <w:proofErr w:type="spellEnd"/>
+      <w:r>
+        <w:t xml:space="preserve">) </w:t>
+      </w:r>
+      <w:proofErr w:type="spellStart"/>
+      <w:r>
+        <w:t>vs</w:t>
+      </w:r>
+      <w:proofErr w:type="spellEnd"/>
+      <w:r>
+        <w:t xml:space="preserve"> </w:t>
+      </w:r>
+      <w:proofErr w:type="spellStart"/>
+      <w:r>
+        <w:t>двухдиапазонные</w:t>
+      </w:r>
+      <w:proofErr w:type="spellEnd"/>
+      <w:r>
+        <w:t xml:space="preserve"> L1/L5 RTK-системы.</w:t>
+      </w:r>
+    </w:p>
+    <w:p>
+      <w:pPr>
+        <w:pStyle w:val="my-2"/>
+        <w:numPr>
+          <w:ilvl w:val="0"/>
+          <w:numId w:val="40"/>
+        </w:numPr>
+      </w:pPr>
+      <w:r>
+        <w:rPr>
+          <w:rStyle w:val="af"/>
+          <w:rFonts w:eastAsia="Yu Gothic Light"/>
+        </w:rPr>
+        <w:t>IMU:</w:t>
+      </w:r>
+      <w:r>
+        <w:t xml:space="preserve"> Роль акселерометров и гироскопов в компенсации крена/тангажа для камер. Проблема магнитных помех от корпуса лодки на компас (</w:t>
+      </w:r>
+      <w:proofErr w:type="spellStart"/>
+      <w:r>
+        <w:t>hard</w:t>
+      </w:r>
+      <w:proofErr w:type="spellEnd"/>
+      <w:r>
+        <w:t>/</w:t>
+      </w:r>
+      <w:proofErr w:type="spellStart"/>
+      <w:r>
+        <w:t>soft</w:t>
+      </w:r>
+      <w:proofErr w:type="spellEnd"/>
+      <w:r>
+        <w:t xml:space="preserve"> </w:t>
+      </w:r>
+      <w:proofErr w:type="spellStart"/>
+      <w:r>
+        <w:t>iron</w:t>
+      </w:r>
+      <w:proofErr w:type="spellEnd"/>
+      <w:r>
+        <w:t xml:space="preserve"> эффекты).</w:t>
+      </w:r>
+    </w:p>
+    <w:p>
+      <w:pPr>
+        <w:pStyle w:val="my-2"/>
+      </w:pPr>
+      <w:r>
+        <w:rPr>
+          <w:rStyle w:val="af"/>
+          <w:rFonts w:eastAsia="Yu Gothic Light"/>
+        </w:rPr>
+        <w:t>Часть D. Рекомендации (Смета):</w:t>
+      </w:r>
+    </w:p>
+    <w:p>
+      <w:pPr>
+        <w:pStyle w:val="my-2"/>
+        <w:numPr>
+          <w:ilvl w:val="0"/>
+          <w:numId w:val="41"/>
+        </w:numPr>
+      </w:pPr>
+      <w:r>
+        <w:t>Сборка «Research-</w:t>
+      </w:r>
+      <w:proofErr w:type="spellStart"/>
+      <w:r>
+        <w:t>Grade</w:t>
+      </w:r>
+      <w:proofErr w:type="spellEnd"/>
+      <w:r>
+        <w:t xml:space="preserve">» комплекта (COTS-компоненты) для университетского БЭК: </w:t>
+      </w:r>
+      <w:proofErr w:type="spellStart"/>
+      <w:r>
+        <w:t>BlueRobotics</w:t>
+      </w:r>
+      <w:proofErr w:type="spellEnd"/>
+      <w:r>
+        <w:t xml:space="preserve">, </w:t>
+      </w:r>
+      <w:proofErr w:type="spellStart"/>
+      <w:r>
+        <w:t>Emlid</w:t>
+      </w:r>
+      <w:proofErr w:type="spellEnd"/>
+      <w:r>
+        <w:t xml:space="preserve"> </w:t>
+      </w:r>
+      <w:proofErr w:type="spellStart"/>
+      <w:r>
+        <w:t>Reach</w:t>
+      </w:r>
+      <w:proofErr w:type="spellEnd"/>
+      <w:r>
+        <w:t xml:space="preserve">, </w:t>
+      </w:r>
+      <w:proofErr w:type="spellStart"/>
+      <w:r>
+        <w:t>WitMotion</w:t>
+      </w:r>
+      <w:proofErr w:type="spellEnd"/>
+      <w:r>
+        <w:t xml:space="preserve">, OAK-D, Intel </w:t>
+      </w:r>
+      <w:proofErr w:type="spellStart"/>
+      <w:r>
+        <w:t>RealSense</w:t>
+      </w:r>
+      <w:proofErr w:type="spellEnd"/>
+      <w:r>
+        <w:t>. Рекомендации по оптимальному размещению сенсоров для минимизации помех.</w:t>
+      </w:r>
+      <w:hyperlink r:id="rId93" w:tgtFrame="_blank" w:history="1">
+        <w:r>
+          <w:rPr>
+            <w:rStyle w:val="inline-block"/>
+            <w:rFonts w:eastAsia="MS Mincho"/>
+            <w:color w:val="0000FF"/>
+            <w:u w:val="single"/>
+          </w:rPr>
+          <w:t>A-comprehensive-technical-survey-of-the-sensor-stack-for-an-autonomous-USV-Unmanned-Surface-Vehi.pdf</w:t>
+        </w:r>
+      </w:hyperlink>
+    </w:p>
+    <w:p>
+      <w:r>
+        <w:pict w14:anchorId="35668B1D">
+          <v:rect id="_x0000_i1110" style="width:0;height:1.5pt" o:hralign="center" o:hrstd="t" o:hr="t" fillcolor="#a0a0a0" stroked="f"/>
+        </w:pict>
+      </w:r>
+    </w:p>
+    <w:p>
+      <w:pPr>
+        <w:pStyle w:val="my-2"/>
+      </w:pPr>
+      <w:r>
+        <w:rPr>
+          <w:rStyle w:val="af"/>
+          <w:rFonts w:eastAsia="Yu Gothic Light"/>
+        </w:rPr>
+        <w:t>Теги:</w:t>
+      </w:r>
+      <w:r>
+        <w:t xml:space="preserve"> </w:t>
+      </w:r>
+      <w:r>
+        <w:rPr>
+          <w:rStyle w:val="HTML1"/>
+          <w:rFonts w:eastAsia="MS Mincho"/>
+        </w:rPr>
+        <w:t>сенсорный стек</w:t>
+      </w:r>
+      <w:r>
+        <w:t xml:space="preserve"> · </w:t>
+      </w:r>
+      <w:r>
+        <w:rPr>
+          <w:rStyle w:val="HTML1"/>
+          <w:rFonts w:eastAsia="MS Mincho"/>
+        </w:rPr>
+        <w:t>USV</w:t>
+      </w:r>
+      <w:r>
+        <w:t xml:space="preserve"> · </w:t>
+      </w:r>
+      <w:r>
+        <w:rPr>
+          <w:rStyle w:val="HTML1"/>
+          <w:rFonts w:eastAsia="MS Mincho"/>
+        </w:rPr>
+        <w:t>река</w:t>
+      </w:r>
+      <w:r>
+        <w:t xml:space="preserve"> · </w:t>
+      </w:r>
+      <w:r>
+        <w:rPr>
+          <w:rStyle w:val="HTML1"/>
+          <w:rFonts w:eastAsia="MS Mincho"/>
+        </w:rPr>
+        <w:t>мутная вода</w:t>
+      </w:r>
+      <w:r>
+        <w:t xml:space="preserve"> · </w:t>
+      </w:r>
+      <w:r>
+        <w:rPr>
+          <w:rStyle w:val="HTML1"/>
+          <w:rFonts w:eastAsia="MS Mincho"/>
+        </w:rPr>
+        <w:t xml:space="preserve">Global </w:t>
+      </w:r>
+      <w:proofErr w:type="spellStart"/>
+      <w:r>
+        <w:rPr>
+          <w:rStyle w:val="HTML1"/>
+          <w:rFonts w:eastAsia="MS Mincho"/>
+        </w:rPr>
+        <w:t>Shutter</w:t>
+      </w:r>
+      <w:proofErr w:type="spellEnd"/>
+      <w:r>
+        <w:t xml:space="preserve"> · </w:t>
+      </w:r>
+      <w:proofErr w:type="spellStart"/>
+      <w:r>
+        <w:rPr>
+          <w:rStyle w:val="HTML1"/>
+          <w:rFonts w:eastAsia="MS Mincho"/>
+        </w:rPr>
+        <w:t>LiDAR</w:t>
+      </w:r>
+      <w:proofErr w:type="spellEnd"/>
+      <w:r>
+        <w:t xml:space="preserve"> · </w:t>
+      </w:r>
+      <w:proofErr w:type="spellStart"/>
+      <w:r>
+        <w:rPr>
+          <w:rStyle w:val="HTML1"/>
+          <w:rFonts w:eastAsia="MS Mincho"/>
+        </w:rPr>
+        <w:t>mmWave</w:t>
+      </w:r>
+      <w:proofErr w:type="spellEnd"/>
+      <w:r>
+        <w:t xml:space="preserve"> · </w:t>
+      </w:r>
+      <w:r>
+        <w:rPr>
+          <w:rStyle w:val="HTML1"/>
+          <w:rFonts w:eastAsia="MS Mincho"/>
+        </w:rPr>
+        <w:t>FLS сонар</w:t>
+      </w:r>
+      <w:r>
+        <w:t xml:space="preserve"> · </w:t>
+      </w:r>
+      <w:r>
+        <w:rPr>
+          <w:rStyle w:val="HTML1"/>
+          <w:rFonts w:eastAsia="MS Mincho"/>
+        </w:rPr>
+        <w:t>RTK GPS</w:t>
+      </w:r>
+      <w:r>
+        <w:t xml:space="preserve"> · </w:t>
+      </w:r>
+      <w:r>
+        <w:rPr>
+          <w:rStyle w:val="HTML1"/>
+          <w:rFonts w:eastAsia="MS Mincho"/>
+        </w:rPr>
+        <w:t>IMU</w:t>
+      </w:r>
+      <w:r>
+        <w:t xml:space="preserve"> · </w:t>
+      </w:r>
+      <w:r>
+        <w:rPr>
+          <w:rStyle w:val="HTML1"/>
+          <w:rFonts w:eastAsia="MS Mincho"/>
+        </w:rPr>
+        <w:t>COTS</w:t>
+      </w:r>
+    </w:p>
+    <w:p>
+      <w:pPr>
+        <w:spacing w:after="160" w:line="259" w:lineRule="auto"/>
+        <w:ind w:firstLine="0"/>
+        <w:jc w:val="left"/>
+        <w:rPr>
+          <w:rFonts w:eastAsia="Times New Roman" w:cs="Times New Roman"/>
+          <w:color w:val="auto"/>
+          <w:szCs w:val="24"/>
+          <w:lang w:eastAsia="ru-RU"/>
+        </w:rPr>
+      </w:pPr>
+      <w:r>
+        <w:br w:type="page"/>
+      </w:r>
+    </w:p>
+    <w:p>
+      <w:pPr>
+        <w:pStyle w:val="20"/>
+        <w:rPr>
+          <w:color w:val="auto"/>
+          <w:sz w:val="36"/>
+        </w:rPr>
+      </w:pPr>
+      <w:r>
+        <w:rPr>
+          <w:rFonts w:ascii="Segoe UI Emoji" w:hAnsi="Segoe UI Emoji" w:cs="Segoe UI Emoji"/>
+        </w:rPr>
+        <w:lastRenderedPageBreak/>
+        <w:t>📄</w:t>
+      </w:r>
+      <w:r>
+        <w:t xml:space="preserve"> Аннотация: Сравнительный анализ Детекции и Сегментации.pdf</w:t>
+      </w:r>
+    </w:p>
+    <w:p>
+      <w:pPr>
+        <w:pStyle w:val="my-2"/>
+      </w:pPr>
+      <w:r>
+        <w:rPr>
+          <w:rStyle w:val="af"/>
+          <w:rFonts w:eastAsia="MS Mincho"/>
+        </w:rPr>
+        <w:t>Тип:</w:t>
+      </w:r>
+      <w:r>
+        <w:t xml:space="preserve"> Аналитическая справка (AI) | </w:t>
+      </w:r>
+      <w:r>
+        <w:rPr>
+          <w:rStyle w:val="af"/>
+          <w:rFonts w:eastAsia="MS Mincho"/>
+        </w:rPr>
+        <w:t>Фокус:</w:t>
+      </w:r>
+      <w:r>
+        <w:t xml:space="preserve"> Выбор парадигмы CV для карты глубины БЭК </w:t>
+      </w:r>
+      <w:hyperlink r:id="rId94" w:tgtFrame="_blank" w:history="1">
+        <w:r>
+          <w:rPr>
+            <w:rStyle w:val="inline-block"/>
+            <w:rFonts w:eastAsia="Yu Gothic Light"/>
+            <w:color w:val="0000FF"/>
+            <w:u w:val="single"/>
+          </w:rPr>
+          <w:t>Sravnitelnyi-analiz-Detektsii-i-Segmentatsii.pdf</w:t>
+        </w:r>
+      </w:hyperlink>
+    </w:p>
+    <w:p>
+      <w:r>
+        <w:pict w14:anchorId="199069C1">
+          <v:rect id="_x0000_i1113" style="width:0;height:1.5pt" o:hralign="center" o:hrstd="t" o:hr="t" fillcolor="#a0a0a0" stroked="f"/>
+        </w:pict>
+      </w:r>
+    </w:p>
+    <w:p>
+      <w:pPr>
+        <w:pStyle w:val="20"/>
+        <w:rPr>
+          <w:lang w:val="en-US"/>
+        </w:rPr>
+      </w:pPr>
+      <w:r>
+        <w:t>Сравнение</w:t>
+      </w:r>
+      <w:r>
+        <w:rPr>
+          <w:lang w:val="en-US"/>
+        </w:rPr>
+        <w:t xml:space="preserve"> </w:t>
+      </w:r>
+      <w:r>
+        <w:t>подходов</w:t>
+      </w:r>
+      <w:r>
+        <w:rPr>
+          <w:lang w:val="en-US"/>
+        </w:rPr>
+        <w:t xml:space="preserve"> (Object Detection vs Instance Segmentation)</w:t>
+      </w:r>
+    </w:p>
+    <w:tbl>
+      <w:tblPr>
+        <w:tblW w:w="9625" w:type="dxa"/>
+        <w:tblCellSpacing w:w="15" w:type="dxa"/>
+        <w:tblCellMar>
+          <w:top w:w="15" w:type="dxa"/>
+          <w:left w:w="15" w:type="dxa"/>
+          <w:bottom w:w="15" w:type="dxa"/>
+          <w:right w:w="15" w:type="dxa"/>
+        </w:tblCellMar>
+        <w:tblLook w:val="04A0" w:firstRow="1" w:lastRow="0" w:firstColumn="1" w:lastColumn="0" w:noHBand="0" w:noVBand="1"/>
+      </w:tblPr>
+      <w:tblGrid>
+        <w:gridCol w:w="3099"/>
+        <w:gridCol w:w="2044"/>
+        <w:gridCol w:w="2211"/>
+        <w:gridCol w:w="2286"/>
+      </w:tblGrid>
+      <w:tr>
+        <w:trPr>
+          <w:tblHeader/>
+          <w:tblCellSpacing w:w="15" w:type="dxa"/>
+        </w:trPr>
+        <w:tc>
+          <w:tcPr>
+            <w:tcW w:w="0" w:type="auto"/>
+            <w:vAlign w:val="center"/>
+            <w:hideMark/>
+          </w:tcPr>
+          <w:p>
+            <w:pPr>
+              <w:jc w:val="center"/>
+              <w:rPr>
+                <w:b/>
+                <w:bCs/>
+              </w:rPr>
+            </w:pPr>
+            <w:r>
+              <w:rPr>
+                <w:b/>
+                <w:bCs/>
+              </w:rPr>
+              <w:t>Критерий</w:t>
+            </w:r>
+          </w:p>
+        </w:tc>
+        <w:tc>
+          <w:tcPr>
+            <w:tcW w:w="0" w:type="auto"/>
+            <w:vAlign w:val="center"/>
+            <w:hideMark/>
+          </w:tcPr>
+          <w:p>
+            <w:pPr>
+              <w:jc w:val="center"/>
+              <w:rPr>
+                <w:b/>
+                <w:bCs/>
+              </w:rPr>
+            </w:pPr>
+            <w:r>
+              <w:rPr>
+                <w:b/>
+                <w:bCs/>
+              </w:rPr>
+              <w:t>Детекция (</w:t>
+            </w:r>
+            <w:proofErr w:type="spellStart"/>
+            <w:r>
+              <w:rPr>
+                <w:b/>
+                <w:bCs/>
+              </w:rPr>
+              <w:t>Bounding</w:t>
+            </w:r>
+            <w:proofErr w:type="spellEnd"/>
+            <w:r>
+              <w:rPr>
+                <w:b/>
+                <w:bCs/>
+              </w:rPr>
+              <w:t xml:space="preserve"> </w:t>
+            </w:r>
+            <w:proofErr w:type="spellStart"/>
+            <w:r>
+              <w:rPr>
+                <w:b/>
+                <w:bCs/>
+              </w:rPr>
+              <w:t>Boxes</w:t>
+            </w:r>
+            <w:proofErr w:type="spellEnd"/>
+            <w:r>
+              <w:rPr>
+                <w:b/>
+                <w:bCs/>
+              </w:rPr>
+              <w:t>)</w:t>
+            </w:r>
+          </w:p>
+        </w:tc>
+        <w:tc>
+          <w:tcPr>
+            <w:tcW w:w="0" w:type="auto"/>
+            <w:vAlign w:val="center"/>
+            <w:hideMark/>
+          </w:tcPr>
+          <w:p>
+            <w:pPr>
+              <w:jc w:val="center"/>
+              <w:rPr>
+                <w:b/>
+                <w:bCs/>
+              </w:rPr>
+            </w:pPr>
+            <w:r>
+              <w:rPr>
+                <w:b/>
+                <w:bCs/>
+              </w:rPr>
+              <w:t>Сегментация (</w:t>
+            </w:r>
+            <w:proofErr w:type="spellStart"/>
+            <w:r>
+              <w:rPr>
+                <w:b/>
+                <w:bCs/>
+              </w:rPr>
+              <w:t>Pixel</w:t>
+            </w:r>
+            <w:proofErr w:type="spellEnd"/>
+            <w:r>
+              <w:rPr>
+                <w:b/>
+                <w:bCs/>
+              </w:rPr>
+              <w:t xml:space="preserve"> </w:t>
+            </w:r>
+            <w:proofErr w:type="spellStart"/>
+            <w:r>
+              <w:rPr>
+                <w:b/>
+                <w:bCs/>
+              </w:rPr>
+              <w:t>Masks</w:t>
+            </w:r>
+            <w:proofErr w:type="spellEnd"/>
+            <w:r>
+              <w:rPr>
+                <w:b/>
+                <w:bCs/>
+              </w:rPr>
+              <w:t>)</w:t>
+            </w:r>
+          </w:p>
+        </w:tc>
+        <w:tc>
+          <w:tcPr>
+            <w:tcW w:w="0" w:type="auto"/>
+            <w:vAlign w:val="center"/>
+            <w:hideMark/>
+          </w:tcPr>
+          <w:p>
+            <w:pPr>
+              <w:jc w:val="center"/>
+              <w:rPr>
+                <w:b/>
+                <w:bCs/>
+              </w:rPr>
+            </w:pPr>
+            <w:r>
+              <w:rPr>
+                <w:b/>
+                <w:bCs/>
+              </w:rPr>
+              <w:t>Вывод для задачи БЭК</w:t>
+            </w:r>
+          </w:p>
+        </w:tc>
+      </w:tr>
+      <w:tr>
+        <w:trPr>
+          <w:tblCellSpacing w:w="15" w:type="dxa"/>
+        </w:trPr>
+        <w:tc>
+          <w:tcPr>
+            <w:tcW w:w="0" w:type="auto"/>
+            <w:vAlign w:val="center"/>
+            <w:hideMark/>
+          </w:tcPr>
+          <w:p>
+            <w:pPr>
+              <w:jc w:val="left"/>
+            </w:pPr>
+            <w:r>
+              <w:rPr>
+                <w:rStyle w:val="af"/>
+              </w:rPr>
+              <w:t>Точность формы</w:t>
+            </w:r>
+          </w:p>
+        </w:tc>
+        <w:tc>
+          <w:tcPr>
+            <w:tcW w:w="0" w:type="auto"/>
+            <w:vAlign w:val="center"/>
+            <w:hideMark/>
+          </w:tcPr>
+          <w:p>
+            <w:r>
+              <w:t>Низкая. Прямоугольник захватывает много фона (вода/небо).</w:t>
+            </w:r>
+          </w:p>
+        </w:tc>
+        <w:tc>
+          <w:tcPr>
+            <w:tcW w:w="0" w:type="auto"/>
+            <w:vAlign w:val="center"/>
+            <w:hideMark/>
+          </w:tcPr>
+          <w:p>
+            <w:r>
+              <w:rPr>
+                <w:rStyle w:val="af"/>
+              </w:rPr>
+              <w:t>Высокая.</w:t>
+            </w:r>
+            <w:r>
+              <w:t xml:space="preserve"> Точный контур пиксель-в-пиксель.</w:t>
+            </w:r>
+          </w:p>
+        </w:tc>
+        <w:tc>
+          <w:tcPr>
+            <w:tcW w:w="0" w:type="auto"/>
+            <w:vAlign w:val="center"/>
+            <w:hideMark/>
+          </w:tcPr>
+          <w:p>
+            <w:r>
+              <w:rPr>
+                <w:rStyle w:val="af"/>
+              </w:rPr>
+              <w:t>Сегментация</w:t>
+            </w:r>
+            <w:r>
+              <w:t xml:space="preserve"> (для расстояния нужна форма объекта).</w:t>
+            </w:r>
+          </w:p>
+        </w:tc>
+      </w:tr>
+      <w:tr>
+        <w:trPr>
+          <w:tblCellSpacing w:w="15" w:type="dxa"/>
+        </w:trPr>
+        <w:tc>
+          <w:tcPr>
+            <w:tcW w:w="0" w:type="auto"/>
+            <w:vAlign w:val="center"/>
+            <w:hideMark/>
+          </w:tcPr>
+          <w:p>
+            <w:r>
+              <w:rPr>
+                <w:rStyle w:val="af"/>
+              </w:rPr>
+              <w:t>Точность карты глубины</w:t>
+            </w:r>
+          </w:p>
+        </w:tc>
+        <w:tc>
+          <w:tcPr>
+            <w:tcW w:w="0" w:type="auto"/>
+            <w:vAlign w:val="center"/>
+            <w:hideMark/>
+          </w:tcPr>
+          <w:p>
+            <w:r>
+              <w:t xml:space="preserve">Очень низкая. Среднее по </w:t>
+            </w:r>
+            <w:proofErr w:type="spellStart"/>
+            <w:r>
+              <w:t>bbox</w:t>
+            </w:r>
+            <w:proofErr w:type="spellEnd"/>
+            <w:r>
+              <w:t xml:space="preserve"> неверно из-за фона. Оценка по нижней грани — ненадёжная эвристика.</w:t>
+            </w:r>
+          </w:p>
+        </w:tc>
+        <w:tc>
+          <w:tcPr>
+            <w:tcW w:w="0" w:type="auto"/>
+            <w:vAlign w:val="center"/>
+            <w:hideMark/>
+          </w:tcPr>
+          <w:p>
+            <w:r>
+              <w:rPr>
+                <w:rStyle w:val="af"/>
+              </w:rPr>
+              <w:t>Высокая.</w:t>
+            </w:r>
+            <w:r>
+              <w:t xml:space="preserve"> Глубина берётся только для пикселей самого препятствия.</w:t>
+            </w:r>
+          </w:p>
+        </w:tc>
+        <w:tc>
+          <w:tcPr>
+            <w:tcW w:w="0" w:type="auto"/>
+            <w:vAlign w:val="center"/>
+            <w:hideMark/>
+          </w:tcPr>
+          <w:p>
+            <w:r>
+              <w:rPr>
+                <w:rStyle w:val="af"/>
+              </w:rPr>
+              <w:t>Сегментация</w:t>
+            </w:r>
+            <w:r>
+              <w:t xml:space="preserve"> (критично для безопасности).</w:t>
+            </w:r>
+          </w:p>
+        </w:tc>
+      </w:tr>
+      <w:tr>
+        <w:trPr>
+          <w:tblCellSpacing w:w="15" w:type="dxa"/>
+        </w:trPr>
+        <w:tc>
+          <w:tcPr>
+            <w:tcW w:w="0" w:type="auto"/>
+            <w:vAlign w:val="center"/>
+            <w:hideMark/>
+          </w:tcPr>
+          <w:p>
+            <w:r>
+              <w:rPr>
+                <w:rStyle w:val="af"/>
+              </w:rPr>
+              <w:t>Сложные формы</w:t>
+            </w:r>
+          </w:p>
+        </w:tc>
+        <w:tc>
+          <w:tcPr>
+            <w:tcW w:w="0" w:type="auto"/>
+            <w:vAlign w:val="center"/>
+            <w:hideMark/>
+          </w:tcPr>
+          <w:p>
+            <w:r>
+              <w:t>Плохо (бревно, каяк, L-пирс не описать прямоугольником).</w:t>
+            </w:r>
+          </w:p>
+        </w:tc>
+        <w:tc>
+          <w:tcPr>
+            <w:tcW w:w="0" w:type="auto"/>
+            <w:vAlign w:val="center"/>
+            <w:hideMark/>
+          </w:tcPr>
+          <w:p>
+            <w:r>
+              <w:rPr>
+                <w:rStyle w:val="af"/>
+              </w:rPr>
+              <w:t>Отлично.</w:t>
+            </w:r>
+            <w:r>
+              <w:t xml:space="preserve"> Повторяет любую форму.</w:t>
+            </w:r>
+          </w:p>
+        </w:tc>
+        <w:tc>
+          <w:tcPr>
+            <w:tcW w:w="0" w:type="auto"/>
+            <w:vAlign w:val="center"/>
+            <w:hideMark/>
+          </w:tcPr>
+          <w:p>
+            <w:r>
+              <w:rPr>
+                <w:rStyle w:val="af"/>
+              </w:rPr>
+              <w:t>Сегментация.</w:t>
+            </w:r>
+          </w:p>
+        </w:tc>
+      </w:tr>
+      <w:tr>
+        <w:trPr>
+          <w:tblCellSpacing w:w="15" w:type="dxa"/>
+        </w:trPr>
+        <w:tc>
+          <w:tcPr>
+            <w:tcW w:w="0" w:type="auto"/>
+            <w:vAlign w:val="center"/>
+            <w:hideMark/>
+          </w:tcPr>
+          <w:p>
+            <w:r>
+              <w:rPr>
+                <w:rStyle w:val="af"/>
+              </w:rPr>
+              <w:t>Разделение объектов</w:t>
+            </w:r>
+          </w:p>
+        </w:tc>
+        <w:tc>
+          <w:tcPr>
+            <w:tcW w:w="0" w:type="auto"/>
+            <w:vAlign w:val="center"/>
+            <w:hideMark/>
+          </w:tcPr>
+          <w:p>
+            <w:r>
+              <w:t>Хорошо (отдельные рамки).</w:t>
+            </w:r>
+          </w:p>
+        </w:tc>
+        <w:tc>
+          <w:tcPr>
+            <w:tcW w:w="0" w:type="auto"/>
+            <w:vAlign w:val="center"/>
+            <w:hideMark/>
+          </w:tcPr>
+          <w:p>
+            <w:pPr>
+              <w:rPr>
+                <w:lang w:val="en-US"/>
+              </w:rPr>
+            </w:pPr>
+            <w:r>
+              <w:rPr>
+                <w:rStyle w:val="af"/>
+              </w:rPr>
+              <w:t>Отлично</w:t>
+            </w:r>
+            <w:r>
+              <w:rPr>
+                <w:lang w:val="en-US"/>
+              </w:rPr>
+              <w:t xml:space="preserve"> (Instance Segmentation / Mask R-CNN).</w:t>
+            </w:r>
+          </w:p>
+        </w:tc>
+        <w:tc>
+          <w:tcPr>
+            <w:tcW w:w="0" w:type="auto"/>
+            <w:vAlign w:val="center"/>
+            <w:hideMark/>
+          </w:tcPr>
+          <w:p>
+            <w:proofErr w:type="spellStart"/>
+            <w:r>
+              <w:rPr>
+                <w:rStyle w:val="af"/>
+              </w:rPr>
+              <w:t>Instance</w:t>
+            </w:r>
+            <w:proofErr w:type="spellEnd"/>
+            <w:r>
+              <w:rPr>
+                <w:rStyle w:val="af"/>
+              </w:rPr>
+              <w:t xml:space="preserve"> </w:t>
+            </w:r>
+            <w:proofErr w:type="spellStart"/>
+            <w:r>
+              <w:rPr>
+                <w:rStyle w:val="af"/>
+              </w:rPr>
+              <w:t>Segmentation</w:t>
+            </w:r>
+            <w:proofErr w:type="spellEnd"/>
+            <w:r>
+              <w:t xml:space="preserve"> решает проблему слипания масок.</w:t>
+            </w:r>
+          </w:p>
+        </w:tc>
+      </w:tr>
+      <w:tr>
+        <w:trPr>
+          <w:tblCellSpacing w:w="15" w:type="dxa"/>
+        </w:trPr>
+        <w:tc>
+          <w:tcPr>
+            <w:tcW w:w="0" w:type="auto"/>
+            <w:vAlign w:val="center"/>
+            <w:hideMark/>
+          </w:tcPr>
+          <w:p>
+            <w:r>
+              <w:rPr>
+                <w:rStyle w:val="af"/>
+              </w:rPr>
+              <w:t>Скорость/Сложность</w:t>
+            </w:r>
+          </w:p>
+        </w:tc>
+        <w:tc>
+          <w:tcPr>
+            <w:tcW w:w="0" w:type="auto"/>
+            <w:vAlign w:val="center"/>
+            <w:hideMark/>
+          </w:tcPr>
+          <w:p>
+            <w:r>
+              <w:rPr>
+                <w:rStyle w:val="af"/>
+              </w:rPr>
+              <w:t>Выше.</w:t>
+            </w:r>
+            <w:r>
+              <w:t xml:space="preserve"> YOLO работает быстрее.</w:t>
+            </w:r>
+          </w:p>
+        </w:tc>
+        <w:tc>
+          <w:tcPr>
+            <w:tcW w:w="0" w:type="auto"/>
+            <w:vAlign w:val="center"/>
+            <w:hideMark/>
+          </w:tcPr>
+          <w:p>
+            <w:r>
+              <w:t xml:space="preserve">Ниже, работает попиксельно (но YOLOv8-seg даёт </w:t>
+            </w:r>
+            <w:proofErr w:type="spellStart"/>
+            <w:r>
+              <w:t>real-time</w:t>
+            </w:r>
+            <w:proofErr w:type="spellEnd"/>
+            <w:r>
+              <w:t>).</w:t>
+            </w:r>
+          </w:p>
+        </w:tc>
+        <w:tc>
+          <w:tcPr>
+            <w:tcW w:w="0" w:type="auto"/>
+            <w:vAlign w:val="center"/>
+            <w:hideMark/>
+          </w:tcPr>
+          <w:p>
+            <w:r>
+              <w:t>Компромисс оправдан ради точности.</w:t>
+            </w:r>
+          </w:p>
+        </w:tc>
+      </w:tr>
+    </w:tbl>
+    <w:p>
+      <w:pPr>
+        <w:pStyle w:val="my-2"/>
+        <w:rPr>
+          <w:lang w:val="en-US"/>
+        </w:rPr>
+      </w:pPr>
+      <w:hyperlink r:id="rId95" w:tgtFrame="_blank" w:history="1">
+        <w:r>
+          <w:rPr>
+            <w:rStyle w:val="inline-block"/>
+            <w:rFonts w:eastAsia="Yu Gothic Light"/>
+            <w:color w:val="0000FF"/>
+            <w:u w:val="single"/>
+            <w:lang w:val="en-US"/>
+          </w:rPr>
+          <w:t>Sravnitelnyi-analiz-Detektsii-i-Segmentatsii.pdf</w:t>
+        </w:r>
+      </w:hyperlink>
+    </w:p>
+    <w:p>
+      <w:r>
+        <w:pict w14:anchorId="5435D6F2">
+          <v:rect id="_x0000_i1114" style="width:0;height:1.5pt" o:hralign="center" o:hrstd="t" o:hr="t" fillcolor="#a0a0a0" stroked="f"/>
+        </w:pict>
+      </w:r>
+    </w:p>
+    <w:p>
+      <w:pPr>
+        <w:pStyle w:val="20"/>
+      </w:pPr>
+      <w:r>
+        <w:lastRenderedPageBreak/>
+        <w:t>Итоговая рекомендация</w:t>
+      </w:r>
+    </w:p>
+    <w:p>
+      <w:pPr>
+        <w:pStyle w:val="my-2"/>
+      </w:pPr>
+      <w:r>
+        <w:t xml:space="preserve">Для задачи </w:t>
+      </w:r>
+      <w:r>
+        <w:rPr>
+          <w:rStyle w:val="af"/>
+          <w:rFonts w:eastAsia="MS Mincho"/>
+        </w:rPr>
+        <w:t>построения точной карты глубины</w:t>
+      </w:r>
+      <w:r>
+        <w:t xml:space="preserve"> и обеспечения безопасности судна категорически рекомендуется использовать </w:t>
+      </w:r>
+      <w:r>
+        <w:rPr>
+          <w:rStyle w:val="af"/>
+          <w:rFonts w:eastAsia="MS Mincho"/>
+        </w:rPr>
+        <w:t>модели сегментации</w:t>
+      </w:r>
+      <w:r>
+        <w:t xml:space="preserve"> (</w:t>
+      </w:r>
+      <w:proofErr w:type="spellStart"/>
+      <w:r>
+        <w:t>Instance</w:t>
+      </w:r>
+      <w:proofErr w:type="spellEnd"/>
+      <w:r>
+        <w:t xml:space="preserve"> или </w:t>
+      </w:r>
+      <w:proofErr w:type="spellStart"/>
+      <w:r>
+        <w:t>Panoptic</w:t>
+      </w:r>
+      <w:proofErr w:type="spellEnd"/>
+      <w:r>
+        <w:t xml:space="preserve">, например, YOLOv8-seg). Использование </w:t>
+      </w:r>
+      <w:proofErr w:type="spellStart"/>
+      <w:r>
+        <w:t>bounding</w:t>
+      </w:r>
+      <w:proofErr w:type="spellEnd"/>
+      <w:r>
+        <w:t xml:space="preserve"> </w:t>
+      </w:r>
+      <w:proofErr w:type="spellStart"/>
+      <w:r>
+        <w:t>boxes</w:t>
+      </w:r>
+      <w:proofErr w:type="spellEnd"/>
+      <w:r>
+        <w:t xml:space="preserve"> внесёт огромную погрешность в оценку дистанции из-за попадания фоновых пикселей (воды) внутрь прямоугольника, что сделает систему обхода препятствий ненадёжной.</w:t>
+      </w:r>
+      <w:hyperlink r:id="rId96" w:tgtFrame="_blank" w:history="1">
+        <w:r>
+          <w:rPr>
+            <w:rStyle w:val="inline-block"/>
+            <w:rFonts w:eastAsia="Yu Gothic Light"/>
+            <w:color w:val="0000FF"/>
+            <w:u w:val="single"/>
+          </w:rPr>
+          <w:t>Sravnitelnyi-analiz-Detektsii-i-Segmentatsii.pdf</w:t>
+        </w:r>
+      </w:hyperlink>
+    </w:p>
+    <w:p>
+      <w:r>
+        <w:pict w14:anchorId="3083E6D8">
+          <v:rect id="_x0000_i1115" style="width:0;height:1.5pt" o:hralign="center" o:hrstd="t" o:hr="t" fillcolor="#a0a0a0" stroked="f"/>
+        </w:pict>
+      </w:r>
+    </w:p>
+    <w:p>
+      <w:pPr>
+        <w:pStyle w:val="my-2"/>
+      </w:pPr>
+      <w:r>
+        <w:rPr>
+          <w:rStyle w:val="af"/>
+          <w:rFonts w:eastAsia="MS Mincho"/>
+        </w:rPr>
+        <w:t>Теги:</w:t>
+      </w:r>
+      <w:r>
+        <w:t xml:space="preserve"> </w:t>
+      </w:r>
+      <w:r>
+        <w:rPr>
+          <w:rStyle w:val="HTML1"/>
+        </w:rPr>
+        <w:t>сегментация</w:t>
+      </w:r>
+      <w:r>
+        <w:t xml:space="preserve"> · </w:t>
+      </w:r>
+      <w:r>
+        <w:rPr>
+          <w:rStyle w:val="HTML1"/>
+        </w:rPr>
+        <w:t>детекция</w:t>
+      </w:r>
+      <w:r>
+        <w:t xml:space="preserve"> · </w:t>
+      </w:r>
+      <w:proofErr w:type="spellStart"/>
+      <w:r>
+        <w:rPr>
+          <w:rStyle w:val="HTML1"/>
+        </w:rPr>
+        <w:t>bounding</w:t>
+      </w:r>
+      <w:proofErr w:type="spellEnd"/>
+      <w:r>
+        <w:rPr>
+          <w:rStyle w:val="HTML1"/>
+        </w:rPr>
+        <w:t xml:space="preserve"> </w:t>
+      </w:r>
+      <w:proofErr w:type="spellStart"/>
+      <w:r>
+        <w:rPr>
+          <w:rStyle w:val="HTML1"/>
+        </w:rPr>
+        <w:t>box</w:t>
+      </w:r>
+      <w:proofErr w:type="spellEnd"/>
+      <w:r>
+        <w:t xml:space="preserve"> · </w:t>
+      </w:r>
+      <w:proofErr w:type="spellStart"/>
+      <w:r>
+        <w:rPr>
+          <w:rStyle w:val="HTML1"/>
+        </w:rPr>
+        <w:t>pixel</w:t>
+      </w:r>
+      <w:proofErr w:type="spellEnd"/>
+      <w:r>
+        <w:rPr>
+          <w:rStyle w:val="HTML1"/>
+        </w:rPr>
+        <w:t xml:space="preserve"> </w:t>
+      </w:r>
+      <w:proofErr w:type="spellStart"/>
+      <w:r>
+        <w:rPr>
+          <w:rStyle w:val="HTML1"/>
+        </w:rPr>
+        <w:t>mask</w:t>
+      </w:r>
+      <w:proofErr w:type="spellEnd"/>
+      <w:r>
+        <w:t xml:space="preserve"> · </w:t>
+      </w:r>
+      <w:r>
+        <w:rPr>
+          <w:rStyle w:val="HTML1"/>
+        </w:rPr>
+        <w:t>карта глубины</w:t>
+      </w:r>
+      <w:r>
+        <w:t xml:space="preserve"> · </w:t>
+      </w:r>
+      <w:r>
+        <w:rPr>
+          <w:rStyle w:val="HTML1"/>
+        </w:rPr>
+        <w:t>БЭК</w:t>
+      </w:r>
+      <w:r>
+        <w:t xml:space="preserve"> · </w:t>
+      </w:r>
+      <w:proofErr w:type="spellStart"/>
+      <w:r>
+        <w:rPr>
+          <w:rStyle w:val="HTML1"/>
+        </w:rPr>
+        <w:t>Instance</w:t>
+      </w:r>
+      <w:proofErr w:type="spellEnd"/>
+      <w:r>
+        <w:rPr>
+          <w:rStyle w:val="HTML1"/>
+        </w:rPr>
+        <w:t xml:space="preserve"> </w:t>
+      </w:r>
+      <w:proofErr w:type="spellStart"/>
+      <w:r>
+        <w:rPr>
+          <w:rStyle w:val="HTML1"/>
+        </w:rPr>
+        <w:t>Segmentation</w:t>
+      </w:r>
+      <w:proofErr w:type="spellEnd"/>
+    </w:p>
+    <w:p>
+      <w:pPr>
+        <w:spacing w:after="160" w:line="259" w:lineRule="auto"/>
+        <w:ind w:firstLine="0"/>
+        <w:jc w:val="left"/>
+      </w:pPr>
+      <w:r>
+        <w:br w:type="page"/>
+      </w:r>
+    </w:p>
+    <w:p>
+      <w:pPr>
+        <w:pStyle w:val="20"/>
+        <w:rPr>
+          <w:color w:val="auto"/>
+          <w:sz w:val="36"/>
+        </w:rPr>
+      </w:pPr>
+      <w:r>
+        <w:rPr>
+          <w:rFonts w:ascii="Segoe UI Emoji" w:hAnsi="Segoe UI Emoji" w:cs="Segoe UI Emoji"/>
+        </w:rPr>
+        <w:lastRenderedPageBreak/>
+        <w:t>📄</w:t>
+      </w:r>
+      <w:r>
+        <w:t xml:space="preserve"> Аннотация: Запуск симулятора </w:t>
+      </w:r>
+      <w:proofErr w:type="spellStart"/>
+      <w:r>
+        <w:t>Gazebo</w:t>
+      </w:r>
+      <w:proofErr w:type="spellEnd"/>
+      <w:r>
+        <w:t xml:space="preserve"> VRX в </w:t>
+      </w:r>
+      <w:proofErr w:type="spellStart"/>
+      <w:r>
+        <w:t>Docker</w:t>
+      </w:r>
+      <w:proofErr w:type="spellEnd"/>
+      <w:r>
+        <w:t xml:space="preserve"> с Ubuntu (v2)</w:t>
+      </w:r>
+      <w:hyperlink r:id="rId97" w:tgtFrame="_blank" w:history="1">
+        <w:r>
+          <w:rPr>
+            <w:rStyle w:val="inline-block"/>
+            <w:rFonts w:eastAsia="MS Mincho"/>
+            <w:color w:val="0000FF"/>
+            <w:u w:val="single"/>
+          </w:rPr>
+          <w:t>Zapusk_simulyatora_Gazebo_VRX_v2.pdf</w:t>
+        </w:r>
+      </w:hyperlink>
+    </w:p>
+    <w:p>
+      <w:pPr>
+        <w:pStyle w:val="my-2"/>
+      </w:pPr>
+      <w:r>
+        <w:rPr>
+          <w:rStyle w:val="af"/>
+          <w:rFonts w:eastAsia="Yu Gothic Light"/>
+        </w:rPr>
+        <w:t>Тип:</w:t>
+      </w:r>
+      <w:r>
+        <w:t xml:space="preserve"> Технический отчёт/инструкция | </w:t>
+      </w:r>
+      <w:r>
+        <w:rPr>
+          <w:rStyle w:val="af"/>
+          <w:rFonts w:eastAsia="Yu Gothic Light"/>
+        </w:rPr>
+        <w:t>Статус:</w:t>
+      </w:r>
+      <w:r>
+        <w:t xml:space="preserve"> Выполнено (обновлено 02.04.2026) | </w:t>
+      </w:r>
+      <w:r>
+        <w:rPr>
+          <w:rStyle w:val="af"/>
+          <w:rFonts w:eastAsia="Yu Gothic Light"/>
+        </w:rPr>
+        <w:t>Стек:</w:t>
+      </w:r>
+      <w:r>
+        <w:t xml:space="preserve"> ROS2 </w:t>
+      </w:r>
+      <w:proofErr w:type="spellStart"/>
+      <w:r>
+        <w:t>Jazzy</w:t>
+      </w:r>
+      <w:proofErr w:type="spellEnd"/>
+      <w:r>
+        <w:t xml:space="preserve">, </w:t>
+      </w:r>
+      <w:proofErr w:type="spellStart"/>
+      <w:r>
+        <w:t>Gazebo</w:t>
+      </w:r>
+      <w:proofErr w:type="spellEnd"/>
+      <w:r>
+        <w:t xml:space="preserve"> </w:t>
+      </w:r>
+      <w:proofErr w:type="spellStart"/>
+      <w:r>
+        <w:t>Harmonic</w:t>
+      </w:r>
+      <w:proofErr w:type="spellEnd"/>
+      <w:r>
+        <w:t xml:space="preserve">, VRX, </w:t>
+      </w:r>
+      <w:proofErr w:type="spellStart"/>
+      <w:r>
+        <w:t>Docker</w:t>
+      </w:r>
+      <w:proofErr w:type="spellEnd"/>
+      <w:r>
+        <w:t xml:space="preserve"> </w:t>
+      </w:r>
+      <w:hyperlink r:id="rId98" w:tgtFrame="_blank" w:history="1">
+        <w:r>
+          <w:rPr>
+            <w:rStyle w:val="inline-block"/>
+            <w:rFonts w:eastAsia="MS Mincho"/>
+            <w:color w:val="0000FF"/>
+            <w:u w:val="single"/>
+          </w:rPr>
+          <w:t>Zapusk_simulyatora_Gazebo_VRX_v2.pdf</w:t>
+        </w:r>
+      </w:hyperlink>
+    </w:p>
+    <w:p>
+      <w:r>
+        <w:pict w14:anchorId="66DB3166">
+          <v:rect id="_x0000_i1119" style="width:0;height:1.5pt" o:hralign="center" o:hrstd="t" o:hr="t" fillcolor="#a0a0a0" stroked="f"/>
+        </w:pict>
+      </w:r>
+    </w:p>
+    <w:p>
+      <w:pPr>
+        <w:pStyle w:val="20"/>
+      </w:pPr>
+      <w:r>
+        <w:t>Суть документа</w:t>
+      </w:r>
+    </w:p>
+    <w:p>
+      <w:pPr>
+        <w:pStyle w:val="my-2"/>
+      </w:pPr>
+      <w:r>
+        <w:t xml:space="preserve">Отчёт описывает процесс развёртывания </w:t>
+      </w:r>
+      <w:proofErr w:type="spellStart"/>
+      <w:r>
+        <w:t>симуляционной</w:t>
+      </w:r>
+      <w:proofErr w:type="spellEnd"/>
+      <w:r>
+        <w:t xml:space="preserve"> среды для автономного надводного катера (модель WAM-V) в связке ROS2 + </w:t>
+      </w:r>
+      <w:proofErr w:type="spellStart"/>
+      <w:r>
+        <w:t>Gazebo</w:t>
+      </w:r>
+      <w:proofErr w:type="spellEnd"/>
+      <w:r>
+        <w:t xml:space="preserve"> VRX через </w:t>
+      </w:r>
+      <w:proofErr w:type="spellStart"/>
+      <w:r>
+        <w:t>Docker</w:t>
+      </w:r>
+      <w:proofErr w:type="spellEnd"/>
+      <w:r>
+        <w:t>.</w:t>
+      </w:r>
+    </w:p>
+    <w:p>
+      <w:pPr>
+        <w:pStyle w:val="my-2"/>
+      </w:pPr>
+      <w:r>
+        <w:rPr>
+          <w:rStyle w:val="af"/>
+          <w:rFonts w:eastAsia="Yu Gothic Light"/>
+        </w:rPr>
+        <w:t>Причины отказа от RED OS (</w:t>
+      </w:r>
+      <w:proofErr w:type="spellStart"/>
+      <w:r>
+        <w:rPr>
+          <w:rStyle w:val="af"/>
+          <w:rFonts w:eastAsia="Yu Gothic Light"/>
+        </w:rPr>
+        <w:t>импортозамещённый</w:t>
+      </w:r>
+      <w:proofErr w:type="spellEnd"/>
+      <w:r>
+        <w:rPr>
+          <w:rStyle w:val="af"/>
+          <w:rFonts w:eastAsia="Yu Gothic Light"/>
+        </w:rPr>
+        <w:t xml:space="preserve"> Linux):</w:t>
+      </w:r>
+      <w:r>
+        <w:br/>
+        <w:t>Первоначальная попытка запуска на RED OS провалилась из-за системных ограничений университетского ПК:</w:t>
+      </w:r>
+    </w:p>
+    <w:p>
+      <w:pPr>
+        <w:pStyle w:val="my-2"/>
+        <w:numPr>
+          <w:ilvl w:val="0"/>
+          <w:numId w:val="42"/>
+        </w:numPr>
+      </w:pPr>
+      <w:r>
+        <w:t xml:space="preserve">Отсутствие </w:t>
+      </w:r>
+      <w:proofErr w:type="spellStart"/>
+      <w:r>
+        <w:t>rootless</w:t>
+      </w:r>
+      <w:proofErr w:type="spellEnd"/>
+      <w:r>
+        <w:t xml:space="preserve"> </w:t>
+      </w:r>
+      <w:proofErr w:type="spellStart"/>
+      <w:r>
+        <w:t>Docker</w:t>
+      </w:r>
+      <w:proofErr w:type="spellEnd"/>
+      <w:r>
+        <w:t xml:space="preserve"> (нет </w:t>
+      </w:r>
+      <w:proofErr w:type="spellStart"/>
+      <w:r>
+        <w:t>маппингов</w:t>
+      </w:r>
+      <w:proofErr w:type="spellEnd"/>
+      <w:r>
+        <w:t xml:space="preserve"> </w:t>
+      </w:r>
+      <w:proofErr w:type="spellStart"/>
+      <w:r>
+        <w:rPr>
+          <w:rStyle w:val="HTML1"/>
+          <w:rFonts w:eastAsia="MS Mincho"/>
+        </w:rPr>
+        <w:t>subuid</w:t>
+      </w:r>
+      <w:proofErr w:type="spellEnd"/>
+      <w:r>
+        <w:t>/</w:t>
+      </w:r>
+      <w:proofErr w:type="spellStart"/>
+      <w:r>
+        <w:rPr>
+          <w:rStyle w:val="HTML1"/>
+          <w:rFonts w:eastAsia="MS Mincho"/>
+        </w:rPr>
+        <w:t>subgid</w:t>
+      </w:r>
+      <w:proofErr w:type="spellEnd"/>
+      <w:r>
+        <w:t>).</w:t>
+      </w:r>
+    </w:p>
+    <w:p>
+      <w:pPr>
+        <w:pStyle w:val="my-2"/>
+        <w:numPr>
+          <w:ilvl w:val="0"/>
+          <w:numId w:val="42"/>
+        </w:numPr>
+      </w:pPr>
+      <w:r>
+        <w:t xml:space="preserve">Блокировки от </w:t>
+      </w:r>
+      <w:proofErr w:type="spellStart"/>
+      <w:r>
+        <w:t>SELinux</w:t>
+      </w:r>
+      <w:proofErr w:type="spellEnd"/>
+      <w:r>
+        <w:t xml:space="preserve"> в </w:t>
+      </w:r>
+      <w:proofErr w:type="spellStart"/>
+      <w:r>
+        <w:t>enforcing</w:t>
+      </w:r>
+      <w:proofErr w:type="spellEnd"/>
+      <w:r>
+        <w:t>-режиме (запрет проброса X11 и GPU).</w:t>
+      </w:r>
+    </w:p>
+    <w:p>
+      <w:pPr>
+        <w:pStyle w:val="my-2"/>
+        <w:numPr>
+          <w:ilvl w:val="0"/>
+          <w:numId w:val="42"/>
+        </w:numPr>
+      </w:pPr>
+      <w:r>
+        <w:t xml:space="preserve">Отсутствие пакетов ROS2 </w:t>
+      </w:r>
+      <w:proofErr w:type="spellStart"/>
+      <w:r>
+        <w:t>Jazzy</w:t>
+      </w:r>
+      <w:proofErr w:type="spellEnd"/>
+      <w:r>
+        <w:t xml:space="preserve"> под RPM-дистрибутивы.</w:t>
+      </w:r>
+    </w:p>
+    <w:p>
+      <w:pPr>
+        <w:pStyle w:val="my-2"/>
+        <w:numPr>
+          <w:ilvl w:val="0"/>
+          <w:numId w:val="42"/>
+        </w:numPr>
+      </w:pPr>
+      <w:r>
+        <w:t xml:space="preserve">Несовместимость ядра с NVIDIA </w:t>
+      </w:r>
+      <w:proofErr w:type="spellStart"/>
+      <w:r>
+        <w:t>Container</w:t>
+      </w:r>
+      <w:proofErr w:type="spellEnd"/>
+      <w:r>
+        <w:t xml:space="preserve"> </w:t>
+      </w:r>
+      <w:proofErr w:type="spellStart"/>
+      <w:r>
+        <w:t>Toolkit</w:t>
+      </w:r>
+      <w:proofErr w:type="spellEnd"/>
+      <w:r>
+        <w:t>.</w:t>
+      </w:r>
+    </w:p>
+    <w:p>
+      <w:pPr>
+        <w:pStyle w:val="my-2"/>
+        <w:numPr>
+          <w:ilvl w:val="0"/>
+          <w:numId w:val="42"/>
+        </w:numPr>
+      </w:pPr>
+      <w:r>
+        <w:t xml:space="preserve">Отсутствие </w:t>
+      </w:r>
+      <w:proofErr w:type="spellStart"/>
+      <w:r>
+        <w:t>sudo</w:t>
+      </w:r>
+      <w:proofErr w:type="spellEnd"/>
+      <w:r>
+        <w:t>-прав у пользователя.</w:t>
+      </w:r>
+      <w:hyperlink r:id="rId99" w:tgtFrame="_blank" w:history="1">
+        <w:r>
+          <w:rPr>
+            <w:rStyle w:val="inline-block"/>
+            <w:rFonts w:eastAsia="MS Mincho"/>
+            <w:color w:val="0000FF"/>
+            <w:u w:val="single"/>
+          </w:rPr>
+          <w:t>Zapusk_simulyatora_Gazebo_VRX_v2.pdf</w:t>
+        </w:r>
+      </w:hyperlink>
+    </w:p>
+    <w:p>
+      <w:pPr>
+        <w:pStyle w:val="my-2"/>
+      </w:pPr>
+      <w:r>
+        <w:rPr>
+          <w:rStyle w:val="af"/>
+          <w:rFonts w:eastAsia="Yu Gothic Light"/>
+        </w:rPr>
+        <w:t>Решение — переход на Ubuntu 24.04.4 LTS:</w:t>
+      </w:r>
+      <w:r>
+        <w:br/>
+        <w:t xml:space="preserve">Работа была перенесена на соседний рабочий ПК с Ubuntu и RTX 4070, где пользователь добавлен в группу </w:t>
+      </w:r>
+      <w:proofErr w:type="spellStart"/>
+      <w:r>
+        <w:rPr>
+          <w:rStyle w:val="HTML1"/>
+          <w:rFonts w:eastAsia="MS Mincho"/>
+        </w:rPr>
+        <w:t>docker</w:t>
+      </w:r>
+      <w:proofErr w:type="spellEnd"/>
+      <w:r>
+        <w:t xml:space="preserve"> (</w:t>
+      </w:r>
+      <w:proofErr w:type="spellStart"/>
+      <w:r>
+        <w:t>rootful</w:t>
+      </w:r>
+      <w:proofErr w:type="spellEnd"/>
+      <w:r>
+        <w:t xml:space="preserve"> режим), что позволило штатно пробросить GPU и запустить контейнеры с ROS2 </w:t>
+      </w:r>
+      <w:proofErr w:type="spellStart"/>
+      <w:r>
+        <w:t>Jazzy</w:t>
+      </w:r>
+      <w:proofErr w:type="spellEnd"/>
+      <w:r>
+        <w:t xml:space="preserve"> и </w:t>
+      </w:r>
+      <w:proofErr w:type="spellStart"/>
+      <w:r>
+        <w:t>Gazebo</w:t>
+      </w:r>
+      <w:proofErr w:type="spellEnd"/>
+      <w:r>
+        <w:t xml:space="preserve"> </w:t>
+      </w:r>
+      <w:proofErr w:type="spellStart"/>
+      <w:r>
+        <w:t>Harmonic</w:t>
+      </w:r>
+      <w:proofErr w:type="spellEnd"/>
+      <w:r>
+        <w:t xml:space="preserve"> без проблем с правами.</w:t>
+      </w:r>
+      <w:hyperlink r:id="rId100" w:tgtFrame="_blank" w:history="1">
+        <w:r>
+          <w:rPr>
+            <w:rStyle w:val="inline-block"/>
+            <w:rFonts w:eastAsia="MS Mincho"/>
+            <w:color w:val="0000FF"/>
+            <w:u w:val="single"/>
+          </w:rPr>
+          <w:t>Zapusk_simulyatora_Gazebo_VRX_v2.pdf</w:t>
+        </w:r>
+      </w:hyperlink>
+    </w:p>
+    <w:p>
+      <w:r>
+        <w:pict w14:anchorId="0202F67E">
+          <v:rect id="_x0000_i1120" style="width:0;height:1.5pt" o:hralign="center" o:hrstd="t" o:hr="t" fillcolor="#a0a0a0" stroked="f"/>
+        </w:pict>
+      </w:r>
+    </w:p>
+    <w:p>
+      <w:pPr>
+        <w:pStyle w:val="my-2"/>
+      </w:pPr>
+      <w:r>
+        <w:rPr>
+          <w:rStyle w:val="af"/>
+          <w:rFonts w:eastAsia="Yu Gothic Light"/>
+        </w:rPr>
+        <w:t>Теги:</w:t>
+      </w:r>
+      <w:r>
+        <w:t xml:space="preserve"> </w:t>
+      </w:r>
+      <w:proofErr w:type="spellStart"/>
+      <w:r>
+        <w:rPr>
+          <w:rStyle w:val="HTML1"/>
+          <w:rFonts w:eastAsia="MS Mincho"/>
+        </w:rPr>
+        <w:t>Gazebo</w:t>
+      </w:r>
+      <w:proofErr w:type="spellEnd"/>
+      <w:r>
+        <w:rPr>
+          <w:rStyle w:val="HTML1"/>
+          <w:rFonts w:eastAsia="MS Mincho"/>
+        </w:rPr>
+        <w:t xml:space="preserve"> </w:t>
+      </w:r>
+      <w:proofErr w:type="spellStart"/>
+      <w:r>
+        <w:rPr>
+          <w:rStyle w:val="HTML1"/>
+          <w:rFonts w:eastAsia="MS Mincho"/>
+        </w:rPr>
+        <w:t>Harmonic</w:t>
+      </w:r>
+      <w:proofErr w:type="spellEnd"/>
+      <w:r>
+        <w:t xml:space="preserve"> · </w:t>
+      </w:r>
+      <w:r>
+        <w:rPr>
+          <w:rStyle w:val="HTML1"/>
+          <w:rFonts w:eastAsia="MS Mincho"/>
+        </w:rPr>
+        <w:t>VRX</w:t>
+      </w:r>
+      <w:r>
+        <w:t xml:space="preserve"> · </w:t>
+      </w:r>
+      <w:r>
+        <w:rPr>
+          <w:rStyle w:val="HTML1"/>
+          <w:rFonts w:eastAsia="MS Mincho"/>
+        </w:rPr>
+        <w:t xml:space="preserve">ROS2 </w:t>
+      </w:r>
+      <w:proofErr w:type="spellStart"/>
+      <w:r>
+        <w:rPr>
+          <w:rStyle w:val="HTML1"/>
+          <w:rFonts w:eastAsia="MS Mincho"/>
+        </w:rPr>
+        <w:t>Jazzy</w:t>
+      </w:r>
+      <w:proofErr w:type="spellEnd"/>
+      <w:r>
+        <w:t xml:space="preserve"> · </w:t>
+      </w:r>
+      <w:proofErr w:type="spellStart"/>
+      <w:r>
+        <w:rPr>
+          <w:rStyle w:val="HTML1"/>
+          <w:rFonts w:eastAsia="MS Mincho"/>
+        </w:rPr>
+        <w:t>Docker</w:t>
+      </w:r>
+      <w:proofErr w:type="spellEnd"/>
+      <w:r>
+        <w:t xml:space="preserve"> · </w:t>
+      </w:r>
+      <w:r>
+        <w:rPr>
+          <w:rStyle w:val="HTML1"/>
+          <w:rFonts w:eastAsia="MS Mincho"/>
+        </w:rPr>
+        <w:t>БЭК симуляция</w:t>
+      </w:r>
+      <w:r>
+        <w:t xml:space="preserve"> · </w:t>
+      </w:r>
+      <w:r>
+        <w:rPr>
+          <w:rStyle w:val="HTML1"/>
+          <w:rFonts w:eastAsia="MS Mincho"/>
+        </w:rPr>
+        <w:t>WAM-V</w:t>
+      </w:r>
+      <w:r>
+        <w:t xml:space="preserve"> · </w:t>
+      </w:r>
+      <w:r>
+        <w:rPr>
+          <w:rStyle w:val="HTML1"/>
+          <w:rFonts w:eastAsia="MS Mincho"/>
+        </w:rPr>
+        <w:t>RED OS</w:t>
+      </w:r>
+      <w:r>
+        <w:t xml:space="preserve"> · </w:t>
+      </w:r>
+      <w:r>
+        <w:rPr>
+          <w:rStyle w:val="HTML1"/>
+          <w:rFonts w:eastAsia="MS Mincho"/>
+        </w:rPr>
+        <w:t>Ubuntu</w:t>
+      </w:r>
+    </w:p>
+    <w:p>
+      <w:pPr>
+        <w:spacing w:after="160" w:line="259" w:lineRule="auto"/>
+        <w:ind w:firstLine="0"/>
+        <w:jc w:val="left"/>
+      </w:pPr>
+      <w:r>
+        <w:br w:type="page"/>
+      </w:r>
+    </w:p>
+    <w:p>
+      <w:pPr>
+        <w:pStyle w:val="20"/>
+        <w:rPr>
+          <w:color w:val="auto"/>
+          <w:sz w:val="36"/>
+          <w:lang w:val="en-US"/>
+        </w:rPr>
+      </w:pPr>
+      <w:r>
+        <w:rPr>
+          <w:rFonts w:ascii="Segoe UI Emoji" w:hAnsi="Segoe UI Emoji" w:cs="Segoe UI Emoji"/>
+        </w:rPr>
+        <w:lastRenderedPageBreak/>
+        <w:t>📄</w:t>
+      </w:r>
+      <w:r>
+        <w:rPr>
+          <w:lang w:val="en-US"/>
+        </w:rPr>
+        <w:t xml:space="preserve"> </w:t>
+      </w:r>
+      <w:r>
+        <w:t>Аннотация</w:t>
+      </w:r>
+      <w:r>
+        <w:rPr>
+          <w:lang w:val="en-US"/>
+        </w:rPr>
+        <w:t>: VRX_Guide_ROS2_v2.docx</w:t>
+      </w:r>
+      <w:hyperlink r:id="rId101" w:tgtFrame="_blank" w:history="1">
+        <w:r>
+          <w:rPr>
+            <w:rStyle w:val="inline-block"/>
+            <w:rFonts w:eastAsia="MS Mincho"/>
+            <w:color w:val="0000FF"/>
+            <w:u w:val="single"/>
+            <w:lang w:val="en-US"/>
+          </w:rPr>
+          <w:t>VRX_Guide_ROS2_v2.docx</w:t>
+        </w:r>
+      </w:hyperlink>
+    </w:p>
+    <w:p>
+      <w:pPr>
+        <w:pStyle w:val="my-2"/>
+        <w:rPr>
+          <w:lang w:val="en-US"/>
+        </w:rPr>
+      </w:pPr>
+      <w:r>
+        <w:rPr>
+          <w:rStyle w:val="af"/>
+          <w:rFonts w:eastAsia="Yu Gothic Light"/>
+        </w:rPr>
+        <w:t>Тип</w:t>
+      </w:r>
+      <w:r>
+        <w:rPr>
+          <w:rStyle w:val="af"/>
+          <w:rFonts w:eastAsia="Yu Gothic Light"/>
+          <w:lang w:val="en-US"/>
+        </w:rPr>
+        <w:t>:</w:t>
+      </w:r>
+      <w:r>
+        <w:rPr>
+          <w:lang w:val="en-US"/>
+        </w:rPr>
+        <w:t xml:space="preserve"> </w:t>
+      </w:r>
+      <w:r>
+        <w:t>Пошаговое</w:t>
+      </w:r>
+      <w:r>
+        <w:rPr>
+          <w:lang w:val="en-US"/>
+        </w:rPr>
+        <w:t xml:space="preserve"> </w:t>
+      </w:r>
+      <w:r>
+        <w:t>техническое</w:t>
+      </w:r>
+      <w:r>
+        <w:rPr>
+          <w:lang w:val="en-US"/>
+        </w:rPr>
+        <w:t xml:space="preserve"> </w:t>
+      </w:r>
+      <w:r>
+        <w:t>руководство</w:t>
+      </w:r>
+      <w:r>
+        <w:rPr>
+          <w:lang w:val="en-US"/>
+        </w:rPr>
+        <w:t xml:space="preserve"> (AI) | </w:t>
+      </w:r>
+      <w:r>
+        <w:rPr>
+          <w:rStyle w:val="af"/>
+          <w:rFonts w:eastAsia="Yu Gothic Light"/>
+        </w:rPr>
+        <w:t>Март</w:t>
+      </w:r>
+      <w:r>
+        <w:rPr>
+          <w:rStyle w:val="af"/>
+          <w:rFonts w:eastAsia="Yu Gothic Light"/>
+          <w:lang w:val="en-US"/>
+        </w:rPr>
+        <w:t xml:space="preserve"> 2026</w:t>
+      </w:r>
+      <w:r>
+        <w:rPr>
+          <w:lang w:val="en-US"/>
+        </w:rPr>
+        <w:t xml:space="preserve"> | </w:t>
+      </w:r>
+      <w:r>
+        <w:rPr>
+          <w:rStyle w:val="af"/>
+          <w:rFonts w:eastAsia="Yu Gothic Light"/>
+        </w:rPr>
+        <w:t>Стек</w:t>
+      </w:r>
+      <w:r>
+        <w:rPr>
+          <w:rStyle w:val="af"/>
+          <w:rFonts w:eastAsia="Yu Gothic Light"/>
+          <w:lang w:val="en-US"/>
+        </w:rPr>
+        <w:t>:</w:t>
+      </w:r>
+      <w:r>
+        <w:rPr>
+          <w:lang w:val="en-US"/>
+        </w:rPr>
+        <w:t xml:space="preserve"> Ubuntu 24.04 (Docker), ROS2 Jazzy, Gazebo Harmonic, VRX </w:t>
+      </w:r>
+      <w:hyperlink r:id="rId102" w:tgtFrame="_blank" w:history="1">
+        <w:r>
+          <w:rPr>
+            <w:rStyle w:val="inline-block"/>
+            <w:rFonts w:eastAsia="MS Mincho"/>
+            <w:color w:val="0000FF"/>
+            <w:u w:val="single"/>
+            <w:lang w:val="en-US"/>
+          </w:rPr>
+          <w:t>VRX_Guide_ROS2_v2.docx</w:t>
+        </w:r>
+      </w:hyperlink>
+    </w:p>
+    <w:p>
+      <w:r>
+        <w:pict w14:anchorId="78A3F8CF">
+          <v:rect id="_x0000_i1123" style="width:0;height:1.5pt" o:hralign="center" o:hrstd="t" o:hr="t" fillcolor="#a0a0a0" stroked="f"/>
+        </w:pict>
+      </w:r>
+    </w:p>
+    <w:p>
+      <w:pPr>
+        <w:pStyle w:val="20"/>
+      </w:pPr>
+      <w:r>
+        <w:t>Структура руководства</w:t>
+      </w:r>
+    </w:p>
+    <w:p>
+      <w:pPr>
+        <w:pStyle w:val="my-2"/>
+      </w:pPr>
+      <w:r>
+        <w:rPr>
+          <w:rStyle w:val="af"/>
+          <w:rFonts w:eastAsia="Yu Gothic Light"/>
+        </w:rPr>
+        <w:t>Задача 1: Обзор концепций</w:t>
+      </w:r>
+      <w:r>
+        <w:br/>
+        <w:t xml:space="preserve">Объяснение архитектуры: </w:t>
+      </w:r>
+      <w:proofErr w:type="spellStart"/>
+      <w:r>
+        <w:rPr>
+          <w:rStyle w:val="HTML1"/>
+        </w:rPr>
+        <w:t>gz-transport</w:t>
+      </w:r>
+      <w:proofErr w:type="spellEnd"/>
+      <w:r>
+        <w:t xml:space="preserve"> (</w:t>
+      </w:r>
+      <w:proofErr w:type="spellStart"/>
+      <w:r>
+        <w:t>Gazebo</w:t>
+      </w:r>
+      <w:proofErr w:type="spellEnd"/>
+      <w:r>
+        <w:t xml:space="preserve">) и </w:t>
+      </w:r>
+      <w:r>
+        <w:rPr>
+          <w:rStyle w:val="HTML1"/>
+        </w:rPr>
+        <w:t>DDS</w:t>
+      </w:r>
+      <w:r>
+        <w:t xml:space="preserve"> (ROS2) не общаются напрямую. Нужен узел-переводчик </w:t>
+      </w:r>
+      <w:proofErr w:type="spellStart"/>
+      <w:r>
+        <w:rPr>
+          <w:rStyle w:val="HTML1"/>
+        </w:rPr>
+        <w:t>ros_gz_bridge</w:t>
+      </w:r>
+      <w:proofErr w:type="spellEnd"/>
+      <w:r>
+        <w:t>. Описание принципов генерации URDF модели WAM-V из YAML-конфигов (</w:t>
+      </w:r>
+      <w:proofErr w:type="spellStart"/>
+      <w:r>
+        <w:t>component</w:t>
+      </w:r>
+      <w:proofErr w:type="spellEnd"/>
+      <w:r>
+        <w:t xml:space="preserve"> и </w:t>
+      </w:r>
+      <w:proofErr w:type="spellStart"/>
+      <w:r>
+        <w:t>thruster</w:t>
+      </w:r>
+      <w:proofErr w:type="spellEnd"/>
+      <w:r>
+        <w:t>) и соглашений по именованию топиков (</w:t>
+      </w:r>
+      <w:r>
+        <w:rPr>
+          <w:rStyle w:val="HTML1"/>
+        </w:rPr>
+        <w:t>/</w:t>
+      </w:r>
+      <w:proofErr w:type="spellStart"/>
+      <w:r>
+        <w:rPr>
+          <w:rStyle w:val="HTML1"/>
+        </w:rPr>
+        <w:t>wamv</w:t>
+      </w:r>
+      <w:proofErr w:type="spellEnd"/>
+      <w:r>
+        <w:rPr>
+          <w:rStyle w:val="HTML1"/>
+        </w:rPr>
+        <w:t>/...</w:t>
+      </w:r>
+      <w:r>
+        <w:t>).</w:t>
+      </w:r>
+      <w:hyperlink r:id="rId103" w:tgtFrame="_blank" w:history="1">
+        <w:r>
+          <w:rPr>
+            <w:rStyle w:val="inline-block"/>
+            <w:rFonts w:eastAsia="MS Mincho"/>
+            <w:color w:val="0000FF"/>
+            <w:u w:val="single"/>
+          </w:rPr>
+          <w:t>VRX_Guide_ROS2_v2.docx</w:t>
+        </w:r>
+      </w:hyperlink>
+    </w:p>
+    <w:p>
+      <w:pPr>
+        <w:pStyle w:val="my-2"/>
+      </w:pPr>
+      <w:r>
+        <w:rPr>
+          <w:rStyle w:val="af"/>
+          <w:rFonts w:eastAsia="Yu Gothic Light"/>
+        </w:rPr>
+        <w:t>Задача 2: Конфигурация сенсоров</w:t>
+      </w:r>
+      <w:r>
+        <w:br/>
+        <w:t>Настройка катамарана WAM-V для БЭК:</w:t>
+      </w:r>
+    </w:p>
+    <w:p>
+      <w:pPr>
+        <w:pStyle w:val="my-2"/>
+        <w:numPr>
+          <w:ilvl w:val="0"/>
+          <w:numId w:val="43"/>
+        </w:numPr>
+      </w:pPr>
+      <w:r>
+        <w:rPr>
+          <w:rStyle w:val="af"/>
+          <w:rFonts w:eastAsia="Yu Gothic Light"/>
+        </w:rPr>
+        <w:t>3 камеры</w:t>
+      </w:r>
+      <w:r>
+        <w:t xml:space="preserve"> (центр, левая +60°, правая -60°) на высоте 1.5м для суммарного FOV ~300°</w:t>
+      </w:r>
+    </w:p>
+    <w:p>
+      <w:pPr>
+        <w:pStyle w:val="my-2"/>
+        <w:numPr>
+          <w:ilvl w:val="0"/>
+          <w:numId w:val="43"/>
+        </w:numPr>
+      </w:pPr>
+      <w:r>
+        <w:t>GPS и IMU</w:t>
+      </w:r>
+    </w:p>
+    <w:p>
+      <w:pPr>
+        <w:pStyle w:val="my-2"/>
+        <w:numPr>
+          <w:ilvl w:val="0"/>
+          <w:numId w:val="43"/>
+        </w:numPr>
+      </w:pPr>
+      <w:r>
+        <w:rPr>
+          <w:rStyle w:val="af"/>
+          <w:rFonts w:eastAsia="Yu Gothic Light"/>
+        </w:rPr>
+        <w:t>H-конфигурация</w:t>
+      </w:r>
+      <w:r>
+        <w:t xml:space="preserve"> движителей (2 мотора в корме)</w:t>
+      </w:r>
+    </w:p>
+    <w:p>
+      <w:pPr>
+        <w:pStyle w:val="my-2"/>
+        <w:numPr>
+          <w:ilvl w:val="0"/>
+          <w:numId w:val="43"/>
+        </w:numPr>
+        <w:rPr>
+          <w:lang w:val="en-US"/>
+        </w:rPr>
+      </w:pPr>
+      <w:r>
+        <w:t>Генерация</w:t>
+      </w:r>
+      <w:r>
+        <w:rPr>
+          <w:lang w:val="en-US"/>
+        </w:rPr>
+        <w:t xml:space="preserve"> URDF: </w:t>
+      </w:r>
+      <w:r>
+        <w:rPr>
+          <w:rStyle w:val="HTML1"/>
+          <w:lang w:val="en-US"/>
+        </w:rPr>
+        <w:t xml:space="preserve">ros2 launch </w:t>
+      </w:r>
+      <w:proofErr w:type="spellStart"/>
+      <w:r>
+        <w:rPr>
+          <w:rStyle w:val="HTML1"/>
+          <w:lang w:val="en-US"/>
+        </w:rPr>
+        <w:t>vrx_gazebo</w:t>
+      </w:r>
+      <w:proofErr w:type="spellEnd"/>
+      <w:r>
+        <w:rPr>
+          <w:rStyle w:val="HTML1"/>
+          <w:lang w:val="en-US"/>
+        </w:rPr>
+        <w:t xml:space="preserve"> generate_wamv.launch.py</w:t>
+      </w:r>
+      <w:hyperlink r:id="rId104" w:tgtFrame="_blank" w:history="1">
+        <w:r>
+          <w:rPr>
+            <w:rStyle w:val="inline-block"/>
+            <w:rFonts w:eastAsia="MS Mincho"/>
+            <w:color w:val="0000FF"/>
+            <w:u w:val="single"/>
+            <w:lang w:val="en-US"/>
+          </w:rPr>
+          <w:t>VRX_Guide_ROS2_v2.docx</w:t>
+        </w:r>
+      </w:hyperlink>
+    </w:p>
+    <w:p>
+      <w:pPr>
+        <w:pStyle w:val="my-2"/>
+      </w:pPr>
+      <w:r>
+        <w:rPr>
+          <w:rStyle w:val="af"/>
+          <w:rFonts w:eastAsia="Yu Gothic Light"/>
+        </w:rPr>
+        <w:t>Задача 3: Визуализация и запись данных</w:t>
+      </w:r>
+    </w:p>
+    <w:p>
+      <w:pPr>
+        <w:pStyle w:val="my-2"/>
+        <w:numPr>
+          <w:ilvl w:val="0"/>
+          <w:numId w:val="44"/>
+        </w:numPr>
+      </w:pPr>
+      <w:r>
+        <w:t xml:space="preserve">Запуск </w:t>
+      </w:r>
+      <w:r>
+        <w:rPr>
+          <w:rStyle w:val="HTML1"/>
+        </w:rPr>
+        <w:t>rviz2</w:t>
+      </w:r>
+      <w:r>
+        <w:t xml:space="preserve"> (</w:t>
+      </w:r>
+      <w:proofErr w:type="spellStart"/>
+      <w:r>
+        <w:t>Fixed</w:t>
+      </w:r>
+      <w:proofErr w:type="spellEnd"/>
+      <w:r>
+        <w:t xml:space="preserve"> </w:t>
+      </w:r>
+      <w:proofErr w:type="spellStart"/>
+      <w:r>
+        <w:t>frame</w:t>
+      </w:r>
+      <w:proofErr w:type="spellEnd"/>
+      <w:r>
+        <w:t xml:space="preserve">: </w:t>
+      </w:r>
+      <w:proofErr w:type="spellStart"/>
+      <w:r>
+        <w:rPr>
+          <w:rStyle w:val="HTML1"/>
+        </w:rPr>
+        <w:t>wamv</w:t>
+      </w:r>
+      <w:proofErr w:type="spellEnd"/>
+      <w:r>
+        <w:rPr>
+          <w:rStyle w:val="HTML1"/>
+        </w:rPr>
+        <w:t>/</w:t>
+      </w:r>
+      <w:proofErr w:type="spellStart"/>
+      <w:r>
+        <w:rPr>
+          <w:rStyle w:val="HTML1"/>
+        </w:rPr>
+        <w:t>wamv</w:t>
+      </w:r>
+      <w:proofErr w:type="spellEnd"/>
+      <w:r>
+        <w:rPr>
+          <w:rStyle w:val="HTML1"/>
+        </w:rPr>
+        <w:t>/</w:t>
+      </w:r>
+      <w:proofErr w:type="spellStart"/>
+      <w:r>
+        <w:rPr>
+          <w:rStyle w:val="HTML1"/>
+        </w:rPr>
+        <w:t>base_link</w:t>
+      </w:r>
+      <w:proofErr w:type="spellEnd"/>
+      <w:r>
+        <w:t>) для отображения камер, GPS, IMU.</w:t>
+      </w:r>
+    </w:p>
+    <w:p>
+      <w:pPr>
+        <w:pStyle w:val="my-2"/>
+        <w:numPr>
+          <w:ilvl w:val="0"/>
+          <w:numId w:val="44"/>
+        </w:numPr>
+        <w:rPr>
+          <w:lang w:val="en-US"/>
+        </w:rPr>
+      </w:pPr>
+      <w:r>
+        <w:t>Запись</w:t>
+      </w:r>
+      <w:r>
+        <w:rPr>
+          <w:lang w:val="en-US"/>
+        </w:rPr>
+        <w:t xml:space="preserve"> </w:t>
+      </w:r>
+      <w:proofErr w:type="spellStart"/>
+      <w:r>
+        <w:t>датасетов</w:t>
+      </w:r>
+      <w:proofErr w:type="spellEnd"/>
+      <w:r>
+        <w:rPr>
+          <w:lang w:val="en-US"/>
+        </w:rPr>
+        <w:t xml:space="preserve">: </w:t>
+      </w:r>
+      <w:r>
+        <w:rPr>
+          <w:rStyle w:val="HTML1"/>
+          <w:lang w:val="en-US"/>
+        </w:rPr>
+        <w:t xml:space="preserve">ros2 bag record -o </w:t>
+      </w:r>
+      <w:proofErr w:type="spellStart"/>
+      <w:r>
+        <w:rPr>
+          <w:rStyle w:val="HTML1"/>
+          <w:lang w:val="en-US"/>
+        </w:rPr>
+        <w:t>my_dataset</w:t>
+      </w:r>
+      <w:proofErr w:type="spellEnd"/>
+    </w:p>
+    <w:p>
+      <w:pPr>
+        <w:pStyle w:val="my-2"/>
+        <w:numPr>
+          <w:ilvl w:val="0"/>
+          <w:numId w:val="44"/>
+        </w:numPr>
+      </w:pPr>
+      <w:r>
+        <w:rPr>
+          <w:lang w:val="en-US"/>
+        </w:rPr>
+        <w:t>Python-</w:t>
+      </w:r>
+      <w:r>
+        <w:t>скрипт</w:t>
+      </w:r>
+      <w:r>
+        <w:rPr>
+          <w:lang w:val="en-US"/>
+        </w:rPr>
+        <w:t xml:space="preserve"> (</w:t>
+      </w:r>
+      <w:r>
+        <w:t>библиотека</w:t>
+      </w:r>
+      <w:r>
+        <w:rPr>
+          <w:lang w:val="en-US"/>
+        </w:rPr>
+        <w:t xml:space="preserve"> </w:t>
+      </w:r>
+      <w:proofErr w:type="spellStart"/>
+      <w:r>
+        <w:rPr>
+          <w:rStyle w:val="HTML1"/>
+          <w:lang w:val="en-US"/>
+        </w:rPr>
+        <w:t>rosbags</w:t>
+      </w:r>
+      <w:proofErr w:type="spellEnd"/>
+      <w:r>
+        <w:rPr>
+          <w:lang w:val="en-US"/>
+        </w:rPr>
+        <w:t xml:space="preserve">) </w:t>
+      </w:r>
+      <w:r>
+        <w:t>для</w:t>
+      </w:r>
+      <w:r>
+        <w:rPr>
+          <w:lang w:val="en-US"/>
+        </w:rPr>
+        <w:t xml:space="preserve"> </w:t>
+      </w:r>
+      <w:r>
+        <w:t>извлечения</w:t>
+      </w:r>
+      <w:r>
+        <w:rPr>
+          <w:lang w:val="en-US"/>
+        </w:rPr>
+        <w:t xml:space="preserve"> PNG-</w:t>
+      </w:r>
+      <w:r>
+        <w:t>кадров</w:t>
+      </w:r>
+      <w:r>
+        <w:rPr>
+          <w:lang w:val="en-US"/>
+        </w:rPr>
+        <w:t xml:space="preserve"> </w:t>
+      </w:r>
+      <w:r>
+        <w:t>из</w:t>
+      </w:r>
+      <w:r>
+        <w:rPr>
+          <w:lang w:val="en-US"/>
+        </w:rPr>
+        <w:t xml:space="preserve"> </w:t>
+      </w:r>
+      <w:proofErr w:type="spellStart"/>
+      <w:r>
+        <w:rPr>
+          <w:lang w:val="en-US"/>
+        </w:rPr>
+        <w:t>rosbag</w:t>
+      </w:r>
+      <w:proofErr w:type="spellEnd"/>
+      <w:r>
+        <w:rPr>
+          <w:lang w:val="en-US"/>
+        </w:rPr>
+        <w:t xml:space="preserve"> </w:t>
+      </w:r>
+      <w:r>
+        <w:t>для</w:t>
+      </w:r>
+      <w:r>
+        <w:rPr>
+          <w:lang w:val="en-US"/>
+        </w:rPr>
+        <w:t xml:space="preserve"> </w:t>
+      </w:r>
+      <w:r>
+        <w:t>обучения</w:t>
+      </w:r>
+      <w:r>
+        <w:rPr>
+          <w:lang w:val="en-US"/>
+        </w:rPr>
+        <w:t xml:space="preserve"> YOLO/</w:t>
+      </w:r>
+      <w:r>
+        <w:t>сегментации</w:t>
+      </w:r>
+      <w:r>
+        <w:rPr>
+          <w:lang w:val="en-US"/>
+        </w:rPr>
+        <w:t>.</w:t>
+      </w:r>
+      <w:hyperlink r:id="rId105" w:tgtFrame="_blank" w:history="1">
+        <w:r>
+          <w:rPr>
+            <w:rStyle w:val="inline-block"/>
+            <w:rFonts w:eastAsia="MS Mincho"/>
+            <w:color w:val="0000FF"/>
+            <w:u w:val="single"/>
+          </w:rPr>
+          <w:t>VRX_Guide_ROS2_v2.docx</w:t>
+        </w:r>
+      </w:hyperlink>
+    </w:p>
+    <w:p>
+      <w:pPr>
+        <w:pStyle w:val="my-2"/>
+      </w:pPr>
+      <w:r>
+        <w:rPr>
+          <w:rStyle w:val="af"/>
+          <w:rFonts w:eastAsia="Yu Gothic Light"/>
+        </w:rPr>
+        <w:t>Задача 4: Задание маршрута</w:t>
+      </w:r>
+      <w:r>
+        <w:br/>
+        <w:t>Способы управления катамараном:</w:t>
+      </w:r>
+    </w:p>
+    <w:p>
+      <w:pPr>
+        <w:pStyle w:val="my-2"/>
+        <w:numPr>
+          <w:ilvl w:val="0"/>
+          <w:numId w:val="45"/>
+        </w:numPr>
+      </w:pPr>
+      <w:r>
+        <w:t xml:space="preserve">Ручной </w:t>
+      </w:r>
+      <w:proofErr w:type="spellStart"/>
+      <w:r>
+        <w:t>паблишинг</w:t>
+      </w:r>
+      <w:proofErr w:type="spellEnd"/>
+      <w:r>
+        <w:t xml:space="preserve"> в топики тяги (</w:t>
+      </w:r>
+      <w:proofErr w:type="spellStart"/>
+      <w:r>
+        <w:rPr>
+          <w:rStyle w:val="HTML1"/>
+        </w:rPr>
+        <w:t>std_msgs</w:t>
+      </w:r>
+      <w:proofErr w:type="spellEnd"/>
+      <w:r>
+        <w:rPr>
+          <w:rStyle w:val="HTML1"/>
+        </w:rPr>
+        <w:t>/Float64</w:t>
+      </w:r>
+      <w:r>
+        <w:t>).</w:t>
+      </w:r>
+    </w:p>
+    <w:p>
+      <w:pPr>
+        <w:pStyle w:val="my-2"/>
+        <w:numPr>
+          <w:ilvl w:val="0"/>
+          <w:numId w:val="45"/>
+        </w:numPr>
+      </w:pPr>
+      <w:r>
+        <w:t>Джойстик (</w:t>
+      </w:r>
+      <w:proofErr w:type="spellStart"/>
+      <w:r>
+        <w:t>teleop</w:t>
+      </w:r>
+      <w:proofErr w:type="spellEnd"/>
+      <w:r>
+        <w:t>).</w:t>
+      </w:r>
+    </w:p>
+    <w:p>
+      <w:pPr>
+        <w:pStyle w:val="my-2"/>
+        <w:numPr>
+          <w:ilvl w:val="0"/>
+          <w:numId w:val="45"/>
+        </w:numPr>
+      </w:pPr>
+      <w:r>
+        <w:t>Простой Python-скрипт (P-регулятор) для следования к заданным GPS-координатам.</w:t>
+      </w:r>
+      <w:hyperlink r:id="rId106" w:tgtFrame="_blank" w:history="1">
+        <w:r>
+          <w:rPr>
+            <w:rStyle w:val="inline-block"/>
+            <w:rFonts w:eastAsia="MS Mincho"/>
+            <w:color w:val="0000FF"/>
+            <w:u w:val="single"/>
+          </w:rPr>
+          <w:t>VRX_Guide_ROS2_v2.docx</w:t>
+        </w:r>
+      </w:hyperlink>
+    </w:p>
+    <w:p>
+      <w:pPr>
+        <w:pStyle w:val="my-2"/>
+      </w:pPr>
+      <w:r>
+        <w:rPr>
+          <w:rStyle w:val="af"/>
+          <w:rFonts w:eastAsia="Yu Gothic Light"/>
+        </w:rPr>
+        <w:t>Задача 5: Добавление объектов (препятствий)</w:t>
+      </w:r>
+    </w:p>
+    <w:p>
+      <w:pPr>
+        <w:pStyle w:val="my-2"/>
+        <w:numPr>
+          <w:ilvl w:val="0"/>
+          <w:numId w:val="46"/>
+        </w:numPr>
+      </w:pPr>
+      <w:r>
+        <w:rPr>
+          <w:rStyle w:val="af"/>
+          <w:rFonts w:eastAsia="Yu Gothic Light"/>
+        </w:rPr>
+        <w:t>Статически:</w:t>
+      </w:r>
+      <w:r>
+        <w:t xml:space="preserve"> через </w:t>
+      </w:r>
+      <w:proofErr w:type="spellStart"/>
+      <w:r>
+        <w:t>кастомный</w:t>
+      </w:r>
+      <w:proofErr w:type="spellEnd"/>
+      <w:r>
+        <w:t xml:space="preserve"> </w:t>
+      </w:r>
+      <w:r>
+        <w:rPr>
+          <w:rStyle w:val="HTML1"/>
+        </w:rPr>
+        <w:t>.</w:t>
+      </w:r>
+      <w:proofErr w:type="spellStart"/>
+      <w:r>
+        <w:rPr>
+          <w:rStyle w:val="HTML1"/>
+        </w:rPr>
+        <w:t>sdf</w:t>
+      </w:r>
+      <w:proofErr w:type="spellEnd"/>
+      <w:r>
+        <w:t xml:space="preserve"> мир (прописывание тегов </w:t>
+      </w:r>
+      <w:r>
+        <w:rPr>
+          <w:rStyle w:val="HTML1"/>
+        </w:rPr>
+        <w:t>&lt;</w:t>
+      </w:r>
+      <w:proofErr w:type="spellStart"/>
+      <w:r>
+        <w:rPr>
+          <w:rStyle w:val="HTML1"/>
+        </w:rPr>
+        <w:t>include</w:t>
+      </w:r>
+      <w:proofErr w:type="spellEnd"/>
+      <w:r>
+        <w:rPr>
+          <w:rStyle w:val="HTML1"/>
+        </w:rPr>
+        <w:t>&gt;</w:t>
+      </w:r>
+      <w:r>
+        <w:t xml:space="preserve"> с буями из </w:t>
+      </w:r>
+      <w:proofErr w:type="spellStart"/>
+      <w:r>
+        <w:t>Gazebo</w:t>
+      </w:r>
+      <w:proofErr w:type="spellEnd"/>
+      <w:r>
+        <w:t xml:space="preserve"> </w:t>
+      </w:r>
+      <w:proofErr w:type="spellStart"/>
+      <w:r>
+        <w:t>Fuel</w:t>
+      </w:r>
+      <w:proofErr w:type="spellEnd"/>
+      <w:r>
+        <w:t xml:space="preserve">: </w:t>
+      </w:r>
+      <w:proofErr w:type="spellStart"/>
+      <w:r>
+        <w:rPr>
+          <w:rStyle w:val="HTML1"/>
+        </w:rPr>
+        <w:t>mb_round_buoy_orange</w:t>
+      </w:r>
+      <w:proofErr w:type="spellEnd"/>
+      <w:r>
+        <w:t xml:space="preserve">, </w:t>
+      </w:r>
+      <w:proofErr w:type="spellStart"/>
+      <w:r>
+        <w:rPr>
+          <w:rStyle w:val="HTML1"/>
+        </w:rPr>
+        <w:t>polyform</w:t>
+      </w:r>
+      <w:proofErr w:type="spellEnd"/>
+      <w:r>
+        <w:t xml:space="preserve"> и др.).</w:t>
+      </w:r>
+    </w:p>
+    <w:p>
+      <w:pPr>
+        <w:pStyle w:val="my-2"/>
+        <w:numPr>
+          <w:ilvl w:val="0"/>
+          <w:numId w:val="46"/>
+        </w:numPr>
+      </w:pPr>
+      <w:r>
+        <w:rPr>
+          <w:rStyle w:val="af"/>
+          <w:rFonts w:eastAsia="Yu Gothic Light"/>
+        </w:rPr>
+        <w:t>Динамически:</w:t>
+      </w:r>
+      <w:r>
+        <w:t xml:space="preserve"> через </w:t>
+      </w:r>
+      <w:proofErr w:type="spellStart"/>
+      <w:r>
+        <w:rPr>
+          <w:rStyle w:val="HTML1"/>
+        </w:rPr>
+        <w:t>gz</w:t>
+      </w:r>
+      <w:proofErr w:type="spellEnd"/>
+      <w:r>
+        <w:rPr>
+          <w:rStyle w:val="HTML1"/>
+        </w:rPr>
+        <w:t xml:space="preserve"> </w:t>
+      </w:r>
+      <w:proofErr w:type="spellStart"/>
+      <w:r>
+        <w:rPr>
+          <w:rStyle w:val="HTML1"/>
+        </w:rPr>
+        <w:t>service</w:t>
+      </w:r>
+      <w:proofErr w:type="spellEnd"/>
+      <w:r>
+        <w:t xml:space="preserve"> или </w:t>
+      </w:r>
+      <w:r>
+        <w:rPr>
+          <w:rStyle w:val="HTML1"/>
+        </w:rPr>
+        <w:t xml:space="preserve">ros2 </w:t>
+      </w:r>
+      <w:proofErr w:type="spellStart"/>
+      <w:r>
+        <w:rPr>
+          <w:rStyle w:val="HTML1"/>
+        </w:rPr>
+        <w:t>spawn</w:t>
+      </w:r>
+      <w:proofErr w:type="spellEnd"/>
+      <w:r>
+        <w:t>.</w:t>
+      </w:r>
+    </w:p>
+    <w:p>
+      <w:pPr>
+        <w:pStyle w:val="my-2"/>
+        <w:numPr>
+          <w:ilvl w:val="0"/>
+          <w:numId w:val="46"/>
+        </w:numPr>
+        <w:rPr>
+          <w:lang w:val="en-US"/>
+        </w:rPr>
+      </w:pPr>
+      <w:r>
+        <w:rPr>
+          <w:rStyle w:val="af"/>
+          <w:rFonts w:eastAsia="Yu Gothic Light"/>
+        </w:rPr>
+        <w:t>Готовые</w:t>
+      </w:r>
+      <w:r>
+        <w:rPr>
+          <w:rStyle w:val="af"/>
+          <w:rFonts w:eastAsia="Yu Gothic Light"/>
+          <w:lang w:val="en-US"/>
+        </w:rPr>
+        <w:t xml:space="preserve"> </w:t>
+      </w:r>
+      <w:r>
+        <w:rPr>
+          <w:rStyle w:val="af"/>
+          <w:rFonts w:eastAsia="Yu Gothic Light"/>
+        </w:rPr>
+        <w:t>миры</w:t>
+      </w:r>
+      <w:r>
+        <w:rPr>
+          <w:rStyle w:val="af"/>
+          <w:rFonts w:eastAsia="Yu Gothic Light"/>
+          <w:lang w:val="en-US"/>
+        </w:rPr>
+        <w:t xml:space="preserve"> VRX:</w:t>
+      </w:r>
+      <w:r>
+        <w:rPr>
+          <w:lang w:val="en-US"/>
+        </w:rPr>
+        <w:t xml:space="preserve"> </w:t>
+      </w:r>
+      <w:proofErr w:type="spellStart"/>
+      <w:r>
+        <w:rPr>
+          <w:rStyle w:val="HTML1"/>
+          <w:lang w:val="en-US"/>
+        </w:rPr>
+        <w:t>perception_task</w:t>
+      </w:r>
+      <w:proofErr w:type="spellEnd"/>
+      <w:r>
+        <w:rPr>
+          <w:lang w:val="en-US"/>
+        </w:rPr>
+        <w:t xml:space="preserve">, </w:t>
+      </w:r>
+      <w:proofErr w:type="spellStart"/>
+      <w:r>
+        <w:rPr>
+          <w:rStyle w:val="HTML1"/>
+          <w:lang w:val="en-US"/>
+        </w:rPr>
+        <w:t>wayfinding_task</w:t>
+      </w:r>
+      <w:proofErr w:type="spellEnd"/>
+      <w:r>
+        <w:rPr>
+          <w:lang w:val="en-US"/>
+        </w:rPr>
+        <w:t>.</w:t>
+      </w:r>
+    </w:p>
+    <w:p>
+      <w:pPr>
+        <w:pStyle w:val="my-2"/>
+        <w:numPr>
+          <w:ilvl w:val="0"/>
+          <w:numId w:val="46"/>
+        </w:numPr>
+      </w:pPr>
+      <w:proofErr w:type="spellStart"/>
+      <w:r>
+        <w:rPr>
+          <w:rStyle w:val="af"/>
+          <w:rFonts w:eastAsia="Yu Gothic Light"/>
+        </w:rPr>
+        <w:t>Кастомные</w:t>
+      </w:r>
+      <w:proofErr w:type="spellEnd"/>
+      <w:r>
+        <w:rPr>
+          <w:rStyle w:val="af"/>
+          <w:rFonts w:eastAsia="Yu Gothic Light"/>
+        </w:rPr>
+        <w:t xml:space="preserve"> модели:</w:t>
+      </w:r>
+      <w:r>
+        <w:t xml:space="preserve"> пример создания SDF плавающего бревна (</w:t>
+      </w:r>
+      <w:proofErr w:type="spellStart"/>
+      <w:r>
+        <w:rPr>
+          <w:rStyle w:val="HTML1"/>
+        </w:rPr>
+        <w:t>floating_log</w:t>
+      </w:r>
+      <w:proofErr w:type="spellEnd"/>
+      <w:r>
+        <w:t>, масса 50 кг, цилиндр, физика плавучести).</w:t>
+      </w:r>
+      <w:hyperlink r:id="rId107" w:tgtFrame="_blank" w:history="1">
+        <w:r>
+          <w:rPr>
+            <w:rStyle w:val="inline-block"/>
+            <w:rFonts w:eastAsia="MS Mincho"/>
+            <w:color w:val="0000FF"/>
+            <w:u w:val="single"/>
+          </w:rPr>
+          <w:t>VRX_Guide_ROS2_v2.docx</w:t>
+        </w:r>
+      </w:hyperlink>
+    </w:p>
+    <w:p>
+      <w:r>
+        <w:lastRenderedPageBreak/>
+        <w:pict w14:anchorId="458D178F">
+          <v:rect id="_x0000_i1124" style="width:0;height:1.5pt" o:hralign="center" o:hrstd="t" o:hr="t" fillcolor="#a0a0a0" stroked="f"/>
+        </w:pict>
+      </w:r>
+    </w:p>
+    <w:p>
+      <w:pPr>
+        <w:pStyle w:val="my-2"/>
+      </w:pPr>
+      <w:r>
+        <w:rPr>
+          <w:rStyle w:val="af"/>
+          <w:rFonts w:eastAsia="Yu Gothic Light"/>
+        </w:rPr>
+        <w:t>Теги:</w:t>
+      </w:r>
+      <w:r>
+        <w:t xml:space="preserve"> </w:t>
+      </w:r>
+      <w:r>
+        <w:rPr>
+          <w:rStyle w:val="HTML1"/>
+        </w:rPr>
+        <w:t>VRX</w:t>
+      </w:r>
+      <w:r>
+        <w:t xml:space="preserve"> · </w:t>
+      </w:r>
+      <w:r>
+        <w:rPr>
+          <w:rStyle w:val="HTML1"/>
+        </w:rPr>
+        <w:t xml:space="preserve">ROS2 </w:t>
+      </w:r>
+      <w:proofErr w:type="spellStart"/>
+      <w:r>
+        <w:rPr>
+          <w:rStyle w:val="HTML1"/>
+        </w:rPr>
+        <w:t>Jazzy</w:t>
+      </w:r>
+      <w:proofErr w:type="spellEnd"/>
+      <w:r>
+        <w:t xml:space="preserve"> · </w:t>
+      </w:r>
+      <w:proofErr w:type="spellStart"/>
+      <w:r>
+        <w:rPr>
+          <w:rStyle w:val="HTML1"/>
+        </w:rPr>
+        <w:t>Gazebo</w:t>
+      </w:r>
+      <w:proofErr w:type="spellEnd"/>
+      <w:r>
+        <w:rPr>
+          <w:rStyle w:val="HTML1"/>
+        </w:rPr>
+        <w:t xml:space="preserve"> </w:t>
+      </w:r>
+      <w:proofErr w:type="spellStart"/>
+      <w:r>
+        <w:rPr>
+          <w:rStyle w:val="HTML1"/>
+        </w:rPr>
+        <w:t>Harmonic</w:t>
+      </w:r>
+      <w:proofErr w:type="spellEnd"/>
+      <w:r>
+        <w:t xml:space="preserve"> · </w:t>
+      </w:r>
+      <w:r>
+        <w:rPr>
+          <w:rStyle w:val="HTML1"/>
+        </w:rPr>
+        <w:t>WAM-V</w:t>
+      </w:r>
+      <w:r>
+        <w:t xml:space="preserve"> · </w:t>
+      </w:r>
+      <w:proofErr w:type="spellStart"/>
+      <w:r>
+        <w:rPr>
+          <w:rStyle w:val="HTML1"/>
+        </w:rPr>
+        <w:t>rosbags</w:t>
+      </w:r>
+      <w:proofErr w:type="spellEnd"/>
+      <w:r>
+        <w:t xml:space="preserve"> · </w:t>
+      </w:r>
+      <w:proofErr w:type="spellStart"/>
+      <w:r>
+        <w:rPr>
+          <w:rStyle w:val="HTML1"/>
+        </w:rPr>
+        <w:t>ros_gz_bridge</w:t>
+      </w:r>
+      <w:proofErr w:type="spellEnd"/>
+      <w:r>
+        <w:t xml:space="preserve"> · </w:t>
+      </w:r>
+      <w:r>
+        <w:rPr>
+          <w:rStyle w:val="HTML1"/>
+        </w:rPr>
+        <w:t xml:space="preserve">генерация </w:t>
+      </w:r>
+      <w:proofErr w:type="spellStart"/>
+      <w:r>
+        <w:rPr>
+          <w:rStyle w:val="HTML1"/>
+        </w:rPr>
+        <w:t>датасета</w:t>
+      </w:r>
+      <w:proofErr w:type="spellEnd"/>
+      <w:r>
+        <w:t xml:space="preserve"> · </w:t>
+      </w:r>
+      <w:r>
+        <w:rPr>
+          <w:rStyle w:val="HTML1"/>
+        </w:rPr>
+        <w:t>SDF/URDF</w:t>
+      </w:r>
+    </w:p>
+    <w:p>
+      <w:pPr>
+        <w:spacing w:after="160" w:line="259" w:lineRule="auto"/>
+        <w:ind w:firstLine="0"/>
+        <w:jc w:val="left"/>
+      </w:pPr>
+      <w:r>
+        <w:br w:type="page"/>
+      </w:r>
+    </w:p>
+    <w:p>
+      <w:pPr>
+        <w:pStyle w:val="20"/>
+        <w:rPr>
+          <w:color w:val="auto"/>
+          <w:sz w:val="36"/>
+          <w:lang w:val="en-US"/>
+        </w:rPr>
+      </w:pPr>
+      <w:r>
+        <w:rPr>
+          <w:rFonts w:ascii="Segoe UI Emoji" w:hAnsi="Segoe UI Emoji" w:cs="Segoe UI Emoji"/>
+        </w:rPr>
+        <w:lastRenderedPageBreak/>
+        <w:t>📄</w:t>
+      </w:r>
+      <w:r>
+        <w:rPr>
+          <w:lang w:val="en-US"/>
+        </w:rPr>
+        <w:t xml:space="preserve"> </w:t>
+      </w:r>
+      <w:r>
+        <w:t>Код</w:t>
+      </w:r>
+      <w:r>
+        <w:rPr>
+          <w:lang w:val="en-US"/>
+        </w:rPr>
+        <w:t>: waypoint_follower_2.py</w:t>
+      </w:r>
+      <w:hyperlink r:id="rId108" w:tgtFrame="_blank" w:history="1">
+        <w:r>
+          <w:rPr>
+            <w:rStyle w:val="inline-block"/>
+            <w:rFonts w:eastAsia="MS Mincho"/>
+            <w:color w:val="0000FF"/>
+            <w:u w:val="single"/>
+            <w:lang w:val="en-US"/>
+          </w:rPr>
+          <w:t>waypoint_follower_2.py</w:t>
+        </w:r>
+      </w:hyperlink>
+    </w:p>
+    <w:p>
+      <w:pPr>
+        <w:pStyle w:val="my-2"/>
+        <w:rPr>
+          <w:lang w:val="en-US"/>
+        </w:rPr>
+      </w:pPr>
+      <w:r>
+        <w:rPr>
+          <w:rStyle w:val="af"/>
+          <w:rFonts w:eastAsia="Yu Gothic Light"/>
+        </w:rPr>
+        <w:t>Тип</w:t>
+      </w:r>
+      <w:r>
+        <w:rPr>
+          <w:rStyle w:val="af"/>
+          <w:rFonts w:eastAsia="Yu Gothic Light"/>
+          <w:lang w:val="en-US"/>
+        </w:rPr>
+        <w:t>:</w:t>
+      </w:r>
+      <w:r>
+        <w:rPr>
+          <w:lang w:val="en-US"/>
+        </w:rPr>
+        <w:t xml:space="preserve"> </w:t>
+      </w:r>
+      <w:r>
+        <w:t>Исходный</w:t>
+      </w:r>
+      <w:r>
+        <w:rPr>
+          <w:lang w:val="en-US"/>
+        </w:rPr>
+        <w:t xml:space="preserve"> </w:t>
+      </w:r>
+      <w:r>
+        <w:t>код</w:t>
+      </w:r>
+      <w:r>
+        <w:rPr>
+          <w:lang w:val="en-US"/>
+        </w:rPr>
+        <w:t xml:space="preserve"> Python (ROS2 Node) | </w:t>
+      </w:r>
+      <w:r>
+        <w:rPr>
+          <w:rStyle w:val="af"/>
+          <w:rFonts w:eastAsia="Yu Gothic Light"/>
+        </w:rPr>
+        <w:t>Назначение</w:t>
+      </w:r>
+      <w:r>
+        <w:rPr>
+          <w:rStyle w:val="af"/>
+          <w:rFonts w:eastAsia="Yu Gothic Light"/>
+          <w:lang w:val="en-US"/>
+        </w:rPr>
+        <w:t>:</w:t>
+      </w:r>
+      <w:r>
+        <w:rPr>
+          <w:lang w:val="en-US"/>
+        </w:rPr>
+        <w:t xml:space="preserve"> </w:t>
+      </w:r>
+      <w:r>
+        <w:t>Навигационный</w:t>
+      </w:r>
+      <w:r>
+        <w:rPr>
+          <w:lang w:val="en-US"/>
+        </w:rPr>
+        <w:t xml:space="preserve"> </w:t>
+      </w:r>
+      <w:r>
+        <w:t>контроллер</w:t>
+      </w:r>
+      <w:r>
+        <w:rPr>
+          <w:lang w:val="en-US"/>
+        </w:rPr>
+        <w:t xml:space="preserve"> </w:t>
+      </w:r>
+      <w:r>
+        <w:t>для</w:t>
+      </w:r>
+      <w:r>
+        <w:rPr>
+          <w:lang w:val="en-US"/>
+        </w:rPr>
+        <w:t xml:space="preserve"> </w:t>
+      </w:r>
+      <w:r>
+        <w:t>БЭК</w:t>
+      </w:r>
+      <w:r>
+        <w:rPr>
+          <w:lang w:val="en-US"/>
+        </w:rPr>
+        <w:t xml:space="preserve"> (WAM-V) | </w:t>
+      </w:r>
+      <w:r>
+        <w:rPr>
+          <w:rStyle w:val="af"/>
+          <w:rFonts w:eastAsia="Yu Gothic Light"/>
+        </w:rPr>
+        <w:t>Стек</w:t>
+      </w:r>
+      <w:r>
+        <w:rPr>
+          <w:rStyle w:val="af"/>
+          <w:rFonts w:eastAsia="Yu Gothic Light"/>
+          <w:lang w:val="en-US"/>
+        </w:rPr>
+        <w:t>:</w:t>
+      </w:r>
+      <w:r>
+        <w:rPr>
+          <w:lang w:val="en-US"/>
+        </w:rPr>
+        <w:t xml:space="preserve"> ROS2 (</w:t>
+      </w:r>
+      <w:proofErr w:type="spellStart"/>
+      <w:r>
+        <w:rPr>
+          <w:lang w:val="en-US"/>
+        </w:rPr>
+        <w:t>rclpy</w:t>
+      </w:r>
+      <w:proofErr w:type="spellEnd"/>
+      <w:r>
+        <w:rPr>
+          <w:lang w:val="en-US"/>
+        </w:rPr>
+        <w:t xml:space="preserve">), GPS + IMU, PID, LOS-Guidance </w:t>
+      </w:r>
+      <w:hyperlink r:id="rId109" w:tgtFrame="_blank" w:history="1">
+        <w:r>
+          <w:rPr>
+            <w:rStyle w:val="inline-block"/>
+            <w:rFonts w:eastAsia="MS Mincho"/>
+            <w:color w:val="0000FF"/>
+            <w:u w:val="single"/>
+            <w:lang w:val="en-US"/>
+          </w:rPr>
+          <w:t>waypoint_follower_2.py</w:t>
+        </w:r>
+      </w:hyperlink>
+    </w:p>
+    <w:p>
+      <w:r>
+        <w:pict w14:anchorId="1A3B7600">
+          <v:rect id="_x0000_i1127" style="width:0;height:1.5pt" o:hralign="center" o:hrstd="t" o:hr="t" fillcolor="#a0a0a0" stroked="f"/>
+        </w:pict>
+      </w:r>
+    </w:p>
+    <w:p>
+      <w:pPr>
+        <w:pStyle w:val="20"/>
+      </w:pPr>
+      <w:r>
+        <w:t>Архитектура и логика контроллера</w:t>
+      </w:r>
+    </w:p>
+    <w:p>
+      <w:pPr>
+        <w:pStyle w:val="my-2"/>
+      </w:pPr>
+      <w:r>
+        <w:t xml:space="preserve">Скрипт реализует узел </w:t>
+      </w:r>
+      <w:proofErr w:type="spellStart"/>
+      <w:r>
+        <w:rPr>
+          <w:rStyle w:val="HTML1"/>
+        </w:rPr>
+        <w:t>WaypointFollowerLOSIMU</w:t>
+      </w:r>
+      <w:proofErr w:type="spellEnd"/>
+      <w:r>
+        <w:t xml:space="preserve"> для движения катамарана по заданным GPS-точкам. В отличие от простого P-регулятора, здесь реализован </w:t>
+      </w:r>
+      <w:r>
+        <w:rPr>
+          <w:rStyle w:val="af"/>
+          <w:rFonts w:eastAsia="Yu Gothic Light"/>
+        </w:rPr>
+        <w:t>Line-</w:t>
+      </w:r>
+      <w:proofErr w:type="spellStart"/>
+      <w:r>
+        <w:rPr>
+          <w:rStyle w:val="af"/>
+          <w:rFonts w:eastAsia="Yu Gothic Light"/>
+        </w:rPr>
+        <w:t>of</w:t>
+      </w:r>
+      <w:proofErr w:type="spellEnd"/>
+      <w:r>
+        <w:rPr>
+          <w:rStyle w:val="af"/>
+          <w:rFonts w:eastAsia="Yu Gothic Light"/>
+        </w:rPr>
+        <w:t>-</w:t>
+      </w:r>
+      <w:proofErr w:type="spellStart"/>
+      <w:r>
+        <w:rPr>
+          <w:rStyle w:val="af"/>
+          <w:rFonts w:eastAsia="Yu Gothic Light"/>
+        </w:rPr>
+        <w:t>Sight</w:t>
+      </w:r>
+      <w:proofErr w:type="spellEnd"/>
+      <w:r>
+        <w:rPr>
+          <w:rStyle w:val="af"/>
+          <w:rFonts w:eastAsia="Yu Gothic Light"/>
+        </w:rPr>
+        <w:t xml:space="preserve"> (LOS) </w:t>
+      </w:r>
+      <w:proofErr w:type="spellStart"/>
+      <w:r>
+        <w:rPr>
+          <w:rStyle w:val="af"/>
+          <w:rFonts w:eastAsia="Yu Gothic Light"/>
+        </w:rPr>
+        <w:t>Guidance</w:t>
+      </w:r>
+      <w:proofErr w:type="spellEnd"/>
+      <w:r>
+        <w:t xml:space="preserve"> — алгоритм, который заставляет судно не просто плыть к точке, а возвращаться на линию идеального маршрута между предыдущей и следующей точками.</w:t>
+      </w:r>
+      <w:hyperlink r:id="rId110" w:tgtFrame="_blank" w:history="1">
+        <w:r>
+          <w:rPr>
+            <w:rStyle w:val="inline-block"/>
+            <w:rFonts w:eastAsia="MS Mincho"/>
+            <w:color w:val="0000FF"/>
+            <w:u w:val="single"/>
+          </w:rPr>
+          <w:t>waypoint_follower_2.py</w:t>
+        </w:r>
+      </w:hyperlink>
+    </w:p>
+    <w:p>
+      <w:pPr>
+        <w:pStyle w:val="my-2"/>
+      </w:pPr>
+      <w:r>
+        <w:rPr>
+          <w:rStyle w:val="af"/>
+          <w:rFonts w:eastAsia="Yu Gothic Light"/>
+        </w:rPr>
+        <w:t>1. Обработка сенсоров</w:t>
+      </w:r>
+    </w:p>
+    <w:p>
+      <w:pPr>
+        <w:pStyle w:val="my-2"/>
+        <w:numPr>
+          <w:ilvl w:val="0"/>
+          <w:numId w:val="47"/>
+        </w:numPr>
+      </w:pPr>
+      <w:r>
+        <w:rPr>
+          <w:rStyle w:val="af"/>
+          <w:rFonts w:eastAsia="Yu Gothic Light"/>
+        </w:rPr>
+        <w:t>GPS (</w:t>
+      </w:r>
+      <w:r>
+        <w:rPr>
+          <w:rStyle w:val="HTML1"/>
+          <w:b/>
+          <w:bCs/>
+        </w:rPr>
+        <w:t>/</w:t>
+      </w:r>
+      <w:proofErr w:type="spellStart"/>
+      <w:r>
+        <w:rPr>
+          <w:rStyle w:val="HTML1"/>
+          <w:b/>
+          <w:bCs/>
+        </w:rPr>
+        <w:t>wamv</w:t>
+      </w:r>
+      <w:proofErr w:type="spellEnd"/>
+      <w:r>
+        <w:rPr>
+          <w:rStyle w:val="HTML1"/>
+          <w:b/>
+          <w:bCs/>
+        </w:rPr>
+        <w:t>/</w:t>
+      </w:r>
+      <w:proofErr w:type="spellStart"/>
+      <w:r>
+        <w:rPr>
+          <w:rStyle w:val="HTML1"/>
+          <w:b/>
+          <w:bCs/>
+        </w:rPr>
+        <w:t>sensors</w:t>
+      </w:r>
+      <w:proofErr w:type="spellEnd"/>
+      <w:r>
+        <w:rPr>
+          <w:rStyle w:val="HTML1"/>
+          <w:b/>
+          <w:bCs/>
+        </w:rPr>
+        <w:t>/</w:t>
+      </w:r>
+      <w:proofErr w:type="spellStart"/>
+      <w:r>
+        <w:rPr>
+          <w:rStyle w:val="HTML1"/>
+          <w:b/>
+          <w:bCs/>
+        </w:rPr>
+        <w:t>gps</w:t>
+      </w:r>
+      <w:proofErr w:type="spellEnd"/>
+      <w:r>
+        <w:rPr>
+          <w:rStyle w:val="HTML1"/>
+          <w:b/>
+          <w:bCs/>
+        </w:rPr>
+        <w:t>/</w:t>
+      </w:r>
+      <w:proofErr w:type="spellStart"/>
+      <w:r>
+        <w:rPr>
+          <w:rStyle w:val="HTML1"/>
+          <w:b/>
+          <w:bCs/>
+        </w:rPr>
+        <w:t>gps</w:t>
+      </w:r>
+      <w:proofErr w:type="spellEnd"/>
+      <w:r>
+        <w:rPr>
+          <w:rStyle w:val="HTML1"/>
+          <w:b/>
+          <w:bCs/>
+        </w:rPr>
+        <w:t>/</w:t>
+      </w:r>
+      <w:proofErr w:type="spellStart"/>
+      <w:r>
+        <w:rPr>
+          <w:rStyle w:val="HTML1"/>
+          <w:b/>
+          <w:bCs/>
+        </w:rPr>
+        <w:t>fix</w:t>
+      </w:r>
+      <w:proofErr w:type="spellEnd"/>
+      <w:r>
+        <w:rPr>
+          <w:rStyle w:val="af"/>
+          <w:rFonts w:eastAsia="Yu Gothic Light"/>
+        </w:rPr>
+        <w:t>)</w:t>
+      </w:r>
+      <w:proofErr w:type="gramStart"/>
+      <w:r>
+        <w:t>: Преобразуется</w:t>
+      </w:r>
+      <w:proofErr w:type="gramEnd"/>
+      <w:r>
+        <w:t xml:space="preserve"> в локальные Декартовы координаты (X — восток, Y — север) относительно первой полученной точки с помощью плоского приближения Земли.</w:t>
+      </w:r>
+    </w:p>
+    <w:p>
+      <w:pPr>
+        <w:pStyle w:val="my-2"/>
+        <w:numPr>
+          <w:ilvl w:val="0"/>
+          <w:numId w:val="47"/>
+        </w:numPr>
+      </w:pPr>
+      <w:r>
+        <w:rPr>
+          <w:rStyle w:val="af"/>
+          <w:rFonts w:eastAsia="Yu Gothic Light"/>
+        </w:rPr>
+        <w:t>IMU (</w:t>
+      </w:r>
+      <w:r>
+        <w:rPr>
+          <w:rStyle w:val="HTML1"/>
+          <w:b/>
+          <w:bCs/>
+        </w:rPr>
+        <w:t>/</w:t>
+      </w:r>
+      <w:proofErr w:type="spellStart"/>
+      <w:r>
+        <w:rPr>
+          <w:rStyle w:val="HTML1"/>
+          <w:b/>
+          <w:bCs/>
+        </w:rPr>
+        <w:t>wamv</w:t>
+      </w:r>
+      <w:proofErr w:type="spellEnd"/>
+      <w:r>
+        <w:rPr>
+          <w:rStyle w:val="HTML1"/>
+          <w:b/>
+          <w:bCs/>
+        </w:rPr>
+        <w:t>/</w:t>
+      </w:r>
+      <w:proofErr w:type="spellStart"/>
+      <w:r>
+        <w:rPr>
+          <w:rStyle w:val="HTML1"/>
+          <w:b/>
+          <w:bCs/>
+        </w:rPr>
+        <w:t>sensors</w:t>
+      </w:r>
+      <w:proofErr w:type="spellEnd"/>
+      <w:r>
+        <w:rPr>
+          <w:rStyle w:val="HTML1"/>
+          <w:b/>
+          <w:bCs/>
+        </w:rPr>
+        <w:t>/</w:t>
+      </w:r>
+      <w:proofErr w:type="spellStart"/>
+      <w:r>
+        <w:rPr>
+          <w:rStyle w:val="HTML1"/>
+          <w:b/>
+          <w:bCs/>
+        </w:rPr>
+        <w:t>imu</w:t>
+      </w:r>
+      <w:proofErr w:type="spellEnd"/>
+      <w:r>
+        <w:rPr>
+          <w:rStyle w:val="HTML1"/>
+          <w:b/>
+          <w:bCs/>
+        </w:rPr>
+        <w:t>/</w:t>
+      </w:r>
+      <w:proofErr w:type="spellStart"/>
+      <w:r>
+        <w:rPr>
+          <w:rStyle w:val="HTML1"/>
+          <w:b/>
+          <w:bCs/>
+        </w:rPr>
+        <w:t>imu</w:t>
+      </w:r>
+      <w:proofErr w:type="spellEnd"/>
+      <w:r>
+        <w:rPr>
+          <w:rStyle w:val="HTML1"/>
+          <w:b/>
+          <w:bCs/>
+        </w:rPr>
+        <w:t>/</w:t>
+      </w:r>
+      <w:proofErr w:type="spellStart"/>
+      <w:r>
+        <w:rPr>
+          <w:rStyle w:val="HTML1"/>
+          <w:b/>
+          <w:bCs/>
+        </w:rPr>
+        <w:t>data</w:t>
+      </w:r>
+      <w:proofErr w:type="spellEnd"/>
+      <w:r>
+        <w:rPr>
+          <w:rStyle w:val="af"/>
+          <w:rFonts w:eastAsia="Yu Gothic Light"/>
+        </w:rPr>
+        <w:t>)</w:t>
+      </w:r>
+      <w:r>
+        <w:t>: Кватернион переводится в угол рыскания (</w:t>
+      </w:r>
+      <w:proofErr w:type="spellStart"/>
+      <w:r>
+        <w:t>Yaw</w:t>
+      </w:r>
+      <w:proofErr w:type="spellEnd"/>
+      <w:r>
+        <w:t>). В VRX IMU отдаёт ENU (0° = Восток, CCW+), контроллер переводит это в навигационный курс (0° = Север, CW+) для соответствия компасу.</w:t>
+      </w:r>
+      <w:hyperlink r:id="rId111" w:tgtFrame="_blank" w:history="1">
+        <w:r>
+          <w:rPr>
+            <w:rStyle w:val="inline-block"/>
+            <w:rFonts w:eastAsia="MS Mincho"/>
+            <w:color w:val="0000FF"/>
+            <w:u w:val="single"/>
+          </w:rPr>
+          <w:t>waypoint_follower_2.py</w:t>
+        </w:r>
+      </w:hyperlink>
+    </w:p>
+    <w:p>
+      <w:pPr>
+        <w:pStyle w:val="my-2"/>
+      </w:pPr>
+      <w:r>
+        <w:rPr>
+          <w:rStyle w:val="af"/>
+          <w:rFonts w:eastAsia="Yu Gothic Light"/>
+        </w:rPr>
+        <w:t>2. Конечный автомат (FSM) с гистерезисом</w:t>
+      </w:r>
+      <w:r>
+        <w:br/>
+        <w:t>Управление разделено на две фазы для предотвращения закручивания на большой скорости:</w:t>
+      </w:r>
+    </w:p>
+    <w:p>
+      <w:pPr>
+        <w:pStyle w:val="my-2"/>
+        <w:numPr>
+          <w:ilvl w:val="0"/>
+          <w:numId w:val="48"/>
+        </w:numPr>
+      </w:pPr>
+      <w:r>
+        <w:rPr>
+          <w:rStyle w:val="HTML1"/>
+          <w:b/>
+          <w:bCs/>
+        </w:rPr>
+        <w:t>ROTATE</w:t>
+      </w:r>
+      <w:r>
+        <w:rPr>
+          <w:rStyle w:val="af"/>
+          <w:rFonts w:eastAsia="Yu Gothic Light"/>
+        </w:rPr>
+        <w:t xml:space="preserve"> (Поворот на месте)</w:t>
+      </w:r>
+      <w:r>
+        <w:t xml:space="preserve">: Активируется, если ошибка по </w:t>
+      </w:r>
+      <w:proofErr w:type="gramStart"/>
+      <w:r>
+        <w:t xml:space="preserve">курсу </w:t>
+      </w:r>
+      <w:r>
+        <w:rPr>
+          <w:rStyle w:val="HTML1"/>
+        </w:rPr>
+        <w:t>&gt;</w:t>
+      </w:r>
+      <w:proofErr w:type="gramEnd"/>
+      <w:r>
+        <w:rPr>
+          <w:rStyle w:val="HTML1"/>
+        </w:rPr>
+        <w:t xml:space="preserve"> 20°</w:t>
+      </w:r>
+      <w:r>
+        <w:t>. Тяга подаётся только дифференциально (левый/правый в противофазе).</w:t>
+      </w:r>
+    </w:p>
+    <w:p>
+      <w:pPr>
+        <w:pStyle w:val="my-2"/>
+        <w:numPr>
+          <w:ilvl w:val="0"/>
+          <w:numId w:val="48"/>
+        </w:numPr>
+      </w:pPr>
+      <w:r>
+        <w:rPr>
+          <w:rStyle w:val="HTML1"/>
+          <w:b/>
+          <w:bCs/>
+        </w:rPr>
+        <w:t>DRIVE</w:t>
+      </w:r>
+      <w:r>
+        <w:rPr>
+          <w:rStyle w:val="af"/>
+          <w:rFonts w:eastAsia="Yu Gothic Light"/>
+        </w:rPr>
+        <w:t xml:space="preserve"> (Движение вперёд)</w:t>
+      </w:r>
+      <w:r>
+        <w:t xml:space="preserve">: Активируется, когда ошибка падает </w:t>
+      </w:r>
+      <w:proofErr w:type="gramStart"/>
+      <w:r>
+        <w:rPr>
+          <w:rStyle w:val="HTML1"/>
+        </w:rPr>
+        <w:t>&lt; 8</w:t>
+      </w:r>
+      <w:proofErr w:type="gramEnd"/>
+      <w:r>
+        <w:rPr>
+          <w:rStyle w:val="HTML1"/>
+        </w:rPr>
+        <w:t>°</w:t>
+      </w:r>
+      <w:r>
+        <w:t xml:space="preserve">. Судно двигается вперёд. При этом базовая тяга адаптивно снижается при увеличении ошибки курса (умножается на </w:t>
+      </w:r>
+      <w:proofErr w:type="spellStart"/>
+      <w:r>
+        <w:rPr>
+          <w:rStyle w:val="HTML1"/>
+        </w:rPr>
+        <w:t>cos</w:t>
+      </w:r>
+      <w:proofErr w:type="spellEnd"/>
+      <w:r>
+        <w:rPr>
+          <w:rStyle w:val="HTML1"/>
+        </w:rPr>
+        <w:t>(</w:t>
+      </w:r>
+      <w:proofErr w:type="spellStart"/>
+      <w:r>
+        <w:rPr>
+          <w:rStyle w:val="HTML1"/>
+        </w:rPr>
+        <w:t>err</w:t>
+      </w:r>
+      <w:proofErr w:type="spellEnd"/>
+      <w:r>
+        <w:rPr>
+          <w:rStyle w:val="HTML1"/>
+        </w:rPr>
+        <w:t>)</w:t>
+      </w:r>
+      <w:r>
+        <w:t>).</w:t>
+      </w:r>
+      <w:hyperlink r:id="rId112" w:tgtFrame="_blank" w:history="1">
+        <w:r>
+          <w:rPr>
+            <w:rStyle w:val="inline-block"/>
+            <w:rFonts w:eastAsia="MS Mincho"/>
+            <w:color w:val="0000FF"/>
+            <w:u w:val="single"/>
+          </w:rPr>
+          <w:t>waypoint_follower_2.py</w:t>
+        </w:r>
+      </w:hyperlink>
+    </w:p>
+    <w:p>
+      <w:pPr>
+        <w:pStyle w:val="my-2"/>
+      </w:pPr>
+      <w:r>
+        <w:rPr>
+          <w:rStyle w:val="af"/>
+          <w:rFonts w:eastAsia="Yu Gothic Light"/>
+        </w:rPr>
+        <w:t>3. Управление (PID + LOS)</w:t>
+      </w:r>
+    </w:p>
+    <w:p>
+      <w:pPr>
+        <w:pStyle w:val="my-2"/>
+        <w:numPr>
+          <w:ilvl w:val="0"/>
+          <w:numId w:val="49"/>
+        </w:numPr>
+      </w:pPr>
+      <w:r>
+        <w:rPr>
+          <w:rStyle w:val="af"/>
+          <w:rFonts w:eastAsia="Yu Gothic Light"/>
+        </w:rPr>
+        <w:t xml:space="preserve">LOS </w:t>
+      </w:r>
+      <w:proofErr w:type="spellStart"/>
+      <w:r>
+        <w:rPr>
+          <w:rStyle w:val="af"/>
+          <w:rFonts w:eastAsia="Yu Gothic Light"/>
+        </w:rPr>
+        <w:t>Guidance</w:t>
+      </w:r>
+      <w:proofErr w:type="spellEnd"/>
+      <w:proofErr w:type="gramStart"/>
+      <w:r>
+        <w:t>: Вычисляет</w:t>
+      </w:r>
+      <w:proofErr w:type="gramEnd"/>
+      <w:r>
+        <w:t xml:space="preserve"> поперечную ошибку </w:t>
+      </w:r>
+      <w:r>
+        <w:rPr>
+          <w:rStyle w:val="HTML1"/>
+        </w:rPr>
+        <w:t>e</w:t>
+      </w:r>
+      <w:r>
+        <w:t xml:space="preserve"> (отклонение от идеальной линии маршрута) и генерирует желаемый курс </w:t>
+      </w:r>
+      <w:proofErr w:type="spellStart"/>
+      <w:r>
+        <w:rPr>
+          <w:rStyle w:val="HTML1"/>
+        </w:rPr>
+        <w:t>ψ_d</w:t>
+      </w:r>
+      <w:proofErr w:type="spellEnd"/>
+      <w:r>
+        <w:t xml:space="preserve">, «прицеливаясь» на расстояние </w:t>
+      </w:r>
+      <w:r>
+        <w:rPr>
+          <w:rStyle w:val="HTML1"/>
+        </w:rPr>
+        <w:t>Δ = 8.0 м</w:t>
+      </w:r>
+      <w:r>
+        <w:t xml:space="preserve"> вперёд по маршруту.</w:t>
+      </w:r>
+    </w:p>
+    <w:p>
+      <w:pPr>
+        <w:pStyle w:val="my-2"/>
+        <w:numPr>
+          <w:ilvl w:val="0"/>
+          <w:numId w:val="49"/>
+        </w:numPr>
+      </w:pPr>
+      <w:r>
+        <w:rPr>
+          <w:rStyle w:val="af"/>
+          <w:rFonts w:eastAsia="Yu Gothic Light"/>
+        </w:rPr>
+        <w:t>PID-регулятор (</w:t>
+      </w:r>
+      <w:proofErr w:type="spellStart"/>
+      <w:r>
+        <w:rPr>
+          <w:rStyle w:val="HTML1"/>
+          <w:b/>
+          <w:bCs/>
+        </w:rPr>
+        <w:t>kp</w:t>
+      </w:r>
+      <w:proofErr w:type="spellEnd"/>
+      <w:r>
+        <w:rPr>
+          <w:rStyle w:val="HTML1"/>
+          <w:b/>
+          <w:bCs/>
+        </w:rPr>
+        <w:t xml:space="preserve">=140.0, </w:t>
+      </w:r>
+      <w:proofErr w:type="spellStart"/>
+      <w:r>
+        <w:rPr>
+          <w:rStyle w:val="HTML1"/>
+          <w:b/>
+          <w:bCs/>
+        </w:rPr>
+        <w:t>ki</w:t>
+      </w:r>
+      <w:proofErr w:type="spellEnd"/>
+      <w:r>
+        <w:rPr>
+          <w:rStyle w:val="HTML1"/>
+          <w:b/>
+          <w:bCs/>
+        </w:rPr>
+        <w:t xml:space="preserve">=0.4, </w:t>
+      </w:r>
+      <w:proofErr w:type="spellStart"/>
+      <w:r>
+        <w:rPr>
+          <w:rStyle w:val="HTML1"/>
+          <w:b/>
+          <w:bCs/>
+        </w:rPr>
+        <w:t>kd</w:t>
+      </w:r>
+      <w:proofErr w:type="spellEnd"/>
+      <w:r>
+        <w:rPr>
+          <w:rStyle w:val="HTML1"/>
+          <w:b/>
+          <w:bCs/>
+        </w:rPr>
+        <w:t>=22.0</w:t>
+      </w:r>
+      <w:r>
+        <w:rPr>
+          <w:rStyle w:val="af"/>
+          <w:rFonts w:eastAsia="Yu Gothic Light"/>
+        </w:rPr>
+        <w:t>)</w:t>
+      </w:r>
+      <w:r>
+        <w:t>: Принимает разницу между реальным и желаемым курсом и выдаёт дифференциальную тягу.</w:t>
+      </w:r>
+      <w:hyperlink r:id="rId113" w:tgtFrame="_blank" w:history="1">
+        <w:r>
+          <w:rPr>
+            <w:rStyle w:val="inline-block"/>
+            <w:rFonts w:eastAsia="MS Mincho"/>
+            <w:color w:val="0000FF"/>
+            <w:u w:val="single"/>
+          </w:rPr>
+          <w:t>waypoint_follower_2.py</w:t>
+        </w:r>
+      </w:hyperlink>
+    </w:p>
+    <w:p>
+      <w:pPr>
+        <w:pStyle w:val="my-2"/>
+      </w:pPr>
+      <w:r>
+        <w:rPr>
+          <w:rStyle w:val="af"/>
+          <w:rFonts w:eastAsia="Yu Gothic Light"/>
+        </w:rPr>
+        <w:t>4. Публикация</w:t>
+      </w:r>
+    </w:p>
+    <w:p>
+      <w:pPr>
+        <w:pStyle w:val="my-2"/>
+        <w:numPr>
+          <w:ilvl w:val="0"/>
+          <w:numId w:val="50"/>
+        </w:numPr>
+      </w:pPr>
+      <w:r>
+        <w:t xml:space="preserve">Тяга публикуется в топики </w:t>
+      </w:r>
+      <w:r>
+        <w:rPr>
+          <w:rStyle w:val="HTML1"/>
+        </w:rPr>
+        <w:t>/</w:t>
+      </w:r>
+      <w:proofErr w:type="spellStart"/>
+      <w:r>
+        <w:rPr>
+          <w:rStyle w:val="HTML1"/>
+        </w:rPr>
+        <w:t>wamv</w:t>
+      </w:r>
+      <w:proofErr w:type="spellEnd"/>
+      <w:r>
+        <w:rPr>
+          <w:rStyle w:val="HTML1"/>
+        </w:rPr>
+        <w:t>/</w:t>
+      </w:r>
+      <w:proofErr w:type="spellStart"/>
+      <w:r>
+        <w:rPr>
+          <w:rStyle w:val="HTML1"/>
+        </w:rPr>
+        <w:t>thrusters</w:t>
+      </w:r>
+      <w:proofErr w:type="spellEnd"/>
+      <w:r>
+        <w:rPr>
+          <w:rStyle w:val="HTML1"/>
+        </w:rPr>
+        <w:t>/</w:t>
+      </w:r>
+      <w:proofErr w:type="spellStart"/>
+      <w:r>
+        <w:rPr>
+          <w:rStyle w:val="HTML1"/>
+        </w:rPr>
+        <w:t>left</w:t>
+      </w:r>
+      <w:proofErr w:type="spellEnd"/>
+      <w:r>
+        <w:rPr>
+          <w:rStyle w:val="HTML1"/>
+        </w:rPr>
+        <w:t>/</w:t>
+      </w:r>
+      <w:proofErr w:type="spellStart"/>
+      <w:r>
+        <w:rPr>
+          <w:rStyle w:val="HTML1"/>
+        </w:rPr>
+        <w:t>thrust</w:t>
+      </w:r>
+      <w:proofErr w:type="spellEnd"/>
+      <w:r>
+        <w:t xml:space="preserve"> и </w:t>
+      </w:r>
+      <w:proofErr w:type="spellStart"/>
+      <w:r>
+        <w:rPr>
+          <w:rStyle w:val="HTML1"/>
+        </w:rPr>
+        <w:t>right</w:t>
+      </w:r>
+      <w:proofErr w:type="spellEnd"/>
+      <w:r>
+        <w:rPr>
+          <w:rStyle w:val="HTML1"/>
+        </w:rPr>
+        <w:t>/</w:t>
+      </w:r>
+      <w:proofErr w:type="spellStart"/>
+      <w:r>
+        <w:rPr>
+          <w:rStyle w:val="HTML1"/>
+        </w:rPr>
+        <w:t>thrust</w:t>
+      </w:r>
+      <w:proofErr w:type="spellEnd"/>
+      <w:r>
+        <w:t>.</w:t>
+      </w:r>
+    </w:p>
+    <w:p>
+      <w:pPr>
+        <w:pStyle w:val="my-2"/>
+        <w:numPr>
+          <w:ilvl w:val="0"/>
+          <w:numId w:val="50"/>
+        </w:numPr>
+      </w:pPr>
+      <w:r>
+        <w:t xml:space="preserve">Пройденный путь собирается в объект </w:t>
+      </w:r>
+      <w:proofErr w:type="spellStart"/>
+      <w:r>
+        <w:rPr>
+          <w:rStyle w:val="HTML1"/>
+        </w:rPr>
+        <w:t>nav_msgs</w:t>
+      </w:r>
+      <w:proofErr w:type="spellEnd"/>
+      <w:r>
+        <w:rPr>
+          <w:rStyle w:val="HTML1"/>
+        </w:rPr>
+        <w:t>/</w:t>
+      </w:r>
+      <w:proofErr w:type="spellStart"/>
+      <w:r>
+        <w:rPr>
+          <w:rStyle w:val="HTML1"/>
+        </w:rPr>
+        <w:t>Path</w:t>
+      </w:r>
+      <w:proofErr w:type="spellEnd"/>
+      <w:r>
+        <w:t xml:space="preserve"> и публикуется в </w:t>
+      </w:r>
+      <w:r>
+        <w:rPr>
+          <w:rStyle w:val="HTML1"/>
+        </w:rPr>
+        <w:t>/</w:t>
+      </w:r>
+      <w:proofErr w:type="spellStart"/>
+      <w:r>
+        <w:rPr>
+          <w:rStyle w:val="HTML1"/>
+        </w:rPr>
+        <w:t>wamv</w:t>
+      </w:r>
+      <w:proofErr w:type="spellEnd"/>
+      <w:r>
+        <w:rPr>
+          <w:rStyle w:val="HTML1"/>
+        </w:rPr>
+        <w:t>/</w:t>
+      </w:r>
+      <w:proofErr w:type="spellStart"/>
+      <w:r>
+        <w:rPr>
+          <w:rStyle w:val="HTML1"/>
+        </w:rPr>
+        <w:t>debug</w:t>
+      </w:r>
+      <w:proofErr w:type="spellEnd"/>
+      <w:r>
+        <w:rPr>
+          <w:rStyle w:val="HTML1"/>
+        </w:rPr>
+        <w:t>/</w:t>
+      </w:r>
+      <w:proofErr w:type="spellStart"/>
+      <w:r>
+        <w:rPr>
+          <w:rStyle w:val="HTML1"/>
+        </w:rPr>
+        <w:t>path</w:t>
+      </w:r>
+      <w:proofErr w:type="spellEnd"/>
+      <w:r>
+        <w:t xml:space="preserve"> для визуализации в RViz2.</w:t>
+      </w:r>
+    </w:p>
+    <w:p>
+      <w:pPr>
+        <w:pStyle w:val="my-2"/>
+        <w:numPr>
+          <w:ilvl w:val="0"/>
+          <w:numId w:val="50"/>
+        </w:numPr>
+      </w:pPr>
+      <w:r>
+        <w:lastRenderedPageBreak/>
+        <w:t>Радиус достижения точки (</w:t>
+      </w:r>
+      <w:proofErr w:type="spellStart"/>
+      <w:r>
+        <w:t>Waypoint</w:t>
+      </w:r>
+      <w:proofErr w:type="spellEnd"/>
+      <w:r>
+        <w:t>) установлен в 3.0 метра.</w:t>
+      </w:r>
+      <w:hyperlink r:id="rId114" w:tgtFrame="_blank" w:history="1">
+        <w:r>
+          <w:rPr>
+            <w:rStyle w:val="inline-block"/>
+            <w:rFonts w:eastAsia="MS Mincho"/>
+            <w:color w:val="0000FF"/>
+            <w:u w:val="single"/>
+          </w:rPr>
+          <w:t>waypoint_follower_2.py</w:t>
+        </w:r>
+      </w:hyperlink>
+    </w:p>
+    <w:p>
+      <w:r>
+        <w:pict w14:anchorId="762AA16F">
+          <v:rect id="_x0000_i1128" style="width:0;height:1.5pt" o:hralign="center" o:hrstd="t" o:hr="t" fillcolor="#a0a0a0" stroked="f"/>
+        </w:pict>
+      </w:r>
+    </w:p>
+    <w:p>
+      <w:pPr>
+        <w:pStyle w:val="my-2"/>
+      </w:pPr>
+      <w:r>
+        <w:rPr>
+          <w:rStyle w:val="af"/>
+          <w:rFonts w:eastAsia="Yu Gothic Light"/>
+        </w:rPr>
+        <w:t>Теги:</w:t>
+      </w:r>
+      <w:r>
+        <w:t xml:space="preserve"> </w:t>
+      </w:r>
+      <w:r>
+        <w:rPr>
+          <w:rStyle w:val="HTML1"/>
+        </w:rPr>
+        <w:t xml:space="preserve">ROS2 </w:t>
+      </w:r>
+      <w:proofErr w:type="spellStart"/>
+      <w:r>
+        <w:rPr>
+          <w:rStyle w:val="HTML1"/>
+        </w:rPr>
+        <w:t>Node</w:t>
+      </w:r>
+      <w:proofErr w:type="spellEnd"/>
+      <w:r>
+        <w:t xml:space="preserve"> · </w:t>
+      </w:r>
+      <w:r>
+        <w:rPr>
+          <w:rStyle w:val="HTML1"/>
+        </w:rPr>
+        <w:t>Python</w:t>
+      </w:r>
+      <w:r>
+        <w:t xml:space="preserve"> · </w:t>
+      </w:r>
+      <w:r>
+        <w:rPr>
+          <w:rStyle w:val="HTML1"/>
+        </w:rPr>
+        <w:t>PID-регулятор</w:t>
+      </w:r>
+      <w:r>
+        <w:t xml:space="preserve"> · </w:t>
+      </w:r>
+      <w:r>
+        <w:rPr>
+          <w:rStyle w:val="HTML1"/>
+        </w:rPr>
+        <w:t xml:space="preserve">LOS </w:t>
+      </w:r>
+      <w:proofErr w:type="spellStart"/>
+      <w:r>
+        <w:rPr>
+          <w:rStyle w:val="HTML1"/>
+        </w:rPr>
+        <w:t>Guidance</w:t>
+      </w:r>
+      <w:proofErr w:type="spellEnd"/>
+      <w:r>
+        <w:t xml:space="preserve"> · </w:t>
+      </w:r>
+      <w:r>
+        <w:rPr>
+          <w:rStyle w:val="HTML1"/>
+        </w:rPr>
+        <w:t>FSM</w:t>
+      </w:r>
+      <w:r>
+        <w:t xml:space="preserve"> · </w:t>
+      </w:r>
+      <w:r>
+        <w:rPr>
+          <w:rStyle w:val="HTML1"/>
+        </w:rPr>
+        <w:t>GPS-навигация</w:t>
+      </w:r>
+      <w:r>
+        <w:t xml:space="preserve"> · </w:t>
+      </w:r>
+      <w:r>
+        <w:rPr>
+          <w:rStyle w:val="HTML1"/>
+        </w:rPr>
+        <w:t>WAM-V</w:t>
+      </w:r>
+      <w:r>
+        <w:t xml:space="preserve"> · </w:t>
+      </w:r>
+      <w:r>
+        <w:rPr>
+          <w:rStyle w:val="HTML1"/>
+        </w:rPr>
+        <w:t>VRX</w:t>
+      </w:r>
+    </w:p>
+    <w:p>
+      <w:pPr>
+        <w:spacing w:after="160" w:line="259" w:lineRule="auto"/>
+        <w:ind w:firstLine="0"/>
+        <w:jc w:val="left"/>
+      </w:pPr>
+      <w:r>
+        <w:br w:type="page"/>
+      </w:r>
+    </w:p>
+    <w:p>
+      <w:pPr>
+        <w:pStyle w:val="20"/>
+        <w:rPr>
+          <w:color w:val="auto"/>
+          <w:sz w:val="36"/>
+          <w:lang w:val="en-US"/>
+        </w:rPr>
+      </w:pPr>
+      <w:r>
+        <w:rPr>
+          <w:rFonts w:ascii="Segoe UI Emoji" w:hAnsi="Segoe UI Emoji" w:cs="Segoe UI Emoji"/>
+        </w:rPr>
+        <w:lastRenderedPageBreak/>
+        <w:t>📄</w:t>
+      </w:r>
+      <w:r>
+        <w:rPr>
+          <w:lang w:val="en-US"/>
+        </w:rPr>
+        <w:t xml:space="preserve"> </w:t>
+      </w:r>
+      <w:r>
+        <w:t>Код</w:t>
+      </w:r>
+      <w:r>
+        <w:rPr>
+          <w:lang w:val="en-US"/>
+        </w:rPr>
+        <w:t>: analyze_path.py</w:t>
+      </w:r>
+      <w:hyperlink r:id="rId115" w:tgtFrame="_blank" w:history="1">
+        <w:r>
+          <w:rPr>
+            <w:rStyle w:val="inline-block"/>
+            <w:rFonts w:eastAsia="MS Mincho"/>
+            <w:color w:val="0000FF"/>
+            <w:u w:val="single"/>
+            <w:lang w:val="en-US"/>
+          </w:rPr>
+          <w:t>analyze_path.py</w:t>
+        </w:r>
+      </w:hyperlink>
+    </w:p>
+    <w:p>
+      <w:pPr>
+        <w:pStyle w:val="my-2"/>
+        <w:rPr>
+          <w:lang w:val="en-US"/>
+        </w:rPr>
+      </w:pPr>
+      <w:r>
+        <w:rPr>
+          <w:rStyle w:val="af"/>
+          <w:rFonts w:eastAsia="Yu Gothic Light"/>
+        </w:rPr>
+        <w:t>Тип</w:t>
+      </w:r>
+      <w:r>
+        <w:rPr>
+          <w:rStyle w:val="af"/>
+          <w:rFonts w:eastAsia="Yu Gothic Light"/>
+          <w:lang w:val="en-US"/>
+        </w:rPr>
+        <w:t>:</w:t>
+      </w:r>
+      <w:r>
+        <w:rPr>
+          <w:lang w:val="en-US"/>
+        </w:rPr>
+        <w:t xml:space="preserve"> </w:t>
+      </w:r>
+      <w:r>
+        <w:t>Скрипт</w:t>
+      </w:r>
+      <w:r>
+        <w:rPr>
+          <w:lang w:val="en-US"/>
+        </w:rPr>
+        <w:t xml:space="preserve"> </w:t>
+      </w:r>
+      <w:r>
+        <w:t>визуализации</w:t>
+      </w:r>
+      <w:r>
+        <w:rPr>
+          <w:lang w:val="en-US"/>
+        </w:rPr>
+        <w:t xml:space="preserve"> </w:t>
+      </w:r>
+      <w:r>
+        <w:t>траектории</w:t>
+      </w:r>
+      <w:r>
+        <w:rPr>
+          <w:lang w:val="en-US"/>
+        </w:rPr>
+        <w:t xml:space="preserve"> (Python) | </w:t>
+      </w:r>
+      <w:r>
+        <w:rPr>
+          <w:rStyle w:val="af"/>
+          <w:rFonts w:eastAsia="Yu Gothic Light"/>
+        </w:rPr>
+        <w:t>Назначение</w:t>
+      </w:r>
+      <w:r>
+        <w:rPr>
+          <w:rStyle w:val="af"/>
+          <w:rFonts w:eastAsia="Yu Gothic Light"/>
+          <w:lang w:val="en-US"/>
+        </w:rPr>
+        <w:t>:</w:t>
+      </w:r>
+      <w:r>
+        <w:rPr>
+          <w:lang w:val="en-US"/>
+        </w:rPr>
+        <w:t xml:space="preserve"> </w:t>
+      </w:r>
+      <w:r>
+        <w:t>Анализ</w:t>
+      </w:r>
+      <w:r>
+        <w:rPr>
+          <w:lang w:val="en-US"/>
+        </w:rPr>
+        <w:t xml:space="preserve"> ROS2 bag-</w:t>
+      </w:r>
+      <w:r>
+        <w:t>файлов</w:t>
+      </w:r>
+      <w:r>
+        <w:rPr>
+          <w:lang w:val="en-US"/>
+        </w:rPr>
+        <w:t xml:space="preserve"> | </w:t>
+      </w:r>
+      <w:r>
+        <w:rPr>
+          <w:rStyle w:val="af"/>
+          <w:rFonts w:eastAsia="Yu Gothic Light"/>
+        </w:rPr>
+        <w:t>Библиотеки</w:t>
+      </w:r>
+      <w:r>
+        <w:rPr>
+          <w:rStyle w:val="af"/>
+          <w:rFonts w:eastAsia="Yu Gothic Light"/>
+          <w:lang w:val="en-US"/>
+        </w:rPr>
+        <w:t>:</w:t>
+      </w:r>
+      <w:r>
+        <w:rPr>
+          <w:lang w:val="en-US"/>
+        </w:rPr>
+        <w:t xml:space="preserve"> </w:t>
+      </w:r>
+      <w:proofErr w:type="spellStart"/>
+      <w:r>
+        <w:rPr>
+          <w:rStyle w:val="HTML1"/>
+          <w:lang w:val="en-US"/>
+        </w:rPr>
+        <w:t>rosbags</w:t>
+      </w:r>
+      <w:proofErr w:type="spellEnd"/>
+      <w:r>
+        <w:rPr>
+          <w:lang w:val="en-US"/>
+        </w:rPr>
+        <w:t xml:space="preserve">, </w:t>
+      </w:r>
+      <w:r>
+        <w:rPr>
+          <w:rStyle w:val="HTML1"/>
+          <w:lang w:val="en-US"/>
+        </w:rPr>
+        <w:t>matplotlib</w:t>
+      </w:r>
+      <w:r>
+        <w:rPr>
+          <w:lang w:val="en-US"/>
+        </w:rPr>
+        <w:t xml:space="preserve"> </w:t>
+      </w:r>
+      <w:hyperlink r:id="rId116" w:tgtFrame="_blank" w:history="1">
+        <w:r>
+          <w:rPr>
+            <w:rStyle w:val="inline-block"/>
+            <w:rFonts w:eastAsia="MS Mincho"/>
+            <w:color w:val="0000FF"/>
+            <w:u w:val="single"/>
+            <w:lang w:val="en-US"/>
+          </w:rPr>
+          <w:t>analyze_path.py</w:t>
+        </w:r>
+      </w:hyperlink>
+    </w:p>
+    <w:p>
+      <w:r>
+        <w:pict w14:anchorId="13842579">
+          <v:rect id="_x0000_i1131" style="width:0;height:1.5pt" o:hralign="center" o:hrstd="t" o:hr="t" fillcolor="#a0a0a0" stroked="f"/>
+        </w:pict>
+      </w:r>
+    </w:p>
+    <w:p>
+      <w:pPr>
+        <w:pStyle w:val="20"/>
+      </w:pPr>
+      <w:r>
+        <w:t>Логика работы</w:t>
+      </w:r>
+    </w:p>
+    <w:p>
+      <w:pPr>
+        <w:pStyle w:val="my-2"/>
+      </w:pPr>
+      <w:r>
+        <w:t>Скрипт читает записанный файл данных (</w:t>
+      </w:r>
+      <w:proofErr w:type="spellStart"/>
+      <w:r>
+        <w:rPr>
+          <w:rStyle w:val="HTML1"/>
+        </w:rPr>
+        <w:t>rosbag</w:t>
+      </w:r>
+      <w:proofErr w:type="spellEnd"/>
+      <w:r>
+        <w:t xml:space="preserve">, директория </w:t>
+      </w:r>
+      <w:r>
+        <w:rPr>
+          <w:rStyle w:val="HTML1"/>
+        </w:rPr>
+        <w:t>praktika_run2</w:t>
+      </w:r>
+      <w:r>
+        <w:t>), извлекает из него информацию о траектории и строит график.</w:t>
+      </w:r>
+    </w:p>
+    <w:p>
+      <w:pPr>
+        <w:pStyle w:val="my-2"/>
+        <w:numPr>
+          <w:ilvl w:val="0"/>
+          <w:numId w:val="51"/>
+        </w:numPr>
+      </w:pPr>
+      <w:r>
+        <w:rPr>
+          <w:rStyle w:val="af"/>
+          <w:rFonts w:eastAsia="Yu Gothic Light"/>
+        </w:rPr>
+        <w:t>Чтение данных:</w:t>
+      </w:r>
+      <w:r>
+        <w:t xml:space="preserve"> Использует </w:t>
+      </w:r>
+      <w:proofErr w:type="spellStart"/>
+      <w:proofErr w:type="gramStart"/>
+      <w:r>
+        <w:rPr>
+          <w:rStyle w:val="HTML1"/>
+        </w:rPr>
+        <w:t>rosbags.highlevel</w:t>
+      </w:r>
+      <w:proofErr w:type="gramEnd"/>
+      <w:r>
+        <w:rPr>
+          <w:rStyle w:val="HTML1"/>
+        </w:rPr>
+        <w:t>.AnyReader</w:t>
+      </w:r>
+      <w:proofErr w:type="spellEnd"/>
+      <w:r>
+        <w:t xml:space="preserve"> для </w:t>
+      </w:r>
+      <w:proofErr w:type="spellStart"/>
+      <w:r>
+        <w:t>парсинга</w:t>
+      </w:r>
+      <w:proofErr w:type="spellEnd"/>
+      <w:r>
+        <w:t xml:space="preserve"> топика </w:t>
+      </w:r>
+      <w:r>
+        <w:rPr>
+          <w:rStyle w:val="HTML1"/>
+        </w:rPr>
+        <w:t>/</w:t>
+      </w:r>
+      <w:proofErr w:type="spellStart"/>
+      <w:r>
+        <w:rPr>
+          <w:rStyle w:val="HTML1"/>
+        </w:rPr>
+        <w:t>wamv</w:t>
+      </w:r>
+      <w:proofErr w:type="spellEnd"/>
+      <w:r>
+        <w:rPr>
+          <w:rStyle w:val="HTML1"/>
+        </w:rPr>
+        <w:t>/</w:t>
+      </w:r>
+      <w:proofErr w:type="spellStart"/>
+      <w:r>
+        <w:rPr>
+          <w:rStyle w:val="HTML1"/>
+        </w:rPr>
+        <w:t>debug</w:t>
+      </w:r>
+      <w:proofErr w:type="spellEnd"/>
+      <w:r>
+        <w:rPr>
+          <w:rStyle w:val="HTML1"/>
+        </w:rPr>
+        <w:t>/</w:t>
+      </w:r>
+      <w:proofErr w:type="spellStart"/>
+      <w:r>
+        <w:rPr>
+          <w:rStyle w:val="HTML1"/>
+        </w:rPr>
+        <w:t>path</w:t>
+      </w:r>
+      <w:proofErr w:type="spellEnd"/>
+      <w:r>
+        <w:t xml:space="preserve"> без необходимости установки тяжеловесной среды ROS2 (работает автономно).</w:t>
+      </w:r>
+    </w:p>
+    <w:p>
+      <w:pPr>
+        <w:pStyle w:val="my-2"/>
+        <w:numPr>
+          <w:ilvl w:val="0"/>
+          <w:numId w:val="51"/>
+        </w:numPr>
+      </w:pPr>
+      <w:r>
+        <w:rPr>
+          <w:rStyle w:val="af"/>
+          <w:rFonts w:eastAsia="Yu Gothic Light"/>
+        </w:rPr>
+        <w:t>Фильтрация:</w:t>
+      </w:r>
+    </w:p>
+    <w:p>
+      <w:pPr>
+        <w:pStyle w:val="my-2"/>
+        <w:numPr>
+          <w:ilvl w:val="1"/>
+          <w:numId w:val="51"/>
+        </w:numPr>
+      </w:pPr>
+      <w:r>
+        <w:t xml:space="preserve">Из каждого сообщения </w:t>
+      </w:r>
+      <w:proofErr w:type="spellStart"/>
+      <w:r>
+        <w:rPr>
+          <w:rStyle w:val="HTML1"/>
+        </w:rPr>
+        <w:t>Path</w:t>
+      </w:r>
+      <w:proofErr w:type="spellEnd"/>
+      <w:r>
+        <w:t xml:space="preserve"> берётся только </w:t>
+      </w:r>
+      <w:r>
+        <w:rPr>
+          <w:rStyle w:val="af0"/>
+        </w:rPr>
+        <w:t>последняя</w:t>
+      </w:r>
+      <w:r>
+        <w:t xml:space="preserve"> точка.</w:t>
+      </w:r>
+    </w:p>
+    <w:p>
+      <w:pPr>
+        <w:pStyle w:val="my-2"/>
+        <w:numPr>
+          <w:ilvl w:val="1"/>
+          <w:numId w:val="51"/>
+        </w:numPr>
+      </w:pPr>
+      <w:r>
+        <w:t xml:space="preserve">Отбрасываются </w:t>
+      </w:r>
+      <w:proofErr w:type="spellStart"/>
+      <w:r>
+        <w:t>дублирующиеся</w:t>
+      </w:r>
+      <w:proofErr w:type="spellEnd"/>
+      <w:r>
+        <w:t xml:space="preserve"> координаты (если они не изменились).</w:t>
+      </w:r>
+    </w:p>
+    <w:p>
+      <w:pPr>
+        <w:pStyle w:val="my-2"/>
+        <w:numPr>
+          <w:ilvl w:val="0"/>
+          <w:numId w:val="51"/>
+        </w:numPr>
+      </w:pPr>
+      <w:r>
+        <w:rPr>
+          <w:rStyle w:val="af"/>
+          <w:rFonts w:eastAsia="Yu Gothic Light"/>
+        </w:rPr>
+        <w:t>Расчёты:</w:t>
+      </w:r>
+      <w:r>
+        <w:t xml:space="preserve"> Вычисляется суммарная пройденная дистанция </w:t>
+      </w:r>
+      <w:proofErr w:type="spellStart"/>
+      <w:r>
+        <w:rPr>
+          <w:rStyle w:val="HTML1"/>
+        </w:rPr>
+        <w:t>distance</w:t>
+      </w:r>
+      <w:proofErr w:type="spellEnd"/>
+      <w:r>
+        <w:t xml:space="preserve"> (с помощью функции </w:t>
+      </w:r>
+      <w:proofErr w:type="spellStart"/>
+      <w:proofErr w:type="gramStart"/>
+      <w:r>
+        <w:rPr>
+          <w:rStyle w:val="HTML1"/>
+        </w:rPr>
+        <w:t>math.hypot</w:t>
+      </w:r>
+      <w:proofErr w:type="spellEnd"/>
+      <w:proofErr w:type="gramEnd"/>
+      <w:r>
+        <w:t>).</w:t>
+      </w:r>
+    </w:p>
+    <w:p>
+      <w:pPr>
+        <w:pStyle w:val="my-2"/>
+        <w:numPr>
+          <w:ilvl w:val="0"/>
+          <w:numId w:val="51"/>
+        </w:numPr>
+      </w:pPr>
+      <w:r>
+        <w:rPr>
+          <w:rStyle w:val="af"/>
+          <w:rFonts w:eastAsia="Yu Gothic Light"/>
+        </w:rPr>
+        <w:t>Вывод в консоль</w:t>
+      </w:r>
+      <w:proofErr w:type="gramStart"/>
+      <w:r>
+        <w:rPr>
+          <w:rStyle w:val="af"/>
+          <w:rFonts w:eastAsia="Yu Gothic Light"/>
+        </w:rPr>
+        <w:t>:</w:t>
+      </w:r>
+      <w:r>
+        <w:t xml:space="preserve"> Печатает</w:t>
+      </w:r>
+      <w:proofErr w:type="gramEnd"/>
+      <w:r>
+        <w:t xml:space="preserve"> статистику — количество уникальных точек, длину пути в метрах, и первые 10 координат для отладки.</w:t>
+      </w:r>
+    </w:p>
+    <w:p>
+      <w:pPr>
+        <w:pStyle w:val="my-2"/>
+        <w:numPr>
+          <w:ilvl w:val="0"/>
+          <w:numId w:val="51"/>
+        </w:numPr>
+      </w:pPr>
+      <w:r>
+        <w:rPr>
+          <w:rStyle w:val="af"/>
+          <w:rFonts w:eastAsia="Yu Gothic Light"/>
+        </w:rPr>
+        <w:t>Визуализация (</w:t>
+      </w:r>
+      <w:proofErr w:type="spellStart"/>
+      <w:r>
+        <w:rPr>
+          <w:rStyle w:val="af"/>
+          <w:rFonts w:eastAsia="Yu Gothic Light"/>
+        </w:rPr>
+        <w:t>Matplotlib</w:t>
+      </w:r>
+      <w:proofErr w:type="spellEnd"/>
+      <w:r>
+        <w:rPr>
+          <w:rStyle w:val="af"/>
+          <w:rFonts w:eastAsia="Yu Gothic Light"/>
+        </w:rPr>
+        <w:t>):</w:t>
+      </w:r>
+    </w:p>
+    <w:p>
+      <w:pPr>
+        <w:pStyle w:val="my-2"/>
+        <w:numPr>
+          <w:ilvl w:val="1"/>
+          <w:numId w:val="51"/>
+        </w:numPr>
+      </w:pPr>
+      <w:r>
+        <w:t xml:space="preserve">Строит 2D-график </w:t>
+      </w:r>
+      <w:r>
+        <w:rPr>
+          <w:rStyle w:val="HTML1"/>
+        </w:rPr>
+        <w:t>X, Y</w:t>
+      </w:r>
+      <w:r>
+        <w:t xml:space="preserve"> в локальных координатах.</w:t>
+      </w:r>
+    </w:p>
+    <w:p>
+      <w:pPr>
+        <w:pStyle w:val="my-2"/>
+        <w:numPr>
+          <w:ilvl w:val="1"/>
+          <w:numId w:val="51"/>
+        </w:numPr>
+      </w:pPr>
+      <w:r>
+        <w:t>Отмечает зелёной точкой начало пути (</w:t>
+      </w:r>
+      <w:proofErr w:type="spellStart"/>
+      <w:r>
+        <w:rPr>
+          <w:rStyle w:val="HTML1"/>
+        </w:rPr>
+        <w:t>start</w:t>
+      </w:r>
+      <w:proofErr w:type="spellEnd"/>
+      <w:r>
+        <w:t>), красной — конец (</w:t>
+      </w:r>
+      <w:proofErr w:type="spellStart"/>
+      <w:r>
+        <w:rPr>
+          <w:rStyle w:val="HTML1"/>
+        </w:rPr>
+        <w:t>end</w:t>
+      </w:r>
+      <w:proofErr w:type="spellEnd"/>
+      <w:r>
+        <w:t>).</w:t>
+      </w:r>
+    </w:p>
+    <w:p>
+      <w:pPr>
+        <w:pStyle w:val="my-2"/>
+        <w:numPr>
+          <w:ilvl w:val="1"/>
+          <w:numId w:val="51"/>
+        </w:numPr>
+      </w:pPr>
+      <w:r>
+        <w:t>Масштаб осей делается равным (</w:t>
+      </w:r>
+      <w:proofErr w:type="spellStart"/>
+      <w:proofErr w:type="gramStart"/>
+      <w:r>
+        <w:rPr>
+          <w:rStyle w:val="HTML1"/>
+        </w:rPr>
+        <w:t>plt.axis</w:t>
+      </w:r>
+      <w:proofErr w:type="spellEnd"/>
+      <w:proofErr w:type="gramEnd"/>
+      <w:r>
+        <w:rPr>
+          <w:rStyle w:val="HTML1"/>
+        </w:rPr>
+        <w:t>('</w:t>
+      </w:r>
+      <w:proofErr w:type="spellStart"/>
+      <w:r>
+        <w:rPr>
+          <w:rStyle w:val="HTML1"/>
+        </w:rPr>
+        <w:t>equal</w:t>
+      </w:r>
+      <w:proofErr w:type="spellEnd"/>
+      <w:r>
+        <w:rPr>
+          <w:rStyle w:val="HTML1"/>
+        </w:rPr>
+        <w:t>')</w:t>
+      </w:r>
+      <w:r>
+        <w:t>), чтобы визуально не искажать пропорции траектории.</w:t>
+      </w:r>
+    </w:p>
+    <w:p>
+      <w:pPr>
+        <w:pStyle w:val="my-2"/>
+        <w:numPr>
+          <w:ilvl w:val="1"/>
+          <w:numId w:val="51"/>
+        </w:numPr>
+      </w:pPr>
+      <w:r>
+        <w:t xml:space="preserve">Результат сохраняется в файл </w:t>
+      </w:r>
+      <w:r>
+        <w:rPr>
+          <w:rStyle w:val="HTML1"/>
+        </w:rPr>
+        <w:t>path_xy.png</w:t>
+      </w:r>
+      <w:r>
+        <w:t xml:space="preserve"> с разрешением 200 DPI.</w:t>
+      </w:r>
+      <w:hyperlink r:id="rId117" w:tgtFrame="_blank" w:history="1">
+        <w:r>
+          <w:rPr>
+            <w:rStyle w:val="inline-block"/>
+            <w:rFonts w:eastAsia="MS Mincho"/>
+            <w:color w:val="0000FF"/>
+            <w:u w:val="single"/>
+          </w:rPr>
+          <w:t>analyze_path.py</w:t>
+        </w:r>
+      </w:hyperlink>
+    </w:p>
+    <w:p>
+      <w:r>
+        <w:pict w14:anchorId="4F9E61C8">
+          <v:rect id="_x0000_i1132" style="width:0;height:1.5pt" o:hralign="center" o:hrstd="t" o:hr="t" fillcolor="#a0a0a0" stroked="f"/>
+        </w:pict>
+      </w:r>
+    </w:p>
+    <w:p>
+      <w:pPr>
+        <w:pStyle w:val="my-2"/>
+      </w:pPr>
+      <w:r>
+        <w:rPr>
+          <w:rStyle w:val="af"/>
+          <w:rFonts w:eastAsia="Yu Gothic Light"/>
+        </w:rPr>
+        <w:t>Теги:</w:t>
+      </w:r>
+      <w:r>
+        <w:t xml:space="preserve"> </w:t>
+      </w:r>
+      <w:r>
+        <w:rPr>
+          <w:rStyle w:val="HTML1"/>
+        </w:rPr>
+        <w:t>Python</w:t>
+      </w:r>
+      <w:r>
+        <w:t xml:space="preserve"> · </w:t>
+      </w:r>
+      <w:proofErr w:type="spellStart"/>
+      <w:r>
+        <w:rPr>
+          <w:rStyle w:val="HTML1"/>
+        </w:rPr>
+        <w:t>rosbags</w:t>
+      </w:r>
+      <w:proofErr w:type="spellEnd"/>
+      <w:r>
+        <w:t xml:space="preserve"> · </w:t>
+      </w:r>
+      <w:proofErr w:type="spellStart"/>
+      <w:r>
+        <w:rPr>
+          <w:rStyle w:val="HTML1"/>
+        </w:rPr>
+        <w:t>matplotlib</w:t>
+      </w:r>
+      <w:proofErr w:type="spellEnd"/>
+      <w:r>
+        <w:t xml:space="preserve"> · </w:t>
+      </w:r>
+      <w:r>
+        <w:rPr>
+          <w:rStyle w:val="HTML1"/>
+        </w:rPr>
+        <w:t>траектория</w:t>
+      </w:r>
+      <w:r>
+        <w:t xml:space="preserve"> · </w:t>
+      </w:r>
+      <w:r>
+        <w:rPr>
+          <w:rStyle w:val="HTML1"/>
+        </w:rPr>
+        <w:t xml:space="preserve">анализ </w:t>
+      </w:r>
+      <w:proofErr w:type="spellStart"/>
+      <w:r>
+        <w:rPr>
+          <w:rStyle w:val="HTML1"/>
+        </w:rPr>
+        <w:t>bag</w:t>
+      </w:r>
+      <w:proofErr w:type="spellEnd"/>
+      <w:r>
+        <w:rPr>
+          <w:rStyle w:val="HTML1"/>
+        </w:rPr>
+        <w:t>-файлов</w:t>
+      </w:r>
+      <w:r>
+        <w:t xml:space="preserve"> · </w:t>
+      </w:r>
+      <w:r>
+        <w:rPr>
+          <w:rStyle w:val="HTML1"/>
+        </w:rPr>
+        <w:t>WAM-V</w:t>
+      </w:r>
+    </w:p>
+    <w:p>
+      <w:pPr>
+        <w:spacing w:after="160" w:line="259" w:lineRule="auto"/>
+        <w:ind w:firstLine="0"/>
+        <w:jc w:val="left"/>
+      </w:pPr>
+      <w:r>
+        <w:br w:type="page"/>
+      </w:r>
+    </w:p>
+    <w:p>
+      <w:pPr>
+        <w:pStyle w:val="20"/>
+        <w:rPr>
+          <w:color w:val="auto"/>
+          <w:sz w:val="36"/>
+        </w:rPr>
+      </w:pPr>
+      <w:r>
+        <w:rPr>
+          <w:rFonts w:ascii="Segoe UI Emoji" w:hAnsi="Segoe UI Emoji" w:cs="Segoe UI Emoji"/>
+        </w:rPr>
+        <w:lastRenderedPageBreak/>
+        <w:t>📄</w:t>
+      </w:r>
+      <w:r>
+        <w:t xml:space="preserve"> Аннотация: Цифровая стабилизация камер (EIS).pdf</w:t>
+      </w:r>
+      <w:hyperlink r:id="rId118" w:tgtFrame="_blank" w:history="1">
+        <w:r>
+          <w:rPr>
+            <w:rStyle w:val="inline-block"/>
+            <w:rFonts w:eastAsia="MS Mincho"/>
+            <w:color w:val="0000FF"/>
+            <w:u w:val="single"/>
+          </w:rPr>
+          <w:t>Tsifrovaia-stabilizatsiia-kamer-EIS.pdf</w:t>
+        </w:r>
+      </w:hyperlink>
+    </w:p>
+    <w:p>
+      <w:pPr>
+        <w:pStyle w:val="my-2"/>
+      </w:pPr>
+      <w:r>
+        <w:rPr>
+          <w:rStyle w:val="af"/>
+          <w:rFonts w:eastAsia="Yu Gothic Light"/>
+        </w:rPr>
+        <w:t>Тип:</w:t>
+      </w:r>
+      <w:r>
+        <w:t xml:space="preserve"> Техническое описание метода (AI) | </w:t>
+      </w:r>
+      <w:r>
+        <w:rPr>
+          <w:rStyle w:val="af"/>
+          <w:rFonts w:eastAsia="Yu Gothic Light"/>
+        </w:rPr>
+        <w:t>Назначение:</w:t>
+      </w:r>
+      <w:r>
+        <w:t xml:space="preserve"> Компенсация качки БЭК программными методами </w:t>
+      </w:r>
+      <w:hyperlink r:id="rId119" w:tgtFrame="_blank" w:history="1">
+        <w:r>
+          <w:rPr>
+            <w:rStyle w:val="inline-block"/>
+            <w:rFonts w:eastAsia="MS Mincho"/>
+            <w:color w:val="0000FF"/>
+            <w:u w:val="single"/>
+          </w:rPr>
+          <w:t>Tsifrovaia-stabilizatsiia-kamer-EIS.pdf</w:t>
+        </w:r>
+      </w:hyperlink>
+    </w:p>
+    <w:p>
+      <w:r>
+        <w:pict w14:anchorId="7FC99385">
+          <v:rect id="_x0000_i1135" style="width:0;height:1.5pt" o:hralign="center" o:hrstd="t" o:hr="t" fillcolor="#a0a0a0" stroked="f"/>
+        </w:pict>
+      </w:r>
+    </w:p>
+    <w:p>
+      <w:pPr>
+        <w:pStyle w:val="20"/>
+        <w:rPr>
+          <w:lang w:val="en-US"/>
+        </w:rPr>
+      </w:pPr>
+      <w:r>
+        <w:t>Суть</w:t>
+      </w:r>
+      <w:r>
+        <w:rPr>
+          <w:lang w:val="en-US"/>
+        </w:rPr>
+        <w:t xml:space="preserve"> </w:t>
+      </w:r>
+      <w:r>
+        <w:t>метода</w:t>
+      </w:r>
+      <w:r>
+        <w:rPr>
+          <w:lang w:val="en-US"/>
+        </w:rPr>
+        <w:t xml:space="preserve"> (Electronic Image Stabilization)</w:t>
+      </w:r>
+    </w:p>
+    <w:p>
+      <w:pPr>
+        <w:pStyle w:val="my-2"/>
+      </w:pPr>
+      <w:r>
+        <w:t xml:space="preserve">Документ описывает алгоритм создания «виртуального </w:t>
+      </w:r>
+      <w:proofErr w:type="spellStart"/>
+      <w:r>
+        <w:t>гимбала</w:t>
+      </w:r>
+      <w:proofErr w:type="spellEnd"/>
+      <w:r>
+        <w:t>» — программной стабилизации видео с БЭК на основе данных от датчиков ориентации (IMU).</w:t>
+      </w:r>
+    </w:p>
+    <w:p>
+      <w:pPr>
+        <w:pStyle w:val="my-2"/>
+      </w:pPr>
+      <w:r>
+        <w:rPr>
+          <w:rStyle w:val="af"/>
+          <w:rFonts w:eastAsia="Yu Gothic Light"/>
+        </w:rPr>
+        <w:t>Шаг 1: Синхронизация</w:t>
+      </w:r>
+      <w:r>
+        <w:br/>
+        <w:t>Каждому видеокадру ($</w:t>
+      </w:r>
+      <w:proofErr w:type="spellStart"/>
+      <w:r>
+        <w:t>T_frame</w:t>
+      </w:r>
+      <w:proofErr w:type="spellEnd"/>
+      <w:r>
+        <w:t xml:space="preserve">$) сопоставляется ближайшая по времени запись углов </w:t>
+      </w:r>
+      <w:proofErr w:type="spellStart"/>
+      <w:r>
+        <w:rPr>
+          <w:rStyle w:val="HTML1"/>
+        </w:rPr>
+        <w:t>roll</w:t>
+      </w:r>
+      <w:proofErr w:type="spellEnd"/>
+      <w:r>
+        <w:t xml:space="preserve">, </w:t>
+      </w:r>
+      <w:proofErr w:type="spellStart"/>
+      <w:r>
+        <w:rPr>
+          <w:rStyle w:val="HTML1"/>
+        </w:rPr>
+        <w:t>pitch</w:t>
+      </w:r>
+      <w:proofErr w:type="spellEnd"/>
+      <w:r>
+        <w:t xml:space="preserve"> и </w:t>
+      </w:r>
+      <w:proofErr w:type="spellStart"/>
+      <w:r>
+        <w:rPr>
+          <w:rStyle w:val="HTML1"/>
+        </w:rPr>
+        <w:t>yaw</w:t>
+      </w:r>
+      <w:proofErr w:type="spellEnd"/>
+      <w:r>
+        <w:t xml:space="preserve"> из файла телеметрии (например, </w:t>
+      </w:r>
+      <w:r>
+        <w:rPr>
+          <w:rStyle w:val="HTML1"/>
+        </w:rPr>
+        <w:t>Orientation.csv</w:t>
+      </w:r>
+      <w:r>
+        <w:t>).</w:t>
+      </w:r>
+      <w:hyperlink r:id="rId120" w:tgtFrame="_blank" w:history="1">
+        <w:r>
+          <w:rPr>
+            <w:rStyle w:val="inline-block"/>
+            <w:rFonts w:eastAsia="MS Mincho"/>
+            <w:color w:val="0000FF"/>
+            <w:u w:val="single"/>
+          </w:rPr>
+          <w:t>Tsifrovaia-stabilizatsiia-kamer-EIS.pdf</w:t>
+        </w:r>
+      </w:hyperlink>
+    </w:p>
+    <w:p>
+      <w:pPr>
+        <w:pStyle w:val="my-2"/>
+      </w:pPr>
+      <w:r>
+        <w:rPr>
+          <w:rStyle w:val="af"/>
+          <w:rFonts w:eastAsia="Yu Gothic Light"/>
+        </w:rPr>
+        <w:t>Шаг 2: Геометрическая компенсация (</w:t>
+      </w:r>
+      <w:proofErr w:type="spellStart"/>
+      <w:r>
+        <w:rPr>
+          <w:rStyle w:val="af"/>
+          <w:rFonts w:eastAsia="Yu Gothic Light"/>
+        </w:rPr>
+        <w:t>OpenCV</w:t>
+      </w:r>
+      <w:proofErr w:type="spellEnd"/>
+      <w:r>
+        <w:rPr>
+          <w:rStyle w:val="af"/>
+          <w:rFonts w:eastAsia="Yu Gothic Light"/>
+        </w:rPr>
+        <w:t>)</w:t>
+      </w:r>
+    </w:p>
+    <w:p>
+      <w:pPr>
+        <w:pStyle w:val="my-2"/>
+        <w:numPr>
+          <w:ilvl w:val="0"/>
+          <w:numId w:val="52"/>
+        </w:numPr>
+      </w:pPr>
+      <w:r>
+        <w:rPr>
+          <w:rStyle w:val="af"/>
+          <w:rFonts w:eastAsia="Yu Gothic Light"/>
+        </w:rPr>
+        <w:t>Компенсация крена (</w:t>
+      </w:r>
+      <w:proofErr w:type="spellStart"/>
+      <w:r>
+        <w:rPr>
+          <w:rStyle w:val="af"/>
+          <w:rFonts w:eastAsia="Yu Gothic Light"/>
+        </w:rPr>
+        <w:t>Roll</w:t>
+      </w:r>
+      <w:proofErr w:type="spellEnd"/>
+      <w:r>
+        <w:rPr>
+          <w:rStyle w:val="af"/>
+          <w:rFonts w:eastAsia="Yu Gothic Light"/>
+        </w:rPr>
+        <w:t>)</w:t>
+      </w:r>
+      <w:proofErr w:type="gramStart"/>
+      <w:r>
+        <w:rPr>
+          <w:rStyle w:val="af"/>
+          <w:rFonts w:eastAsia="Yu Gothic Light"/>
+        </w:rPr>
+        <w:t>:</w:t>
+      </w:r>
+      <w:r>
+        <w:t xml:space="preserve"> Устраняет</w:t>
+      </w:r>
+      <w:proofErr w:type="gramEnd"/>
+      <w:r>
+        <w:t xml:space="preserve"> заваливание горизонта. Выполняется аффинным преобразованием (поворот изображения в противоположную крену сторону).</w:t>
+      </w:r>
+    </w:p>
+    <w:p>
+      <w:pPr>
+        <w:pStyle w:val="my-2"/>
+        <w:numPr>
+          <w:ilvl w:val="0"/>
+          <w:numId w:val="52"/>
+        </w:numPr>
+      </w:pPr>
+      <w:r>
+        <w:rPr>
+          <w:rStyle w:val="af"/>
+          <w:rFonts w:eastAsia="Yu Gothic Light"/>
+        </w:rPr>
+        <w:t>Компенсация тангажа (</w:t>
+      </w:r>
+      <w:proofErr w:type="spellStart"/>
+      <w:r>
+        <w:rPr>
+          <w:rStyle w:val="af"/>
+          <w:rFonts w:eastAsia="Yu Gothic Light"/>
+        </w:rPr>
+        <w:t>Pitch</w:t>
+      </w:r>
+      <w:proofErr w:type="spellEnd"/>
+      <w:r>
+        <w:rPr>
+          <w:rStyle w:val="af"/>
+          <w:rFonts w:eastAsia="Yu Gothic Light"/>
+        </w:rPr>
+        <w:t>)</w:t>
+      </w:r>
+      <w:proofErr w:type="gramStart"/>
+      <w:r>
+        <w:rPr>
+          <w:rStyle w:val="af"/>
+          <w:rFonts w:eastAsia="Yu Gothic Light"/>
+        </w:rPr>
+        <w:t>:</w:t>
+      </w:r>
+      <w:r>
+        <w:t xml:space="preserve"> Устраняет</w:t>
+      </w:r>
+      <w:proofErr w:type="gramEnd"/>
+      <w:r>
+        <w:t xml:space="preserve"> эффект «клевания носом» (прыжки объектов по вертикали). Выполняется через перспективное преобразование (растяжение/сжатие частей кадра).</w:t>
+      </w:r>
+      <w:hyperlink r:id="rId121" w:tgtFrame="_blank" w:history="1">
+        <w:r>
+          <w:rPr>
+            <w:rStyle w:val="inline-block"/>
+            <w:rFonts w:eastAsia="MS Mincho"/>
+            <w:color w:val="0000FF"/>
+            <w:u w:val="single"/>
+          </w:rPr>
+          <w:t>Tsifrovaia-stabilizatsiia-kamer-EIS.pdf</w:t>
+        </w:r>
+      </w:hyperlink>
+    </w:p>
+    <w:p>
+      <w:pPr>
+        <w:pStyle w:val="my-2"/>
+      </w:pPr>
+      <w:r>
+        <w:rPr>
+          <w:rStyle w:val="af"/>
+          <w:rFonts w:eastAsia="Yu Gothic Light"/>
+        </w:rPr>
+        <w:t>Шаг 3: Устранение артефактов (</w:t>
+      </w:r>
+      <w:proofErr w:type="spellStart"/>
+      <w:r>
+        <w:rPr>
+          <w:rStyle w:val="af"/>
+          <w:rFonts w:eastAsia="Yu Gothic Light"/>
+        </w:rPr>
+        <w:t>Кроп</w:t>
+      </w:r>
+      <w:proofErr w:type="spellEnd"/>
+      <w:r>
+        <w:rPr>
+          <w:rStyle w:val="af"/>
+          <w:rFonts w:eastAsia="Yu Gothic Light"/>
+        </w:rPr>
+        <w:t>)</w:t>
+      </w:r>
+      <w:r>
+        <w:br/>
+        <w:t>При поворотах и искажениях по краям кадра появляются чёрные треугольные пустоты. Для их скрытия применяется цифровой зум (масштабирование) с последующей обрезкой (</w:t>
+      </w:r>
+      <w:proofErr w:type="spellStart"/>
+      <w:r>
+        <w:t>crop</w:t>
+      </w:r>
+      <w:proofErr w:type="spellEnd"/>
+      <w:r>
+        <w:t>) до исходного разрешения. Платой за EIS является неизбежное сужение эффективного поля зрения (FOV) камеры.</w:t>
+      </w:r>
+      <w:hyperlink r:id="rId122" w:tgtFrame="_blank" w:history="1">
+        <w:r>
+          <w:rPr>
+            <w:rStyle w:val="inline-block"/>
+            <w:rFonts w:eastAsia="MS Mincho"/>
+            <w:color w:val="0000FF"/>
+            <w:u w:val="single"/>
+          </w:rPr>
+          <w:t>Tsifrovaia-stabilizatsiia-kamer-EIS.pdf</w:t>
+        </w:r>
+      </w:hyperlink>
+    </w:p>
+    <w:p>
+      <w:r>
+        <w:pict w14:anchorId="732D4F4C">
+          <v:rect id="_x0000_i1136" style="width:0;height:1.5pt" o:hralign="center" o:hrstd="t" o:hr="t" fillcolor="#a0a0a0" stroked="f"/>
+        </w:pict>
+      </w:r>
+    </w:p>
+    <w:p>
+      <w:pPr>
+        <w:pStyle w:val="my-2"/>
+      </w:pPr>
+      <w:r>
+        <w:rPr>
+          <w:rStyle w:val="af"/>
+          <w:rFonts w:eastAsia="Yu Gothic Light"/>
+        </w:rPr>
+        <w:t>Теги:</w:t>
+      </w:r>
+      <w:r>
+        <w:t xml:space="preserve"> </w:t>
+      </w:r>
+      <w:r>
+        <w:rPr>
+          <w:rStyle w:val="HTML1"/>
+        </w:rPr>
+        <w:t>EIS</w:t>
+      </w:r>
+      <w:r>
+        <w:t xml:space="preserve"> · </w:t>
+      </w:r>
+      <w:r>
+        <w:rPr>
+          <w:rStyle w:val="HTML1"/>
+        </w:rPr>
+        <w:t>цифровая стабилизация</w:t>
+      </w:r>
+      <w:r>
+        <w:t xml:space="preserve"> · </w:t>
+      </w:r>
+      <w:r>
+        <w:rPr>
+          <w:rStyle w:val="HTML1"/>
+        </w:rPr>
+        <w:t>IMU</w:t>
+      </w:r>
+      <w:r>
+        <w:t xml:space="preserve"> · </w:t>
+      </w:r>
+      <w:proofErr w:type="spellStart"/>
+      <w:r>
+        <w:rPr>
+          <w:rStyle w:val="HTML1"/>
+        </w:rPr>
+        <w:t>OpenCV</w:t>
+      </w:r>
+      <w:proofErr w:type="spellEnd"/>
+      <w:r>
+        <w:t xml:space="preserve"> · </w:t>
+      </w:r>
+      <w:r>
+        <w:rPr>
+          <w:rStyle w:val="HTML1"/>
+        </w:rPr>
+        <w:t>компенсация качки</w:t>
+      </w:r>
+      <w:r>
+        <w:t xml:space="preserve"> · </w:t>
+      </w:r>
+      <w:r>
+        <w:rPr>
+          <w:rStyle w:val="HTML1"/>
+        </w:rPr>
+        <w:t>аффинные преобразования</w:t>
+      </w:r>
+      <w:r>
+        <w:t xml:space="preserve"> · </w:t>
+      </w:r>
+      <w:r>
+        <w:rPr>
+          <w:rStyle w:val="HTML1"/>
+        </w:rPr>
+        <w:t>БЭК</w:t>
+      </w:r>
     </w:p>
     <w:p>
       <w:pPr>
@@ -36945,9 +42826,126 @@
     </w:lvl>
   </w:abstractNum>
   <w:abstractNum w:abstractNumId="1" w15:restartNumberingAfterBreak="0">
-    <w:nsid w:val="0B433B4F"/>
+    <w:nsid w:val="08CD533D"/>
     <w:multiLevelType w:val="multilevel"/>
-    <w:tmpl w:val="1CE84476"/>
+    <w:tmpl w:val="2E1A166E"/>
+    <w:lvl w:ilvl="0">
+      <w:start w:val="1"/>
+      <w:numFmt w:val="decimal"/>
+      <w:lvlText w:val="%1."/>
+      <w:lvlJc w:val="left"/>
+      <w:pPr>
+        <w:tabs>
+          <w:tab w:val="num" w:pos="720"/>
+        </w:tabs>
+        <w:ind w:left="720" w:hanging="360"/>
+      </w:pPr>
+    </w:lvl>
+    <w:lvl w:ilvl="1">
+      <w:start w:val="1"/>
+      <w:numFmt w:val="bullet"/>
+      <w:lvlText w:val="o"/>
+      <w:lvlJc w:val="left"/>
+      <w:pPr>
+        <w:tabs>
+          <w:tab w:val="num" w:pos="1440"/>
+        </w:tabs>
+        <w:ind w:left="1440" w:hanging="360"/>
+      </w:pPr>
+      <w:rPr>
+        <w:rFonts w:ascii="Courier New" w:hAnsi="Courier New" w:hint="default"/>
+        <w:sz w:val="20"/>
+      </w:rPr>
+    </w:lvl>
+    <w:lvl w:ilvl="2" w:tentative="1">
+      <w:start w:val="1"/>
+      <w:numFmt w:val="decimal"/>
+      <w:lvlText w:val="%3."/>
+      <w:lvlJc w:val="left"/>
+      <w:pPr>
+        <w:tabs>
+          <w:tab w:val="num" w:pos="2160"/>
+        </w:tabs>
+        <w:ind w:left="2160" w:hanging="360"/>
+      </w:pPr>
+    </w:lvl>
+    <w:lvl w:ilvl="3" w:tentative="1">
+      <w:start w:val="1"/>
+      <w:numFmt w:val="decimal"/>
+      <w:lvlText w:val="%4."/>
+      <w:lvlJc w:val="left"/>
+      <w:pPr>
+        <w:tabs>
+          <w:tab w:val="num" w:pos="2880"/>
+        </w:tabs>
+        <w:ind w:left="2880" w:hanging="360"/>
+      </w:pPr>
+    </w:lvl>
+    <w:lvl w:ilvl="4" w:tentative="1">
+      <w:start w:val="1"/>
+      <w:numFmt w:val="decimal"/>
+      <w:lvlText w:val="%5."/>
+      <w:lvlJc w:val="left"/>
+      <w:pPr>
+        <w:tabs>
+          <w:tab w:val="num" w:pos="3600"/>
+        </w:tabs>
+        <w:ind w:left="3600" w:hanging="360"/>
+      </w:pPr>
+    </w:lvl>
+    <w:lvl w:ilvl="5" w:tentative="1">
+      <w:start w:val="1"/>
+      <w:numFmt w:val="decimal"/>
+      <w:lvlText w:val="%6."/>
+      <w:lvlJc w:val="left"/>
+      <w:pPr>
+        <w:tabs>
+          <w:tab w:val="num" w:pos="4320"/>
+        </w:tabs>
+        <w:ind w:left="4320" w:hanging="360"/>
+      </w:pPr>
+    </w:lvl>
+    <w:lvl w:ilvl="6" w:tentative="1">
+      <w:start w:val="1"/>
+      <w:numFmt w:val="decimal"/>
+      <w:lvlText w:val="%7."/>
+      <w:lvlJc w:val="left"/>
+      <w:pPr>
+        <w:tabs>
+          <w:tab w:val="num" w:pos="5040"/>
+        </w:tabs>
+        <w:ind w:left="5040" w:hanging="360"/>
+      </w:pPr>
+    </w:lvl>
+    <w:lvl w:ilvl="7" w:tentative="1">
+      <w:start w:val="1"/>
+      <w:numFmt w:val="decimal"/>
+      <w:lvlText w:val="%8."/>
+      <w:lvlJc w:val="left"/>
+      <w:pPr>
+        <w:tabs>
+          <w:tab w:val="num" w:pos="5760"/>
+        </w:tabs>
+        <w:ind w:left="5760" w:hanging="360"/>
+      </w:pPr>
+    </w:lvl>
+    <w:lvl w:ilvl="8" w:tentative="1">
+      <w:start w:val="1"/>
+      <w:numFmt w:val="decimal"/>
+      <w:lvlText w:val="%9."/>
+      <w:lvlJc w:val="left"/>
+      <w:pPr>
+        <w:tabs>
+          <w:tab w:val="num" w:pos="6480"/>
+        </w:tabs>
+        <w:ind w:left="6480" w:hanging="360"/>
+      </w:pPr>
+    </w:lvl>
+  </w:abstractNum>
+  <w:abstractNum w:abstractNumId="2" w15:restartNumberingAfterBreak="0">
+    <w:nsid w:val="09F352A5"/>
+    <w:multiLevelType w:val="multilevel"/>
+    <w:tmpl w:val="7CCC41F8"/>
     <w:lvl w:ilvl="0">
       <w:start w:val="1"/>
       <w:numFmt w:val="bullet"/>
@@ -37093,10 +43091,10 @@
       </w:rPr>
     </w:lvl>
   </w:abstractNum>
-  <w:abstractNum w:abstractNumId="2" w15:restartNumberingAfterBreak="0">
-    <w:nsid w:val="0C9C77AA"/>
+  <w:abstractNum w:abstractNumId="3" w15:restartNumberingAfterBreak="0">
+    <w:nsid w:val="0B433B4F"/>
     <w:multiLevelType w:val="multilevel"/>
-    <w:tmpl w:val="F04AC694"/>
+    <w:tmpl w:val="1CE84476"/>
     <w:lvl w:ilvl="0">
       <w:start w:val="1"/>
       <w:numFmt w:val="bullet"/>
@@ -37242,10 +43240,10 @@
       </w:rPr>
     </w:lvl>
   </w:abstractNum>
-  <w:abstractNum w:abstractNumId="3" w15:restartNumberingAfterBreak="0">
-    <w:nsid w:val="0D0F3134"/>
+  <w:abstractNum w:abstractNumId="4" w15:restartNumberingAfterBreak="0">
+    <w:nsid w:val="0C9C77AA"/>
     <w:multiLevelType w:val="multilevel"/>
-    <w:tmpl w:val="A9D84590"/>
+    <w:tmpl w:val="F04AC694"/>
     <w:lvl w:ilvl="0">
       <w:start w:val="1"/>
       <w:numFmt w:val="bullet"/>
@@ -37391,10 +43389,10 @@
       </w:rPr>
     </w:lvl>
   </w:abstractNum>
-  <w:abstractNum w:abstractNumId="4" w15:restartNumberingAfterBreak="0">
-    <w:nsid w:val="0E75518C"/>
+  <w:abstractNum w:abstractNumId="5" w15:restartNumberingAfterBreak="0">
+    <w:nsid w:val="0D0F3134"/>
     <w:multiLevelType w:val="multilevel"/>
-    <w:tmpl w:val="52CE1416"/>
+    <w:tmpl w:val="A9D84590"/>
     <w:lvl w:ilvl="0">
       <w:start w:val="1"/>
       <w:numFmt w:val="bullet"/>
@@ -37540,10 +43538,10 @@
       </w:rPr>
     </w:lvl>
   </w:abstractNum>
-  <w:abstractNum w:abstractNumId="5" w15:restartNumberingAfterBreak="0">
-    <w:nsid w:val="10583877"/>
+  <w:abstractNum w:abstractNumId="6" w15:restartNumberingAfterBreak="0">
+    <w:nsid w:val="0E75518C"/>
     <w:multiLevelType w:val="multilevel"/>
-    <w:tmpl w:val="E9CE0118"/>
+    <w:tmpl w:val="52CE1416"/>
     <w:lvl w:ilvl="0">
       <w:start w:val="1"/>
       <w:numFmt w:val="bullet"/>
@@ -37689,10 +43687,10 @@
       </w:rPr>
     </w:lvl>
   </w:abstractNum>
-  <w:abstractNum w:abstractNumId="6" w15:restartNumberingAfterBreak="0">
-    <w:nsid w:val="1108039F"/>
+  <w:abstractNum w:abstractNumId="7" w15:restartNumberingAfterBreak="0">
+    <w:nsid w:val="0E8D58C8"/>
     <w:multiLevelType w:val="multilevel"/>
-    <w:tmpl w:val="401AA27C"/>
+    <w:tmpl w:val="739A69B6"/>
     <w:lvl w:ilvl="0">
       <w:start w:val="1"/>
       <w:numFmt w:val="bullet"/>
@@ -37838,10 +43836,10 @@
       </w:rPr>
     </w:lvl>
   </w:abstractNum>
-  <w:abstractNum w:abstractNumId="7" w15:restartNumberingAfterBreak="0">
-    <w:nsid w:val="127E265A"/>
+  <w:abstractNum w:abstractNumId="8" w15:restartNumberingAfterBreak="0">
+    <w:nsid w:val="10583877"/>
     <w:multiLevelType w:val="multilevel"/>
-    <w:tmpl w:val="F6A00B9A"/>
+    <w:tmpl w:val="E9CE0118"/>
     <w:lvl w:ilvl="0">
       <w:start w:val="1"/>
       <w:numFmt w:val="bullet"/>
@@ -37987,10 +43985,10 @@
       </w:rPr>
     </w:lvl>
   </w:abstractNum>
-  <w:abstractNum w:abstractNumId="8" w15:restartNumberingAfterBreak="0">
-    <w:nsid w:val="1D7D79B2"/>
+  <w:abstractNum w:abstractNumId="9" w15:restartNumberingAfterBreak="0">
+    <w:nsid w:val="127E265A"/>
     <w:multiLevelType w:val="multilevel"/>
-    <w:tmpl w:val="EDA6A94A"/>
+    <w:tmpl w:val="F6A00B9A"/>
     <w:lvl w:ilvl="0">
       <w:start w:val="1"/>
       <w:numFmt w:val="bullet"/>
@@ -38136,10 +44134,10 @@
       </w:rPr>
     </w:lvl>
   </w:abstractNum>
-  <w:abstractNum w:abstractNumId="9" w15:restartNumberingAfterBreak="0">
-    <w:nsid w:val="1F704005"/>
+  <w:abstractNum w:abstractNumId="10" w15:restartNumberingAfterBreak="0">
+    <w:nsid w:val="14827F28"/>
     <w:multiLevelType w:val="multilevel"/>
-    <w:tmpl w:val="A8487338"/>
+    <w:tmpl w:val="F4829F76"/>
     <w:lvl w:ilvl="0">
       <w:start w:val="1"/>
       <w:numFmt w:val="bullet"/>
@@ -38285,10 +44283,10 @@
       </w:rPr>
     </w:lvl>
   </w:abstractNum>
-  <w:abstractNum w:abstractNumId="10" w15:restartNumberingAfterBreak="0">
-    <w:nsid w:val="1FF40127"/>
+  <w:abstractNum w:abstractNumId="11" w15:restartNumberingAfterBreak="0">
+    <w:nsid w:val="1F5C3193"/>
     <w:multiLevelType w:val="multilevel"/>
-    <w:tmpl w:val="CCDC91B8"/>
+    <w:tmpl w:val="0A9C4890"/>
     <w:lvl w:ilvl="0">
       <w:start w:val="1"/>
       <w:numFmt w:val="bullet"/>
@@ -38434,10 +44432,10 @@
       </w:rPr>
     </w:lvl>
   </w:abstractNum>
-  <w:abstractNum w:abstractNumId="11" w15:restartNumberingAfterBreak="0">
-    <w:nsid w:val="233B4EA8"/>
+  <w:abstractNum w:abstractNumId="12" w15:restartNumberingAfterBreak="0">
+    <w:nsid w:val="1F704005"/>
     <w:multiLevelType w:val="multilevel"/>
-    <w:tmpl w:val="95E4BD38"/>
+    <w:tmpl w:val="A8487338"/>
     <w:lvl w:ilvl="0">
       <w:start w:val="1"/>
       <w:numFmt w:val="bullet"/>
@@ -38583,10 +44581,10 @@
       </w:rPr>
     </w:lvl>
   </w:abstractNum>
-  <w:abstractNum w:abstractNumId="12" w15:restartNumberingAfterBreak="0">
-    <w:nsid w:val="2594638A"/>
+  <w:abstractNum w:abstractNumId="13" w15:restartNumberingAfterBreak="0">
+    <w:nsid w:val="1FF40127"/>
     <w:multiLevelType w:val="multilevel"/>
-    <w:tmpl w:val="EBFA8598"/>
+    <w:tmpl w:val="CCDC91B8"/>
     <w:lvl w:ilvl="0">
       <w:start w:val="1"/>
       <w:numFmt w:val="bullet"/>
@@ -38732,10 +44730,10 @@
       </w:rPr>
     </w:lvl>
   </w:abstractNum>
-  <w:abstractNum w:abstractNumId="13" w15:restartNumberingAfterBreak="0">
-    <w:nsid w:val="279B1DAB"/>
+  <w:abstractNum w:abstractNumId="14" w15:restartNumberingAfterBreak="0">
+    <w:nsid w:val="2075605F"/>
     <w:multiLevelType w:val="multilevel"/>
-    <w:tmpl w:val="D62256DE"/>
+    <w:tmpl w:val="E2FEB3E8"/>
     <w:lvl w:ilvl="0">
       <w:start w:val="1"/>
       <w:numFmt w:val="bullet"/>
@@ -38881,10 +44879,10 @@
       </w:rPr>
     </w:lvl>
   </w:abstractNum>
-  <w:abstractNum w:abstractNumId="14" w15:restartNumberingAfterBreak="0">
-    <w:nsid w:val="298A4C59"/>
+  <w:abstractNum w:abstractNumId="15" w15:restartNumberingAfterBreak="0">
+    <w:nsid w:val="21AD15C9"/>
     <w:multiLevelType w:val="multilevel"/>
-    <w:tmpl w:val="86E8EEE6"/>
+    <w:tmpl w:val="F5EAC0F6"/>
     <w:lvl w:ilvl="0">
       <w:start w:val="1"/>
       <w:numFmt w:val="decimal"/>
@@ -38994,10 +44992,10 @@
       </w:pPr>
     </w:lvl>
   </w:abstractNum>
-  <w:abstractNum w:abstractNumId="15" w15:restartNumberingAfterBreak="0">
-    <w:nsid w:val="2E937049"/>
+  <w:abstractNum w:abstractNumId="16" w15:restartNumberingAfterBreak="0">
+    <w:nsid w:val="21CE1784"/>
     <w:multiLevelType w:val="multilevel"/>
-    <w:tmpl w:val="F368744E"/>
+    <w:tmpl w:val="C51EA44E"/>
     <w:lvl w:ilvl="0">
       <w:start w:val="1"/>
       <w:numFmt w:val="bullet"/>
@@ -39143,10 +45141,10 @@
       </w:rPr>
     </w:lvl>
   </w:abstractNum>
-  <w:abstractNum w:abstractNumId="16" w15:restartNumberingAfterBreak="0">
-    <w:nsid w:val="307B17C1"/>
+  <w:abstractNum w:abstractNumId="17" w15:restartNumberingAfterBreak="0">
+    <w:nsid w:val="233B4EA8"/>
     <w:multiLevelType w:val="multilevel"/>
-    <w:tmpl w:val="03AC59B0"/>
+    <w:tmpl w:val="95E4BD38"/>
     <w:lvl w:ilvl="0">
       <w:start w:val="1"/>
       <w:numFmt w:val="bullet"/>
@@ -39292,10 +45290,10 @@
       </w:rPr>
     </w:lvl>
   </w:abstractNum>
-  <w:abstractNum w:abstractNumId="17" w15:restartNumberingAfterBreak="0">
-    <w:nsid w:val="387D647D"/>
+  <w:abstractNum w:abstractNumId="18" w15:restartNumberingAfterBreak="0">
+    <w:nsid w:val="2594638A"/>
     <w:multiLevelType w:val="multilevel"/>
-    <w:tmpl w:val="9C7821C0"/>
+    <w:tmpl w:val="EBFA8598"/>
     <w:lvl w:ilvl="0">
       <w:start w:val="1"/>
       <w:numFmt w:val="bullet"/>
@@ -39441,10 +45439,10 @@
       </w:rPr>
     </w:lvl>
   </w:abstractNum>
-  <w:abstractNum w:abstractNumId="18" w15:restartNumberingAfterBreak="0">
-    <w:nsid w:val="38E97755"/>
+  <w:abstractNum w:abstractNumId="19" w15:restartNumberingAfterBreak="0">
+    <w:nsid w:val="279B1DAB"/>
     <w:multiLevelType w:val="multilevel"/>
-    <w:tmpl w:val="8B825FCE"/>
+    <w:tmpl w:val="D62256DE"/>
     <w:lvl w:ilvl="0">
       <w:start w:val="1"/>
       <w:numFmt w:val="bullet"/>
@@ -39590,10 +45588,10 @@
       </w:rPr>
     </w:lvl>
   </w:abstractNum>
-  <w:abstractNum w:abstractNumId="19" w15:restartNumberingAfterBreak="0">
-    <w:nsid w:val="3B560B15"/>
+  <w:abstractNum w:abstractNumId="20" w15:restartNumberingAfterBreak="0">
+    <w:nsid w:val="27A64A14"/>
     <w:multiLevelType w:val="multilevel"/>
-    <w:tmpl w:val="CA40AB14"/>
+    <w:tmpl w:val="52389DA0"/>
     <w:lvl w:ilvl="0">
       <w:start w:val="1"/>
       <w:numFmt w:val="bullet"/>
@@ -39739,10 +45737,123 @@
       </w:rPr>
     </w:lvl>
   </w:abstractNum>
-  <w:abstractNum w:abstractNumId="20" w15:restartNumberingAfterBreak="0">
-    <w:nsid w:val="3EE06836"/>
+  <w:abstractNum w:abstractNumId="21" w15:restartNumberingAfterBreak="0">
+    <w:nsid w:val="298A4C59"/>
     <w:multiLevelType w:val="multilevel"/>
-    <w:tmpl w:val="57AE2162"/>
+    <w:tmpl w:val="86E8EEE6"/>
+    <w:lvl w:ilvl="0">
+      <w:start w:val="1"/>
+      <w:numFmt w:val="decimal"/>
+      <w:lvlText w:val="%1."/>
+      <w:lvlJc w:val="left"/>
+      <w:pPr>
+        <w:tabs>
+          <w:tab w:val="num" w:pos="720"/>
+        </w:tabs>
+        <w:ind w:left="720" w:hanging="360"/>
+      </w:pPr>
+    </w:lvl>
+    <w:lvl w:ilvl="1" w:tentative="1">
+      <w:start w:val="1"/>
+      <w:numFmt w:val="decimal"/>
+      <w:lvlText w:val="%2."/>
+      <w:lvlJc w:val="left"/>
+      <w:pPr>
+        <w:tabs>
+          <w:tab w:val="num" w:pos="1440"/>
+        </w:tabs>
+        <w:ind w:left="1440" w:hanging="360"/>
+      </w:pPr>
+    </w:lvl>
+    <w:lvl w:ilvl="2" w:tentative="1">
+      <w:start w:val="1"/>
+      <w:numFmt w:val="decimal"/>
+      <w:lvlText w:val="%3."/>
+      <w:lvlJc w:val="left"/>
+      <w:pPr>
+        <w:tabs>
+          <w:tab w:val="num" w:pos="2160"/>
+        </w:tabs>
+        <w:ind w:left="2160" w:hanging="360"/>
+      </w:pPr>
+    </w:lvl>
+    <w:lvl w:ilvl="3" w:tentative="1">
+      <w:start w:val="1"/>
+      <w:numFmt w:val="decimal"/>
+      <w:lvlText w:val="%4."/>
+      <w:lvlJc w:val="left"/>
+      <w:pPr>
+        <w:tabs>
+          <w:tab w:val="num" w:pos="2880"/>
+        </w:tabs>
+        <w:ind w:left="2880" w:hanging="360"/>
+      </w:pPr>
+    </w:lvl>
+    <w:lvl w:ilvl="4" w:tentative="1">
+      <w:start w:val="1"/>
+      <w:numFmt w:val="decimal"/>
+      <w:lvlText w:val="%5."/>
+      <w:lvlJc w:val="left"/>
+      <w:pPr>
+        <w:tabs>
+          <w:tab w:val="num" w:pos="3600"/>
+        </w:tabs>
+        <w:ind w:left="3600" w:hanging="360"/>
+      </w:pPr>
+    </w:lvl>
+    <w:lvl w:ilvl="5" w:tentative="1">
+      <w:start w:val="1"/>
+      <w:numFmt w:val="decimal"/>
+      <w:lvlText w:val="%6."/>
+      <w:lvlJc w:val="left"/>
+      <w:pPr>
+        <w:tabs>
+          <w:tab w:val="num" w:pos="4320"/>
+        </w:tabs>
+        <w:ind w:left="4320" w:hanging="360"/>
+      </w:pPr>
+    </w:lvl>
+    <w:lvl w:ilvl="6" w:tentative="1">
+      <w:start w:val="1"/>
+      <w:numFmt w:val="decimal"/>
+      <w:lvlText w:val="%7."/>
+      <w:lvlJc w:val="left"/>
+      <w:pPr>
+        <w:tabs>
+          <w:tab w:val="num" w:pos="5040"/>
+        </w:tabs>
+        <w:ind w:left="5040" w:hanging="360"/>
+      </w:pPr>
+    </w:lvl>
+    <w:lvl w:ilvl="7" w:tentative="1">
+      <w:start w:val="1"/>
+      <w:numFmt w:val="decimal"/>
+      <w:lvlText w:val="%8."/>
+      <w:lvlJc w:val="left"/>
+      <w:pPr>
+        <w:tabs>
+          <w:tab w:val="num" w:pos="5760"/>
+        </w:tabs>
+        <w:ind w:left="5760" w:hanging="360"/>
+      </w:pPr>
+    </w:lvl>
+    <w:lvl w:ilvl="8" w:tentative="1">
+      <w:start w:val="1"/>
+      <w:numFmt w:val="decimal"/>
+      <w:lvlText w:val="%9."/>
+      <w:lvlJc w:val="left"/>
+      <w:pPr>
+        <w:tabs>
+          <w:tab w:val="num" w:pos="6480"/>
+        </w:tabs>
+        <w:ind w:left="6480" w:hanging="360"/>
+      </w:pPr>
+    </w:lvl>
+  </w:abstractNum>
+  <w:abstractNum w:abstractNumId="22" w15:restartNumberingAfterBreak="0">
+    <w:nsid w:val="2AC91DCE"/>
+    <w:multiLevelType w:val="multilevel"/>
+    <w:tmpl w:val="2FD46236"/>
     <w:lvl w:ilvl="0">
       <w:start w:val="1"/>
       <w:numFmt w:val="bullet"/>
@@ -39888,10 +45999,10 @@
       </w:rPr>
     </w:lvl>
   </w:abstractNum>
-  <w:abstractNum w:abstractNumId="21" w15:restartNumberingAfterBreak="0">
-    <w:nsid w:val="3FC1059A"/>
+  <w:abstractNum w:abstractNumId="23" w15:restartNumberingAfterBreak="0">
+    <w:nsid w:val="2B3A7D5E"/>
     <w:multiLevelType w:val="multilevel"/>
-    <w:tmpl w:val="2C564350"/>
+    <w:tmpl w:val="8A601A44"/>
     <w:lvl w:ilvl="0">
       <w:start w:val="1"/>
       <w:numFmt w:val="bullet"/>
@@ -40037,123 +46148,10 @@
       </w:rPr>
     </w:lvl>
   </w:abstractNum>
-  <w:abstractNum w:abstractNumId="22" w15:restartNumberingAfterBreak="0">
-    <w:nsid w:val="49D52807"/>
+  <w:abstractNum w:abstractNumId="24" w15:restartNumberingAfterBreak="0">
+    <w:nsid w:val="2E937049"/>
     <w:multiLevelType w:val="multilevel"/>
-    <w:tmpl w:val="C07A7AD6"/>
-    <w:lvl w:ilvl="0">
-      <w:start w:val="1"/>
-      <w:numFmt w:val="decimal"/>
-      <w:lvlText w:val="%1."/>
-      <w:lvlJc w:val="left"/>
-      <w:pPr>
-        <w:tabs>
-          <w:tab w:val="num" w:pos="720"/>
-        </w:tabs>
-        <w:ind w:left="720" w:hanging="360"/>
-      </w:pPr>
-    </w:lvl>
-    <w:lvl w:ilvl="1" w:tentative="1">
-      <w:start w:val="1"/>
-      <w:numFmt w:val="decimal"/>
-      <w:lvlText w:val="%2."/>
-      <w:lvlJc w:val="left"/>
-      <w:pPr>
-        <w:tabs>
-          <w:tab w:val="num" w:pos="1440"/>
-        </w:tabs>
-        <w:ind w:left="1440" w:hanging="360"/>
-      </w:pPr>
-    </w:lvl>
-    <w:lvl w:ilvl="2" w:tentative="1">
-      <w:start w:val="1"/>
-      <w:numFmt w:val="decimal"/>
-      <w:lvlText w:val="%3."/>
-      <w:lvlJc w:val="left"/>
-      <w:pPr>
-        <w:tabs>
-          <w:tab w:val="num" w:pos="2160"/>
-        </w:tabs>
-        <w:ind w:left="2160" w:hanging="360"/>
-      </w:pPr>
-    </w:lvl>
-    <w:lvl w:ilvl="3" w:tentative="1">
-      <w:start w:val="1"/>
-      <w:numFmt w:val="decimal"/>
-      <w:lvlText w:val="%4."/>
-      <w:lvlJc w:val="left"/>
-      <w:pPr>
-        <w:tabs>
-          <w:tab w:val="num" w:pos="2880"/>
-        </w:tabs>
-        <w:ind w:left="2880" w:hanging="360"/>
-      </w:pPr>
-    </w:lvl>
-    <w:lvl w:ilvl="4" w:tentative="1">
-      <w:start w:val="1"/>
-      <w:numFmt w:val="decimal"/>
-      <w:lvlText w:val="%5."/>
-      <w:lvlJc w:val="left"/>
-      <w:pPr>
-        <w:tabs>
-          <w:tab w:val="num" w:pos="3600"/>
-        </w:tabs>
-        <w:ind w:left="3600" w:hanging="360"/>
-      </w:pPr>
-    </w:lvl>
-    <w:lvl w:ilvl="5" w:tentative="1">
-      <w:start w:val="1"/>
-      <w:numFmt w:val="decimal"/>
-      <w:lvlText w:val="%6."/>
-      <w:lvlJc w:val="left"/>
-      <w:pPr>
-        <w:tabs>
-          <w:tab w:val="num" w:pos="4320"/>
-        </w:tabs>
-        <w:ind w:left="4320" w:hanging="360"/>
-      </w:pPr>
-    </w:lvl>
-    <w:lvl w:ilvl="6" w:tentative="1">
-      <w:start w:val="1"/>
-      <w:numFmt w:val="decimal"/>
-      <w:lvlText w:val="%7."/>
-      <w:lvlJc w:val="left"/>
-      <w:pPr>
-        <w:tabs>
-          <w:tab w:val="num" w:pos="5040"/>
-        </w:tabs>
-        <w:ind w:left="5040" w:hanging="360"/>
-      </w:pPr>
-    </w:lvl>
-    <w:lvl w:ilvl="7" w:tentative="1">
-      <w:start w:val="1"/>
-      <w:numFmt w:val="decimal"/>
-      <w:lvlText w:val="%8."/>
-      <w:lvlJc w:val="left"/>
-      <w:pPr>
-        <w:tabs>
-          <w:tab w:val="num" w:pos="5760"/>
-        </w:tabs>
-        <w:ind w:left="5760" w:hanging="360"/>
-      </w:pPr>
-    </w:lvl>
-    <w:lvl w:ilvl="8" w:tentative="1">
-      <w:start w:val="1"/>
-      <w:numFmt w:val="decimal"/>
-      <w:lvlText w:val="%9."/>
-      <w:lvlJc w:val="left"/>
-      <w:pPr>
-        <w:tabs>
-          <w:tab w:val="num" w:pos="6480"/>
-        </w:tabs>
-        <w:ind w:left="6480" w:hanging="360"/>
-      </w:pPr>
-    </w:lvl>
-  </w:abstractNum>
-  <w:abstractNum w:abstractNumId="23" w15:restartNumberingAfterBreak="0">
-    <w:nsid w:val="4F275B65"/>
-    <w:multiLevelType w:val="multilevel"/>
-    <w:tmpl w:val="041C01DE"/>
+    <w:tmpl w:val="F368744E"/>
     <w:lvl w:ilvl="0">
       <w:start w:val="1"/>
       <w:numFmt w:val="bullet"/>
@@ -40299,123 +46297,10 @@
       </w:rPr>
     </w:lvl>
   </w:abstractNum>
-  <w:abstractNum w:abstractNumId="24" w15:restartNumberingAfterBreak="0">
-    <w:nsid w:val="4FE26139"/>
+  <w:abstractNum w:abstractNumId="25" w15:restartNumberingAfterBreak="0">
+    <w:nsid w:val="307B17C1"/>
     <w:multiLevelType w:val="multilevel"/>
-    <w:tmpl w:val="3F1448C4"/>
-    <w:lvl w:ilvl="0">
-      <w:start w:val="1"/>
-      <w:numFmt w:val="decimal"/>
-      <w:lvlText w:val="%1."/>
-      <w:lvlJc w:val="left"/>
-      <w:pPr>
-        <w:tabs>
-          <w:tab w:val="num" w:pos="720"/>
-        </w:tabs>
-        <w:ind w:left="720" w:hanging="360"/>
-      </w:pPr>
-    </w:lvl>
-    <w:lvl w:ilvl="1" w:tentative="1">
-      <w:start w:val="1"/>
-      <w:numFmt w:val="decimal"/>
-      <w:lvlText w:val="%2."/>
-      <w:lvlJc w:val="left"/>
-      <w:pPr>
-        <w:tabs>
-          <w:tab w:val="num" w:pos="1440"/>
-        </w:tabs>
-        <w:ind w:left="1440" w:hanging="360"/>
-      </w:pPr>
-    </w:lvl>
-    <w:lvl w:ilvl="2" w:tentative="1">
-      <w:start w:val="1"/>
-      <w:numFmt w:val="decimal"/>
-      <w:lvlText w:val="%3."/>
-      <w:lvlJc w:val="left"/>
-      <w:pPr>
-        <w:tabs>
-          <w:tab w:val="num" w:pos="2160"/>
-        </w:tabs>
-        <w:ind w:left="2160" w:hanging="360"/>
-      </w:pPr>
-    </w:lvl>
-    <w:lvl w:ilvl="3" w:tentative="1">
-      <w:start w:val="1"/>
-      <w:numFmt w:val="decimal"/>
-      <w:lvlText w:val="%4."/>
-      <w:lvlJc w:val="left"/>
-      <w:pPr>
-        <w:tabs>
-          <w:tab w:val="num" w:pos="2880"/>
-        </w:tabs>
-        <w:ind w:left="2880" w:hanging="360"/>
-      </w:pPr>
-    </w:lvl>
-    <w:lvl w:ilvl="4" w:tentative="1">
-      <w:start w:val="1"/>
-      <w:numFmt w:val="decimal"/>
-      <w:lvlText w:val="%5."/>
-      <w:lvlJc w:val="left"/>
-      <w:pPr>
-        <w:tabs>
-          <w:tab w:val="num" w:pos="3600"/>
-        </w:tabs>
-        <w:ind w:left="3600" w:hanging="360"/>
-      </w:pPr>
-    </w:lvl>
-    <w:lvl w:ilvl="5" w:tentative="1">
-      <w:start w:val="1"/>
-      <w:numFmt w:val="decimal"/>
-      <w:lvlText w:val="%6."/>
-      <w:lvlJc w:val="left"/>
-      <w:pPr>
-        <w:tabs>
-          <w:tab w:val="num" w:pos="4320"/>
-        </w:tabs>
-        <w:ind w:left="4320" w:hanging="360"/>
-      </w:pPr>
-    </w:lvl>
-    <w:lvl w:ilvl="6" w:tentative="1">
-      <w:start w:val="1"/>
-      <w:numFmt w:val="decimal"/>
-      <w:lvlText w:val="%7."/>
-      <w:lvlJc w:val="left"/>
-      <w:pPr>
-        <w:tabs>
-          <w:tab w:val="num" w:pos="5040"/>
-        </w:tabs>
-        <w:ind w:left="5040" w:hanging="360"/>
-      </w:pPr>
-    </w:lvl>
-    <w:lvl w:ilvl="7" w:tentative="1">
-      <w:start w:val="1"/>
-      <w:numFmt w:val="decimal"/>
-      <w:lvlText w:val="%8."/>
-      <w:lvlJc w:val="left"/>
-      <w:pPr>
-        <w:tabs>
-          <w:tab w:val="num" w:pos="5760"/>
-        </w:tabs>
-        <w:ind w:left="5760" w:hanging="360"/>
-      </w:pPr>
-    </w:lvl>
-    <w:lvl w:ilvl="8" w:tentative="1">
-      <w:start w:val="1"/>
-      <w:numFmt w:val="decimal"/>
-      <w:lvlText w:val="%9."/>
-      <w:lvlJc w:val="left"/>
-      <w:pPr>
-        <w:tabs>
-          <w:tab w:val="num" w:pos="6480"/>
-        </w:tabs>
-        <w:ind w:left="6480" w:hanging="360"/>
-      </w:pPr>
-    </w:lvl>
-  </w:abstractNum>
-  <w:abstractNum w:abstractNumId="25" w15:restartNumberingAfterBreak="0">
-    <w:nsid w:val="524D10AA"/>
-    <w:multiLevelType w:val="multilevel"/>
-    <w:tmpl w:val="E1E49E0C"/>
+    <w:tmpl w:val="03AC59B0"/>
     <w:lvl w:ilvl="0">
       <w:start w:val="1"/>
       <w:numFmt w:val="bullet"/>
@@ -40562,9 +46447,9 @@
     </w:lvl>
   </w:abstractNum>
   <w:abstractNum w:abstractNumId="26" w15:restartNumberingAfterBreak="0">
-    <w:nsid w:val="5B4D572C"/>
+    <w:nsid w:val="387D647D"/>
     <w:multiLevelType w:val="multilevel"/>
-    <w:tmpl w:val="E0F48172"/>
+    <w:tmpl w:val="9C7821C0"/>
     <w:lvl w:ilvl="0">
       <w:start w:val="1"/>
       <w:numFmt w:val="bullet"/>
@@ -40711,9 +46596,9 @@
     </w:lvl>
   </w:abstractNum>
   <w:abstractNum w:abstractNumId="27" w15:restartNumberingAfterBreak="0">
-    <w:nsid w:val="5BF045A9"/>
+    <w:nsid w:val="38E97755"/>
     <w:multiLevelType w:val="multilevel"/>
-    <w:tmpl w:val="46522D3A"/>
+    <w:tmpl w:val="8B825FCE"/>
     <w:lvl w:ilvl="0">
       <w:start w:val="1"/>
       <w:numFmt w:val="bullet"/>
@@ -40860,9 +46745,9 @@
     </w:lvl>
   </w:abstractNum>
   <w:abstractNum w:abstractNumId="28" w15:restartNumberingAfterBreak="0">
-    <w:nsid w:val="649F61DF"/>
+    <w:nsid w:val="3B560B15"/>
     <w:multiLevelType w:val="multilevel"/>
-    <w:tmpl w:val="08725D20"/>
+    <w:tmpl w:val="CA40AB14"/>
     <w:lvl w:ilvl="0">
       <w:start w:val="1"/>
       <w:numFmt w:val="bullet"/>
@@ -41009,9 +46894,9 @@
     </w:lvl>
   </w:abstractNum>
   <w:abstractNum w:abstractNumId="29" w15:restartNumberingAfterBreak="0">
-    <w:nsid w:val="669E1200"/>
+    <w:nsid w:val="3EE06836"/>
     <w:multiLevelType w:val="multilevel"/>
-    <w:tmpl w:val="A0568F98"/>
+    <w:tmpl w:val="57AE2162"/>
     <w:lvl w:ilvl="0">
       <w:start w:val="1"/>
       <w:numFmt w:val="bullet"/>
@@ -41158,9 +47043,9 @@
     </w:lvl>
   </w:abstractNum>
   <w:abstractNum w:abstractNumId="30" w15:restartNumberingAfterBreak="0">
-    <w:nsid w:val="678772C4"/>
+    <w:nsid w:val="3FC1059A"/>
     <w:multiLevelType w:val="multilevel"/>
-    <w:tmpl w:val="4F26BDA0"/>
+    <w:tmpl w:val="2C564350"/>
     <w:lvl w:ilvl="0">
       <w:start w:val="1"/>
       <w:numFmt w:val="bullet"/>
@@ -41307,9 +47192,9 @@
     </w:lvl>
   </w:abstractNum>
   <w:abstractNum w:abstractNumId="31" w15:restartNumberingAfterBreak="0">
-    <w:nsid w:val="687C1889"/>
+    <w:nsid w:val="40EA031D"/>
     <w:multiLevelType w:val="multilevel"/>
-    <w:tmpl w:val="E1FE5F6E"/>
+    <w:tmpl w:val="5BF64E46"/>
     <w:lvl w:ilvl="0">
       <w:start w:val="1"/>
       <w:numFmt w:val="bullet"/>
@@ -41456,9 +47341,9 @@
     </w:lvl>
   </w:abstractNum>
   <w:abstractNum w:abstractNumId="32" w15:restartNumberingAfterBreak="0">
-    <w:nsid w:val="6D692237"/>
+    <w:nsid w:val="4F275B65"/>
     <w:multiLevelType w:val="multilevel"/>
-    <w:tmpl w:val="A7BECE62"/>
+    <w:tmpl w:val="041C01DE"/>
     <w:lvl w:ilvl="0">
       <w:start w:val="1"/>
       <w:numFmt w:val="bullet"/>
@@ -41605,9 +47490,122 @@
     </w:lvl>
   </w:abstractNum>
   <w:abstractNum w:abstractNumId="33" w15:restartNumberingAfterBreak="0">
-    <w:nsid w:val="7058311C"/>
+    <w:nsid w:val="4FE26139"/>
     <w:multiLevelType w:val="multilevel"/>
-    <w:tmpl w:val="92FAE734"/>
+    <w:tmpl w:val="3F1448C4"/>
+    <w:lvl w:ilvl="0">
+      <w:start w:val="1"/>
+      <w:numFmt w:val="decimal"/>
+      <w:lvlText w:val="%1."/>
+      <w:lvlJc w:val="left"/>
+      <w:pPr>
+        <w:tabs>
+          <w:tab w:val="num" w:pos="720"/>
+        </w:tabs>
+        <w:ind w:left="720" w:hanging="360"/>
+      </w:pPr>
+    </w:lvl>
+    <w:lvl w:ilvl="1" w:tentative="1">
+      <w:start w:val="1"/>
+      <w:numFmt w:val="decimal"/>
+      <w:lvlText w:val="%2."/>
+      <w:lvlJc w:val="left"/>
+      <w:pPr>
+        <w:tabs>
+          <w:tab w:val="num" w:pos="1440"/>
+        </w:tabs>
+        <w:ind w:left="1440" w:hanging="360"/>
+      </w:pPr>
+    </w:lvl>
+    <w:lvl w:ilvl="2" w:tentative="1">
+      <w:start w:val="1"/>
+      <w:numFmt w:val="decimal"/>
+      <w:lvlText w:val="%3."/>
+      <w:lvlJc w:val="left"/>
+      <w:pPr>
+        <w:tabs>
+          <w:tab w:val="num" w:pos="2160"/>
+        </w:tabs>
+        <w:ind w:left="2160" w:hanging="360"/>
+      </w:pPr>
+    </w:lvl>
+    <w:lvl w:ilvl="3" w:tentative="1">
+      <w:start w:val="1"/>
+      <w:numFmt w:val="decimal"/>
+      <w:lvlText w:val="%4."/>
+      <w:lvlJc w:val="left"/>
+      <w:pPr>
+        <w:tabs>
+          <w:tab w:val="num" w:pos="2880"/>
+        </w:tabs>
+        <w:ind w:left="2880" w:hanging="360"/>
+      </w:pPr>
+    </w:lvl>
+    <w:lvl w:ilvl="4" w:tentative="1">
+      <w:start w:val="1"/>
+      <w:numFmt w:val="decimal"/>
+      <w:lvlText w:val="%5."/>
+      <w:lvlJc w:val="left"/>
+      <w:pPr>
+        <w:tabs>
+          <w:tab w:val="num" w:pos="3600"/>
+        </w:tabs>
+        <w:ind w:left="3600" w:hanging="360"/>
+      </w:pPr>
+    </w:lvl>
+    <w:lvl w:ilvl="5" w:tentative="1">
+      <w:start w:val="1"/>
+      <w:numFmt w:val="decimal"/>
+      <w:lvlText w:val="%6."/>
+      <w:lvlJc w:val="left"/>
+      <w:pPr>
+        <w:tabs>
+          <w:tab w:val="num" w:pos="4320"/>
+        </w:tabs>
+        <w:ind w:left="4320" w:hanging="360"/>
+      </w:pPr>
+    </w:lvl>
+    <w:lvl w:ilvl="6" w:tentative="1">
+      <w:start w:val="1"/>
+      <w:numFmt w:val="decimal"/>
+      <w:lvlText w:val="%7."/>
+      <w:lvlJc w:val="left"/>
+      <w:pPr>
+        <w:tabs>
+          <w:tab w:val="num" w:pos="5040"/>
+        </w:tabs>
+        <w:ind w:left="5040" w:hanging="360"/>
+      </w:pPr>
+    </w:lvl>
+    <w:lvl w:ilvl="7" w:tentative="1">
+      <w:start w:val="1"/>
+      <w:numFmt w:val="decimal"/>
+      <w:lvlText w:val="%8."/>
+      <w:lvlJc w:val="left"/>
+      <w:pPr>
+        <w:tabs>
+          <w:tab w:val="num" w:pos="5760"/>
+        </w:tabs>
+        <w:ind w:left="5760" w:hanging="360"/>
+      </w:pPr>
+    </w:lvl>
+    <w:lvl w:ilvl="8" w:tentative="1">
+      <w:start w:val="1"/>
+      <w:numFmt w:val="decimal"/>
+      <w:lvlText w:val="%9."/>
+      <w:lvlJc w:val="left"/>
+      <w:pPr>
+        <w:tabs>
+          <w:tab w:val="num" w:pos="6480"/>
+        </w:tabs>
+        <w:ind w:left="6480" w:hanging="360"/>
+      </w:pPr>
+    </w:lvl>
+  </w:abstractNum>
+  <w:abstractNum w:abstractNumId="34" w15:restartNumberingAfterBreak="0">
+    <w:nsid w:val="4FED0C55"/>
+    <w:multiLevelType w:val="multilevel"/>
+    <w:tmpl w:val="A8B23D8C"/>
     <w:lvl w:ilvl="0">
       <w:start w:val="1"/>
       <w:numFmt w:val="bullet"/>
@@ -41753,7 +47751,1497 @@
       </w:rPr>
     </w:lvl>
   </w:abstractNum>
-  <w:abstractNum w:abstractNumId="34" w15:restartNumberingAfterBreak="0">
+  <w:abstractNum w:abstractNumId="35" w15:restartNumberingAfterBreak="0">
+    <w:nsid w:val="524D10AA"/>
+    <w:multiLevelType w:val="multilevel"/>
+    <w:tmpl w:val="E1E49E0C"/>
+    <w:lvl w:ilvl="0">
+      <w:start w:val="1"/>
+      <w:numFmt w:val="bullet"/>
+      <w:lvlText w:val=""/>
+      <w:lvlJc w:val="left"/>
+      <w:pPr>
+        <w:tabs>
+          <w:tab w:val="num" w:pos="720"/>
+        </w:tabs>
+        <w:ind w:left="720" w:hanging="360"/>
+      </w:pPr>
+      <w:rPr>
+        <w:rFonts w:ascii="Symbol" w:hAnsi="Symbol" w:hint="default"/>
+        <w:sz w:val="20"/>
+      </w:rPr>
+    </w:lvl>
+    <w:lvl w:ilvl="1" w:tentative="1">
+      <w:start w:val="1"/>
+      <w:numFmt w:val="bullet"/>
+      <w:lvlText w:val="o"/>
+      <w:lvlJc w:val="left"/>
+      <w:pPr>
+        <w:tabs>
+          <w:tab w:val="num" w:pos="1440"/>
+        </w:tabs>
+        <w:ind w:left="1440" w:hanging="360"/>
+      </w:pPr>
+      <w:rPr>
+        <w:rFonts w:ascii="Courier New" w:hAnsi="Courier New" w:hint="default"/>
+        <w:sz w:val="20"/>
+      </w:rPr>
+    </w:lvl>
+    <w:lvl w:ilvl="2" w:tentative="1">
+      <w:start w:val="1"/>
+      <w:numFmt w:val="bullet"/>
+      <w:lvlText w:val=""/>
+      <w:lvlJc w:val="left"/>
+      <w:pPr>
+        <w:tabs>
+          <w:tab w:val="num" w:pos="2160"/>
+        </w:tabs>
+        <w:ind w:left="2160" w:hanging="360"/>
+      </w:pPr>
+      <w:rPr>
+        <w:rFonts w:ascii="Wingdings" w:hAnsi="Wingdings" w:hint="default"/>
+        <w:sz w:val="20"/>
+      </w:rPr>
+    </w:lvl>
+    <w:lvl w:ilvl="3" w:tentative="1">
+      <w:start w:val="1"/>
+      <w:numFmt w:val="bullet"/>
+      <w:lvlText w:val=""/>
+      <w:lvlJc w:val="left"/>
+      <w:pPr>
+        <w:tabs>
+          <w:tab w:val="num" w:pos="2880"/>
+        </w:tabs>
+        <w:ind w:left="2880" w:hanging="360"/>
+      </w:pPr>
+      <w:rPr>
+        <w:rFonts w:ascii="Wingdings" w:hAnsi="Wingdings" w:hint="default"/>
+        <w:sz w:val="20"/>
+      </w:rPr>
+    </w:lvl>
+    <w:lvl w:ilvl="4" w:tentative="1">
+      <w:start w:val="1"/>
+      <w:numFmt w:val="bullet"/>
+      <w:lvlText w:val=""/>
+      <w:lvlJc w:val="left"/>
+      <w:pPr>
+        <w:tabs>
+          <w:tab w:val="num" w:pos="3600"/>
+        </w:tabs>
+        <w:ind w:left="3600" w:hanging="360"/>
+      </w:pPr>
+      <w:rPr>
+        <w:rFonts w:ascii="Wingdings" w:hAnsi="Wingdings" w:hint="default"/>
+        <w:sz w:val="20"/>
+      </w:rPr>
+    </w:lvl>
+    <w:lvl w:ilvl="5" w:tentative="1">
+      <w:start w:val="1"/>
+      <w:numFmt w:val="bullet"/>
+      <w:lvlText w:val=""/>
+      <w:lvlJc w:val="left"/>
+      <w:pPr>
+        <w:tabs>
+          <w:tab w:val="num" w:pos="4320"/>
+        </w:tabs>
+        <w:ind w:left="4320" w:hanging="360"/>
+      </w:pPr>
+      <w:rPr>
+        <w:rFonts w:ascii="Wingdings" w:hAnsi="Wingdings" w:hint="default"/>
+        <w:sz w:val="20"/>
+      </w:rPr>
+    </w:lvl>
+    <w:lvl w:ilvl="6" w:tentative="1">
+      <w:start w:val="1"/>
+      <w:numFmt w:val="bullet"/>
+      <w:lvlText w:val=""/>
+      <w:lvlJc w:val="left"/>
+      <w:pPr>
+        <w:tabs>
+          <w:tab w:val="num" w:pos="5040"/>
+        </w:tabs>
+        <w:ind w:left="5040" w:hanging="360"/>
+      </w:pPr>
+      <w:rPr>
+        <w:rFonts w:ascii="Wingdings" w:hAnsi="Wingdings" w:hint="default"/>
+        <w:sz w:val="20"/>
+      </w:rPr>
+    </w:lvl>
+    <w:lvl w:ilvl="7" w:tentative="1">
+      <w:start w:val="1"/>
+      <w:numFmt w:val="bullet"/>
+      <w:lvlText w:val=""/>
+      <w:lvlJc w:val="left"/>
+      <w:pPr>
+        <w:tabs>
+          <w:tab w:val="num" w:pos="5760"/>
+        </w:tabs>
+        <w:ind w:left="5760" w:hanging="360"/>
+      </w:pPr>
+      <w:rPr>
+        <w:rFonts w:ascii="Wingdings" w:hAnsi="Wingdings" w:hint="default"/>
+        <w:sz w:val="20"/>
+      </w:rPr>
+    </w:lvl>
+    <w:lvl w:ilvl="8" w:tentative="1">
+      <w:start w:val="1"/>
+      <w:numFmt w:val="bullet"/>
+      <w:lvlText w:val=""/>
+      <w:lvlJc w:val="left"/>
+      <w:pPr>
+        <w:tabs>
+          <w:tab w:val="num" w:pos="6480"/>
+        </w:tabs>
+        <w:ind w:left="6480" w:hanging="360"/>
+      </w:pPr>
+      <w:rPr>
+        <w:rFonts w:ascii="Wingdings" w:hAnsi="Wingdings" w:hint="default"/>
+        <w:sz w:val="20"/>
+      </w:rPr>
+    </w:lvl>
+  </w:abstractNum>
+  <w:abstractNum w:abstractNumId="36" w15:restartNumberingAfterBreak="0">
+    <w:nsid w:val="5B4D572C"/>
+    <w:multiLevelType w:val="multilevel"/>
+    <w:tmpl w:val="E0F48172"/>
+    <w:lvl w:ilvl="0">
+      <w:start w:val="1"/>
+      <w:numFmt w:val="bullet"/>
+      <w:lvlText w:val=""/>
+      <w:lvlJc w:val="left"/>
+      <w:pPr>
+        <w:tabs>
+          <w:tab w:val="num" w:pos="720"/>
+        </w:tabs>
+        <w:ind w:left="720" w:hanging="360"/>
+      </w:pPr>
+      <w:rPr>
+        <w:rFonts w:ascii="Symbol" w:hAnsi="Symbol" w:hint="default"/>
+        <w:sz w:val="20"/>
+      </w:rPr>
+    </w:lvl>
+    <w:lvl w:ilvl="1" w:tentative="1">
+      <w:start w:val="1"/>
+      <w:numFmt w:val="bullet"/>
+      <w:lvlText w:val="o"/>
+      <w:lvlJc w:val="left"/>
+      <w:pPr>
+        <w:tabs>
+          <w:tab w:val="num" w:pos="1440"/>
+        </w:tabs>
+        <w:ind w:left="1440" w:hanging="360"/>
+      </w:pPr>
+      <w:rPr>
+        <w:rFonts w:ascii="Courier New" w:hAnsi="Courier New" w:hint="default"/>
+        <w:sz w:val="20"/>
+      </w:rPr>
+    </w:lvl>
+    <w:lvl w:ilvl="2" w:tentative="1">
+      <w:start w:val="1"/>
+      <w:numFmt w:val="bullet"/>
+      <w:lvlText w:val=""/>
+      <w:lvlJc w:val="left"/>
+      <w:pPr>
+        <w:tabs>
+          <w:tab w:val="num" w:pos="2160"/>
+        </w:tabs>
+        <w:ind w:left="2160" w:hanging="360"/>
+      </w:pPr>
+      <w:rPr>
+        <w:rFonts w:ascii="Wingdings" w:hAnsi="Wingdings" w:hint="default"/>
+        <w:sz w:val="20"/>
+      </w:rPr>
+    </w:lvl>
+    <w:lvl w:ilvl="3" w:tentative="1">
+      <w:start w:val="1"/>
+      <w:numFmt w:val="bullet"/>
+      <w:lvlText w:val=""/>
+      <w:lvlJc w:val="left"/>
+      <w:pPr>
+        <w:tabs>
+          <w:tab w:val="num" w:pos="2880"/>
+        </w:tabs>
+        <w:ind w:left="2880" w:hanging="360"/>
+      </w:pPr>
+      <w:rPr>
+        <w:rFonts w:ascii="Wingdings" w:hAnsi="Wingdings" w:hint="default"/>
+        <w:sz w:val="20"/>
+      </w:rPr>
+    </w:lvl>
+    <w:lvl w:ilvl="4" w:tentative="1">
+      <w:start w:val="1"/>
+      <w:numFmt w:val="bullet"/>
+      <w:lvlText w:val=""/>
+      <w:lvlJc w:val="left"/>
+      <w:pPr>
+        <w:tabs>
+          <w:tab w:val="num" w:pos="3600"/>
+        </w:tabs>
+        <w:ind w:left="3600" w:hanging="360"/>
+      </w:pPr>
+      <w:rPr>
+        <w:rFonts w:ascii="Wingdings" w:hAnsi="Wingdings" w:hint="default"/>
+        <w:sz w:val="20"/>
+      </w:rPr>
+    </w:lvl>
+    <w:lvl w:ilvl="5" w:tentative="1">
+      <w:start w:val="1"/>
+      <w:numFmt w:val="bullet"/>
+      <w:lvlText w:val=""/>
+      <w:lvlJc w:val="left"/>
+      <w:pPr>
+        <w:tabs>
+          <w:tab w:val="num" w:pos="4320"/>
+        </w:tabs>
+        <w:ind w:left="4320" w:hanging="360"/>
+      </w:pPr>
+      <w:rPr>
+        <w:rFonts w:ascii="Wingdings" w:hAnsi="Wingdings" w:hint="default"/>
+        <w:sz w:val="20"/>
+      </w:rPr>
+    </w:lvl>
+    <w:lvl w:ilvl="6" w:tentative="1">
+      <w:start w:val="1"/>
+      <w:numFmt w:val="bullet"/>
+      <w:lvlText w:val=""/>
+      <w:lvlJc w:val="left"/>
+      <w:pPr>
+        <w:tabs>
+          <w:tab w:val="num" w:pos="5040"/>
+        </w:tabs>
+        <w:ind w:left="5040" w:hanging="360"/>
+      </w:pPr>
+      <w:rPr>
+        <w:rFonts w:ascii="Wingdings" w:hAnsi="Wingdings" w:hint="default"/>
+        <w:sz w:val="20"/>
+      </w:rPr>
+    </w:lvl>
+    <w:lvl w:ilvl="7" w:tentative="1">
+      <w:start w:val="1"/>
+      <w:numFmt w:val="bullet"/>
+      <w:lvlText w:val=""/>
+      <w:lvlJc w:val="left"/>
+      <w:pPr>
+        <w:tabs>
+          <w:tab w:val="num" w:pos="5760"/>
+        </w:tabs>
+        <w:ind w:left="5760" w:hanging="360"/>
+      </w:pPr>
+      <w:rPr>
+        <w:rFonts w:ascii="Wingdings" w:hAnsi="Wingdings" w:hint="default"/>
+        <w:sz w:val="20"/>
+      </w:rPr>
+    </w:lvl>
+    <w:lvl w:ilvl="8" w:tentative="1">
+      <w:start w:val="1"/>
+      <w:numFmt w:val="bullet"/>
+      <w:lvlText w:val=""/>
+      <w:lvlJc w:val="left"/>
+      <w:pPr>
+        <w:tabs>
+          <w:tab w:val="num" w:pos="6480"/>
+        </w:tabs>
+        <w:ind w:left="6480" w:hanging="360"/>
+      </w:pPr>
+      <w:rPr>
+        <w:rFonts w:ascii="Wingdings" w:hAnsi="Wingdings" w:hint="default"/>
+        <w:sz w:val="20"/>
+      </w:rPr>
+    </w:lvl>
+  </w:abstractNum>
+  <w:abstractNum w:abstractNumId="37" w15:restartNumberingAfterBreak="0">
+    <w:nsid w:val="5BF045A9"/>
+    <w:multiLevelType w:val="multilevel"/>
+    <w:tmpl w:val="46522D3A"/>
+    <w:lvl w:ilvl="0">
+      <w:start w:val="1"/>
+      <w:numFmt w:val="bullet"/>
+      <w:lvlText w:val=""/>
+      <w:lvlJc w:val="left"/>
+      <w:pPr>
+        <w:tabs>
+          <w:tab w:val="num" w:pos="720"/>
+        </w:tabs>
+        <w:ind w:left="720" w:hanging="360"/>
+      </w:pPr>
+      <w:rPr>
+        <w:rFonts w:ascii="Symbol" w:hAnsi="Symbol" w:hint="default"/>
+        <w:sz w:val="20"/>
+      </w:rPr>
+    </w:lvl>
+    <w:lvl w:ilvl="1" w:tentative="1">
+      <w:start w:val="1"/>
+      <w:numFmt w:val="bullet"/>
+      <w:lvlText w:val="o"/>
+      <w:lvlJc w:val="left"/>
+      <w:pPr>
+        <w:tabs>
+          <w:tab w:val="num" w:pos="1440"/>
+        </w:tabs>
+        <w:ind w:left="1440" w:hanging="360"/>
+      </w:pPr>
+      <w:rPr>
+        <w:rFonts w:ascii="Courier New" w:hAnsi="Courier New" w:hint="default"/>
+        <w:sz w:val="20"/>
+      </w:rPr>
+    </w:lvl>
+    <w:lvl w:ilvl="2" w:tentative="1">
+      <w:start w:val="1"/>
+      <w:numFmt w:val="bullet"/>
+      <w:lvlText w:val=""/>
+      <w:lvlJc w:val="left"/>
+      <w:pPr>
+        <w:tabs>
+          <w:tab w:val="num" w:pos="2160"/>
+        </w:tabs>
+        <w:ind w:left="2160" w:hanging="360"/>
+      </w:pPr>
+      <w:rPr>
+        <w:rFonts w:ascii="Wingdings" w:hAnsi="Wingdings" w:hint="default"/>
+        <w:sz w:val="20"/>
+      </w:rPr>
+    </w:lvl>
+    <w:lvl w:ilvl="3" w:tentative="1">
+      <w:start w:val="1"/>
+      <w:numFmt w:val="bullet"/>
+      <w:lvlText w:val=""/>
+      <w:lvlJc w:val="left"/>
+      <w:pPr>
+        <w:tabs>
+          <w:tab w:val="num" w:pos="2880"/>
+        </w:tabs>
+        <w:ind w:left="2880" w:hanging="360"/>
+      </w:pPr>
+      <w:rPr>
+        <w:rFonts w:ascii="Wingdings" w:hAnsi="Wingdings" w:hint="default"/>
+        <w:sz w:val="20"/>
+      </w:rPr>
+    </w:lvl>
+    <w:lvl w:ilvl="4" w:tentative="1">
+      <w:start w:val="1"/>
+      <w:numFmt w:val="bullet"/>
+      <w:lvlText w:val=""/>
+      <w:lvlJc w:val="left"/>
+      <w:pPr>
+        <w:tabs>
+          <w:tab w:val="num" w:pos="3600"/>
+        </w:tabs>
+        <w:ind w:left="3600" w:hanging="360"/>
+      </w:pPr>
+      <w:rPr>
+        <w:rFonts w:ascii="Wingdings" w:hAnsi="Wingdings" w:hint="default"/>
+        <w:sz w:val="20"/>
+      </w:rPr>
+    </w:lvl>
+    <w:lvl w:ilvl="5" w:tentative="1">
+      <w:start w:val="1"/>
+      <w:numFmt w:val="bullet"/>
+      <w:lvlText w:val=""/>
+      <w:lvlJc w:val="left"/>
+      <w:pPr>
+        <w:tabs>
+          <w:tab w:val="num" w:pos="4320"/>
+        </w:tabs>
+        <w:ind w:left="4320" w:hanging="360"/>
+      </w:pPr>
+      <w:rPr>
+        <w:rFonts w:ascii="Wingdings" w:hAnsi="Wingdings" w:hint="default"/>
+        <w:sz w:val="20"/>
+      </w:rPr>
+    </w:lvl>
+    <w:lvl w:ilvl="6" w:tentative="1">
+      <w:start w:val="1"/>
+      <w:numFmt w:val="bullet"/>
+      <w:lvlText w:val=""/>
+      <w:lvlJc w:val="left"/>
+      <w:pPr>
+        <w:tabs>
+          <w:tab w:val="num" w:pos="5040"/>
+        </w:tabs>
+        <w:ind w:left="5040" w:hanging="360"/>
+      </w:pPr>
+      <w:rPr>
+        <w:rFonts w:ascii="Wingdings" w:hAnsi="Wingdings" w:hint="default"/>
+        <w:sz w:val="20"/>
+      </w:rPr>
+    </w:lvl>
+    <w:lvl w:ilvl="7" w:tentative="1">
+      <w:start w:val="1"/>
+      <w:numFmt w:val="bullet"/>
+      <w:lvlText w:val=""/>
+      <w:lvlJc w:val="left"/>
+      <w:pPr>
+        <w:tabs>
+          <w:tab w:val="num" w:pos="5760"/>
+        </w:tabs>
+        <w:ind w:left="5760" w:hanging="360"/>
+      </w:pPr>
+      <w:rPr>
+        <w:rFonts w:ascii="Wingdings" w:hAnsi="Wingdings" w:hint="default"/>
+        <w:sz w:val="20"/>
+      </w:rPr>
+    </w:lvl>
+    <w:lvl w:ilvl="8" w:tentative="1">
+      <w:start w:val="1"/>
+      <w:numFmt w:val="bullet"/>
+      <w:lvlText w:val=""/>
+      <w:lvlJc w:val="left"/>
+      <w:pPr>
+        <w:tabs>
+          <w:tab w:val="num" w:pos="6480"/>
+        </w:tabs>
+        <w:ind w:left="6480" w:hanging="360"/>
+      </w:pPr>
+      <w:rPr>
+        <w:rFonts w:ascii="Wingdings" w:hAnsi="Wingdings" w:hint="default"/>
+        <w:sz w:val="20"/>
+      </w:rPr>
+    </w:lvl>
+  </w:abstractNum>
+  <w:abstractNum w:abstractNumId="38" w15:restartNumberingAfterBreak="0">
+    <w:nsid w:val="649F61DF"/>
+    <w:multiLevelType w:val="multilevel"/>
+    <w:tmpl w:val="08725D20"/>
+    <w:lvl w:ilvl="0">
+      <w:start w:val="1"/>
+      <w:numFmt w:val="bullet"/>
+      <w:lvlText w:val=""/>
+      <w:lvlJc w:val="left"/>
+      <w:pPr>
+        <w:tabs>
+          <w:tab w:val="num" w:pos="720"/>
+        </w:tabs>
+        <w:ind w:left="720" w:hanging="360"/>
+      </w:pPr>
+      <w:rPr>
+        <w:rFonts w:ascii="Symbol" w:hAnsi="Symbol" w:hint="default"/>
+        <w:sz w:val="20"/>
+      </w:rPr>
+    </w:lvl>
+    <w:lvl w:ilvl="1" w:tentative="1">
+      <w:start w:val="1"/>
+      <w:numFmt w:val="bullet"/>
+      <w:lvlText w:val="o"/>
+      <w:lvlJc w:val="left"/>
+      <w:pPr>
+        <w:tabs>
+          <w:tab w:val="num" w:pos="1440"/>
+        </w:tabs>
+        <w:ind w:left="1440" w:hanging="360"/>
+      </w:pPr>
+      <w:rPr>
+        <w:rFonts w:ascii="Courier New" w:hAnsi="Courier New" w:hint="default"/>
+        <w:sz w:val="20"/>
+      </w:rPr>
+    </w:lvl>
+    <w:lvl w:ilvl="2" w:tentative="1">
+      <w:start w:val="1"/>
+      <w:numFmt w:val="bullet"/>
+      <w:lvlText w:val=""/>
+      <w:lvlJc w:val="left"/>
+      <w:pPr>
+        <w:tabs>
+          <w:tab w:val="num" w:pos="2160"/>
+        </w:tabs>
+        <w:ind w:left="2160" w:hanging="360"/>
+      </w:pPr>
+      <w:rPr>
+        <w:rFonts w:ascii="Wingdings" w:hAnsi="Wingdings" w:hint="default"/>
+        <w:sz w:val="20"/>
+      </w:rPr>
+    </w:lvl>
+    <w:lvl w:ilvl="3" w:tentative="1">
+      <w:start w:val="1"/>
+      <w:numFmt w:val="bullet"/>
+      <w:lvlText w:val=""/>
+      <w:lvlJc w:val="left"/>
+      <w:pPr>
+        <w:tabs>
+          <w:tab w:val="num" w:pos="2880"/>
+        </w:tabs>
+        <w:ind w:left="2880" w:hanging="360"/>
+      </w:pPr>
+      <w:rPr>
+        <w:rFonts w:ascii="Wingdings" w:hAnsi="Wingdings" w:hint="default"/>
+        <w:sz w:val="20"/>
+      </w:rPr>
+    </w:lvl>
+    <w:lvl w:ilvl="4" w:tentative="1">
+      <w:start w:val="1"/>
+      <w:numFmt w:val="bullet"/>
+      <w:lvlText w:val=""/>
+      <w:lvlJc w:val="left"/>
+      <w:pPr>
+        <w:tabs>
+          <w:tab w:val="num" w:pos="3600"/>
+        </w:tabs>
+        <w:ind w:left="3600" w:hanging="360"/>
+      </w:pPr>
+      <w:rPr>
+        <w:rFonts w:ascii="Wingdings" w:hAnsi="Wingdings" w:hint="default"/>
+        <w:sz w:val="20"/>
+      </w:rPr>
+    </w:lvl>
+    <w:lvl w:ilvl="5" w:tentative="1">
+      <w:start w:val="1"/>
+      <w:numFmt w:val="bullet"/>
+      <w:lvlText w:val=""/>
+      <w:lvlJc w:val="left"/>
+      <w:pPr>
+        <w:tabs>
+          <w:tab w:val="num" w:pos="4320"/>
+        </w:tabs>
+        <w:ind w:left="4320" w:hanging="360"/>
+      </w:pPr>
+      <w:rPr>
+        <w:rFonts w:ascii="Wingdings" w:hAnsi="Wingdings" w:hint="default"/>
+        <w:sz w:val="20"/>
+      </w:rPr>
+    </w:lvl>
+    <w:lvl w:ilvl="6" w:tentative="1">
+      <w:start w:val="1"/>
+      <w:numFmt w:val="bullet"/>
+      <w:lvlText w:val=""/>
+      <w:lvlJc w:val="left"/>
+      <w:pPr>
+        <w:tabs>
+          <w:tab w:val="num" w:pos="5040"/>
+        </w:tabs>
+        <w:ind w:left="5040" w:hanging="360"/>
+      </w:pPr>
+      <w:rPr>
+        <w:rFonts w:ascii="Wingdings" w:hAnsi="Wingdings" w:hint="default"/>
+        <w:sz w:val="20"/>
+      </w:rPr>
+    </w:lvl>
+    <w:lvl w:ilvl="7" w:tentative="1">
+      <w:start w:val="1"/>
+      <w:numFmt w:val="bullet"/>
+      <w:lvlText w:val=""/>
+      <w:lvlJc w:val="left"/>
+      <w:pPr>
+        <w:tabs>
+          <w:tab w:val="num" w:pos="5760"/>
+        </w:tabs>
+        <w:ind w:left="5760" w:hanging="360"/>
+      </w:pPr>
+      <w:rPr>
+        <w:rFonts w:ascii="Wingdings" w:hAnsi="Wingdings" w:hint="default"/>
+        <w:sz w:val="20"/>
+      </w:rPr>
+    </w:lvl>
+    <w:lvl w:ilvl="8" w:tentative="1">
+      <w:start w:val="1"/>
+      <w:numFmt w:val="bullet"/>
+      <w:lvlText w:val=""/>
+      <w:lvlJc w:val="left"/>
+      <w:pPr>
+        <w:tabs>
+          <w:tab w:val="num" w:pos="6480"/>
+        </w:tabs>
+        <w:ind w:left="6480" w:hanging="360"/>
+      </w:pPr>
+      <w:rPr>
+        <w:rFonts w:ascii="Wingdings" w:hAnsi="Wingdings" w:hint="default"/>
+        <w:sz w:val="20"/>
+      </w:rPr>
+    </w:lvl>
+  </w:abstractNum>
+  <w:abstractNum w:abstractNumId="39" w15:restartNumberingAfterBreak="0">
+    <w:nsid w:val="66800CF8"/>
+    <w:multiLevelType w:val="multilevel"/>
+    <w:tmpl w:val="55AAB2B0"/>
+    <w:lvl w:ilvl="0">
+      <w:start w:val="1"/>
+      <w:numFmt w:val="bullet"/>
+      <w:lvlText w:val=""/>
+      <w:lvlJc w:val="left"/>
+      <w:pPr>
+        <w:tabs>
+          <w:tab w:val="num" w:pos="720"/>
+        </w:tabs>
+        <w:ind w:left="720" w:hanging="360"/>
+      </w:pPr>
+      <w:rPr>
+        <w:rFonts w:ascii="Symbol" w:hAnsi="Symbol" w:hint="default"/>
+        <w:sz w:val="20"/>
+      </w:rPr>
+    </w:lvl>
+    <w:lvl w:ilvl="1" w:tentative="1">
+      <w:start w:val="1"/>
+      <w:numFmt w:val="bullet"/>
+      <w:lvlText w:val="o"/>
+      <w:lvlJc w:val="left"/>
+      <w:pPr>
+        <w:tabs>
+          <w:tab w:val="num" w:pos="1440"/>
+        </w:tabs>
+        <w:ind w:left="1440" w:hanging="360"/>
+      </w:pPr>
+      <w:rPr>
+        <w:rFonts w:ascii="Courier New" w:hAnsi="Courier New" w:hint="default"/>
+        <w:sz w:val="20"/>
+      </w:rPr>
+    </w:lvl>
+    <w:lvl w:ilvl="2" w:tentative="1">
+      <w:start w:val="1"/>
+      <w:numFmt w:val="bullet"/>
+      <w:lvlText w:val=""/>
+      <w:lvlJc w:val="left"/>
+      <w:pPr>
+        <w:tabs>
+          <w:tab w:val="num" w:pos="2160"/>
+        </w:tabs>
+        <w:ind w:left="2160" w:hanging="360"/>
+      </w:pPr>
+      <w:rPr>
+        <w:rFonts w:ascii="Wingdings" w:hAnsi="Wingdings" w:hint="default"/>
+        <w:sz w:val="20"/>
+      </w:rPr>
+    </w:lvl>
+    <w:lvl w:ilvl="3" w:tentative="1">
+      <w:start w:val="1"/>
+      <w:numFmt w:val="bullet"/>
+      <w:lvlText w:val=""/>
+      <w:lvlJc w:val="left"/>
+      <w:pPr>
+        <w:tabs>
+          <w:tab w:val="num" w:pos="2880"/>
+        </w:tabs>
+        <w:ind w:left="2880" w:hanging="360"/>
+      </w:pPr>
+      <w:rPr>
+        <w:rFonts w:ascii="Wingdings" w:hAnsi="Wingdings" w:hint="default"/>
+        <w:sz w:val="20"/>
+      </w:rPr>
+    </w:lvl>
+    <w:lvl w:ilvl="4" w:tentative="1">
+      <w:start w:val="1"/>
+      <w:numFmt w:val="bullet"/>
+      <w:lvlText w:val=""/>
+      <w:lvlJc w:val="left"/>
+      <w:pPr>
+        <w:tabs>
+          <w:tab w:val="num" w:pos="3600"/>
+        </w:tabs>
+        <w:ind w:left="3600" w:hanging="360"/>
+      </w:pPr>
+      <w:rPr>
+        <w:rFonts w:ascii="Wingdings" w:hAnsi="Wingdings" w:hint="default"/>
+        <w:sz w:val="20"/>
+      </w:rPr>
+    </w:lvl>
+    <w:lvl w:ilvl="5" w:tentative="1">
+      <w:start w:val="1"/>
+      <w:numFmt w:val="bullet"/>
+      <w:lvlText w:val=""/>
+      <w:lvlJc w:val="left"/>
+      <w:pPr>
+        <w:tabs>
+          <w:tab w:val="num" w:pos="4320"/>
+        </w:tabs>
+        <w:ind w:left="4320" w:hanging="360"/>
+      </w:pPr>
+      <w:rPr>
+        <w:rFonts w:ascii="Wingdings" w:hAnsi="Wingdings" w:hint="default"/>
+        <w:sz w:val="20"/>
+      </w:rPr>
+    </w:lvl>
+    <w:lvl w:ilvl="6" w:tentative="1">
+      <w:start w:val="1"/>
+      <w:numFmt w:val="bullet"/>
+      <w:lvlText w:val=""/>
+      <w:lvlJc w:val="left"/>
+      <w:pPr>
+        <w:tabs>
+          <w:tab w:val="num" w:pos="5040"/>
+        </w:tabs>
+        <w:ind w:left="5040" w:hanging="360"/>
+      </w:pPr>
+      <w:rPr>
+        <w:rFonts w:ascii="Wingdings" w:hAnsi="Wingdings" w:hint="default"/>
+        <w:sz w:val="20"/>
+      </w:rPr>
+    </w:lvl>
+    <w:lvl w:ilvl="7" w:tentative="1">
+      <w:start w:val="1"/>
+      <w:numFmt w:val="bullet"/>
+      <w:lvlText w:val=""/>
+      <w:lvlJc w:val="left"/>
+      <w:pPr>
+        <w:tabs>
+          <w:tab w:val="num" w:pos="5760"/>
+        </w:tabs>
+        <w:ind w:left="5760" w:hanging="360"/>
+      </w:pPr>
+      <w:rPr>
+        <w:rFonts w:ascii="Wingdings" w:hAnsi="Wingdings" w:hint="default"/>
+        <w:sz w:val="20"/>
+      </w:rPr>
+    </w:lvl>
+    <w:lvl w:ilvl="8" w:tentative="1">
+      <w:start w:val="1"/>
+      <w:numFmt w:val="bullet"/>
+      <w:lvlText w:val=""/>
+      <w:lvlJc w:val="left"/>
+      <w:pPr>
+        <w:tabs>
+          <w:tab w:val="num" w:pos="6480"/>
+        </w:tabs>
+        <w:ind w:left="6480" w:hanging="360"/>
+      </w:pPr>
+      <w:rPr>
+        <w:rFonts w:ascii="Wingdings" w:hAnsi="Wingdings" w:hint="default"/>
+        <w:sz w:val="20"/>
+      </w:rPr>
+    </w:lvl>
+  </w:abstractNum>
+  <w:abstractNum w:abstractNumId="40" w15:restartNumberingAfterBreak="0">
+    <w:nsid w:val="669E1200"/>
+    <w:multiLevelType w:val="multilevel"/>
+    <w:tmpl w:val="A0568F98"/>
+    <w:lvl w:ilvl="0">
+      <w:start w:val="1"/>
+      <w:numFmt w:val="bullet"/>
+      <w:lvlText w:val=""/>
+      <w:lvlJc w:val="left"/>
+      <w:pPr>
+        <w:tabs>
+          <w:tab w:val="num" w:pos="720"/>
+        </w:tabs>
+        <w:ind w:left="720" w:hanging="360"/>
+      </w:pPr>
+      <w:rPr>
+        <w:rFonts w:ascii="Symbol" w:hAnsi="Symbol" w:hint="default"/>
+        <w:sz w:val="20"/>
+      </w:rPr>
+    </w:lvl>
+    <w:lvl w:ilvl="1" w:tentative="1">
+      <w:start w:val="1"/>
+      <w:numFmt w:val="bullet"/>
+      <w:lvlText w:val="o"/>
+      <w:lvlJc w:val="left"/>
+      <w:pPr>
+        <w:tabs>
+          <w:tab w:val="num" w:pos="1440"/>
+        </w:tabs>
+        <w:ind w:left="1440" w:hanging="360"/>
+      </w:pPr>
+      <w:rPr>
+        <w:rFonts w:ascii="Courier New" w:hAnsi="Courier New" w:hint="default"/>
+        <w:sz w:val="20"/>
+      </w:rPr>
+    </w:lvl>
+    <w:lvl w:ilvl="2" w:tentative="1">
+      <w:start w:val="1"/>
+      <w:numFmt w:val="bullet"/>
+      <w:lvlText w:val=""/>
+      <w:lvlJc w:val="left"/>
+      <w:pPr>
+        <w:tabs>
+          <w:tab w:val="num" w:pos="2160"/>
+        </w:tabs>
+        <w:ind w:left="2160" w:hanging="360"/>
+      </w:pPr>
+      <w:rPr>
+        <w:rFonts w:ascii="Wingdings" w:hAnsi="Wingdings" w:hint="default"/>
+        <w:sz w:val="20"/>
+      </w:rPr>
+    </w:lvl>
+    <w:lvl w:ilvl="3" w:tentative="1">
+      <w:start w:val="1"/>
+      <w:numFmt w:val="bullet"/>
+      <w:lvlText w:val=""/>
+      <w:lvlJc w:val="left"/>
+      <w:pPr>
+        <w:tabs>
+          <w:tab w:val="num" w:pos="2880"/>
+        </w:tabs>
+        <w:ind w:left="2880" w:hanging="360"/>
+      </w:pPr>
+      <w:rPr>
+        <w:rFonts w:ascii="Wingdings" w:hAnsi="Wingdings" w:hint="default"/>
+        <w:sz w:val="20"/>
+      </w:rPr>
+    </w:lvl>
+    <w:lvl w:ilvl="4" w:tentative="1">
+      <w:start w:val="1"/>
+      <w:numFmt w:val="bullet"/>
+      <w:lvlText w:val=""/>
+      <w:lvlJc w:val="left"/>
+      <w:pPr>
+        <w:tabs>
+          <w:tab w:val="num" w:pos="3600"/>
+        </w:tabs>
+        <w:ind w:left="3600" w:hanging="360"/>
+      </w:pPr>
+      <w:rPr>
+        <w:rFonts w:ascii="Wingdings" w:hAnsi="Wingdings" w:hint="default"/>
+        <w:sz w:val="20"/>
+      </w:rPr>
+    </w:lvl>
+    <w:lvl w:ilvl="5" w:tentative="1">
+      <w:start w:val="1"/>
+      <w:numFmt w:val="bullet"/>
+      <w:lvlText w:val=""/>
+      <w:lvlJc w:val="left"/>
+      <w:pPr>
+        <w:tabs>
+          <w:tab w:val="num" w:pos="4320"/>
+        </w:tabs>
+        <w:ind w:left="4320" w:hanging="360"/>
+      </w:pPr>
+      <w:rPr>
+        <w:rFonts w:ascii="Wingdings" w:hAnsi="Wingdings" w:hint="default"/>
+        <w:sz w:val="20"/>
+      </w:rPr>
+    </w:lvl>
+    <w:lvl w:ilvl="6" w:tentative="1">
+      <w:start w:val="1"/>
+      <w:numFmt w:val="bullet"/>
+      <w:lvlText w:val=""/>
+      <w:lvlJc w:val="left"/>
+      <w:pPr>
+        <w:tabs>
+          <w:tab w:val="num" w:pos="5040"/>
+        </w:tabs>
+        <w:ind w:left="5040" w:hanging="360"/>
+      </w:pPr>
+      <w:rPr>
+        <w:rFonts w:ascii="Wingdings" w:hAnsi="Wingdings" w:hint="default"/>
+        <w:sz w:val="20"/>
+      </w:rPr>
+    </w:lvl>
+    <w:lvl w:ilvl="7" w:tentative="1">
+      <w:start w:val="1"/>
+      <w:numFmt w:val="bullet"/>
+      <w:lvlText w:val=""/>
+      <w:lvlJc w:val="left"/>
+      <w:pPr>
+        <w:tabs>
+          <w:tab w:val="num" w:pos="5760"/>
+        </w:tabs>
+        <w:ind w:left="5760" w:hanging="360"/>
+      </w:pPr>
+      <w:rPr>
+        <w:rFonts w:ascii="Wingdings" w:hAnsi="Wingdings" w:hint="default"/>
+        <w:sz w:val="20"/>
+      </w:rPr>
+    </w:lvl>
+    <w:lvl w:ilvl="8" w:tentative="1">
+      <w:start w:val="1"/>
+      <w:numFmt w:val="bullet"/>
+      <w:lvlText w:val=""/>
+      <w:lvlJc w:val="left"/>
+      <w:pPr>
+        <w:tabs>
+          <w:tab w:val="num" w:pos="6480"/>
+        </w:tabs>
+        <w:ind w:left="6480" w:hanging="360"/>
+      </w:pPr>
+      <w:rPr>
+        <w:rFonts w:ascii="Wingdings" w:hAnsi="Wingdings" w:hint="default"/>
+        <w:sz w:val="20"/>
+      </w:rPr>
+    </w:lvl>
+  </w:abstractNum>
+  <w:abstractNum w:abstractNumId="41" w15:restartNumberingAfterBreak="0">
+    <w:nsid w:val="678772C4"/>
+    <w:multiLevelType w:val="multilevel"/>
+    <w:tmpl w:val="4F26BDA0"/>
+    <w:lvl w:ilvl="0">
+      <w:start w:val="1"/>
+      <w:numFmt w:val="bullet"/>
+      <w:lvlText w:val=""/>
+      <w:lvlJc w:val="left"/>
+      <w:pPr>
+        <w:tabs>
+          <w:tab w:val="num" w:pos="720"/>
+        </w:tabs>
+        <w:ind w:left="720" w:hanging="360"/>
+      </w:pPr>
+      <w:rPr>
+        <w:rFonts w:ascii="Symbol" w:hAnsi="Symbol" w:hint="default"/>
+        <w:sz w:val="20"/>
+      </w:rPr>
+    </w:lvl>
+    <w:lvl w:ilvl="1" w:tentative="1">
+      <w:start w:val="1"/>
+      <w:numFmt w:val="bullet"/>
+      <w:lvlText w:val="o"/>
+      <w:lvlJc w:val="left"/>
+      <w:pPr>
+        <w:tabs>
+          <w:tab w:val="num" w:pos="1440"/>
+        </w:tabs>
+        <w:ind w:left="1440" w:hanging="360"/>
+      </w:pPr>
+      <w:rPr>
+        <w:rFonts w:ascii="Courier New" w:hAnsi="Courier New" w:hint="default"/>
+        <w:sz w:val="20"/>
+      </w:rPr>
+    </w:lvl>
+    <w:lvl w:ilvl="2" w:tentative="1">
+      <w:start w:val="1"/>
+      <w:numFmt w:val="bullet"/>
+      <w:lvlText w:val=""/>
+      <w:lvlJc w:val="left"/>
+      <w:pPr>
+        <w:tabs>
+          <w:tab w:val="num" w:pos="2160"/>
+        </w:tabs>
+        <w:ind w:left="2160" w:hanging="360"/>
+      </w:pPr>
+      <w:rPr>
+        <w:rFonts w:ascii="Wingdings" w:hAnsi="Wingdings" w:hint="default"/>
+        <w:sz w:val="20"/>
+      </w:rPr>
+    </w:lvl>
+    <w:lvl w:ilvl="3" w:tentative="1">
+      <w:start w:val="1"/>
+      <w:numFmt w:val="bullet"/>
+      <w:lvlText w:val=""/>
+      <w:lvlJc w:val="left"/>
+      <w:pPr>
+        <w:tabs>
+          <w:tab w:val="num" w:pos="2880"/>
+        </w:tabs>
+        <w:ind w:left="2880" w:hanging="360"/>
+      </w:pPr>
+      <w:rPr>
+        <w:rFonts w:ascii="Wingdings" w:hAnsi="Wingdings" w:hint="default"/>
+        <w:sz w:val="20"/>
+      </w:rPr>
+    </w:lvl>
+    <w:lvl w:ilvl="4" w:tentative="1">
+      <w:start w:val="1"/>
+      <w:numFmt w:val="bullet"/>
+      <w:lvlText w:val=""/>
+      <w:lvlJc w:val="left"/>
+      <w:pPr>
+        <w:tabs>
+          <w:tab w:val="num" w:pos="3600"/>
+        </w:tabs>
+        <w:ind w:left="3600" w:hanging="360"/>
+      </w:pPr>
+      <w:rPr>
+        <w:rFonts w:ascii="Wingdings" w:hAnsi="Wingdings" w:hint="default"/>
+        <w:sz w:val="20"/>
+      </w:rPr>
+    </w:lvl>
+    <w:lvl w:ilvl="5" w:tentative="1">
+      <w:start w:val="1"/>
+      <w:numFmt w:val="bullet"/>
+      <w:lvlText w:val=""/>
+      <w:lvlJc w:val="left"/>
+      <w:pPr>
+        <w:tabs>
+          <w:tab w:val="num" w:pos="4320"/>
+        </w:tabs>
+        <w:ind w:left="4320" w:hanging="360"/>
+      </w:pPr>
+      <w:rPr>
+        <w:rFonts w:ascii="Wingdings" w:hAnsi="Wingdings" w:hint="default"/>
+        <w:sz w:val="20"/>
+      </w:rPr>
+    </w:lvl>
+    <w:lvl w:ilvl="6" w:tentative="1">
+      <w:start w:val="1"/>
+      <w:numFmt w:val="bullet"/>
+      <w:lvlText w:val=""/>
+      <w:lvlJc w:val="left"/>
+      <w:pPr>
+        <w:tabs>
+          <w:tab w:val="num" w:pos="5040"/>
+        </w:tabs>
+        <w:ind w:left="5040" w:hanging="360"/>
+      </w:pPr>
+      <w:rPr>
+        <w:rFonts w:ascii="Wingdings" w:hAnsi="Wingdings" w:hint="default"/>
+        <w:sz w:val="20"/>
+      </w:rPr>
+    </w:lvl>
+    <w:lvl w:ilvl="7" w:tentative="1">
+      <w:start w:val="1"/>
+      <w:numFmt w:val="bullet"/>
+      <w:lvlText w:val=""/>
+      <w:lvlJc w:val="left"/>
+      <w:pPr>
+        <w:tabs>
+          <w:tab w:val="num" w:pos="5760"/>
+        </w:tabs>
+        <w:ind w:left="5760" w:hanging="360"/>
+      </w:pPr>
+      <w:rPr>
+        <w:rFonts w:ascii="Wingdings" w:hAnsi="Wingdings" w:hint="default"/>
+        <w:sz w:val="20"/>
+      </w:rPr>
+    </w:lvl>
+    <w:lvl w:ilvl="8" w:tentative="1">
+      <w:start w:val="1"/>
+      <w:numFmt w:val="bullet"/>
+      <w:lvlText w:val=""/>
+      <w:lvlJc w:val="left"/>
+      <w:pPr>
+        <w:tabs>
+          <w:tab w:val="num" w:pos="6480"/>
+        </w:tabs>
+        <w:ind w:left="6480" w:hanging="360"/>
+      </w:pPr>
+      <w:rPr>
+        <w:rFonts w:ascii="Wingdings" w:hAnsi="Wingdings" w:hint="default"/>
+        <w:sz w:val="20"/>
+      </w:rPr>
+    </w:lvl>
+  </w:abstractNum>
+  <w:abstractNum w:abstractNumId="42" w15:restartNumberingAfterBreak="0">
+    <w:nsid w:val="687C1889"/>
+    <w:multiLevelType w:val="multilevel"/>
+    <w:tmpl w:val="E1FE5F6E"/>
+    <w:lvl w:ilvl="0">
+      <w:start w:val="1"/>
+      <w:numFmt w:val="bullet"/>
+      <w:lvlText w:val=""/>
+      <w:lvlJc w:val="left"/>
+      <w:pPr>
+        <w:tabs>
+          <w:tab w:val="num" w:pos="720"/>
+        </w:tabs>
+        <w:ind w:left="720" w:hanging="360"/>
+      </w:pPr>
+      <w:rPr>
+        <w:rFonts w:ascii="Symbol" w:hAnsi="Symbol" w:hint="default"/>
+        <w:sz w:val="20"/>
+      </w:rPr>
+    </w:lvl>
+    <w:lvl w:ilvl="1" w:tentative="1">
+      <w:start w:val="1"/>
+      <w:numFmt w:val="bullet"/>
+      <w:lvlText w:val="o"/>
+      <w:lvlJc w:val="left"/>
+      <w:pPr>
+        <w:tabs>
+          <w:tab w:val="num" w:pos="1440"/>
+        </w:tabs>
+        <w:ind w:left="1440" w:hanging="360"/>
+      </w:pPr>
+      <w:rPr>
+        <w:rFonts w:ascii="Courier New" w:hAnsi="Courier New" w:hint="default"/>
+        <w:sz w:val="20"/>
+      </w:rPr>
+    </w:lvl>
+    <w:lvl w:ilvl="2" w:tentative="1">
+      <w:start w:val="1"/>
+      <w:numFmt w:val="bullet"/>
+      <w:lvlText w:val=""/>
+      <w:lvlJc w:val="left"/>
+      <w:pPr>
+        <w:tabs>
+          <w:tab w:val="num" w:pos="2160"/>
+        </w:tabs>
+        <w:ind w:left="2160" w:hanging="360"/>
+      </w:pPr>
+      <w:rPr>
+        <w:rFonts w:ascii="Wingdings" w:hAnsi="Wingdings" w:hint="default"/>
+        <w:sz w:val="20"/>
+      </w:rPr>
+    </w:lvl>
+    <w:lvl w:ilvl="3" w:tentative="1">
+      <w:start w:val="1"/>
+      <w:numFmt w:val="bullet"/>
+      <w:lvlText w:val=""/>
+      <w:lvlJc w:val="left"/>
+      <w:pPr>
+        <w:tabs>
+          <w:tab w:val="num" w:pos="2880"/>
+        </w:tabs>
+        <w:ind w:left="2880" w:hanging="360"/>
+      </w:pPr>
+      <w:rPr>
+        <w:rFonts w:ascii="Wingdings" w:hAnsi="Wingdings" w:hint="default"/>
+        <w:sz w:val="20"/>
+      </w:rPr>
+    </w:lvl>
+    <w:lvl w:ilvl="4" w:tentative="1">
+      <w:start w:val="1"/>
+      <w:numFmt w:val="bullet"/>
+      <w:lvlText w:val=""/>
+      <w:lvlJc w:val="left"/>
+      <w:pPr>
+        <w:tabs>
+          <w:tab w:val="num" w:pos="3600"/>
+        </w:tabs>
+        <w:ind w:left="3600" w:hanging="360"/>
+      </w:pPr>
+      <w:rPr>
+        <w:rFonts w:ascii="Wingdings" w:hAnsi="Wingdings" w:hint="default"/>
+        <w:sz w:val="20"/>
+      </w:rPr>
+    </w:lvl>
+    <w:lvl w:ilvl="5" w:tentative="1">
+      <w:start w:val="1"/>
+      <w:numFmt w:val="bullet"/>
+      <w:lvlText w:val=""/>
+      <w:lvlJc w:val="left"/>
+      <w:pPr>
+        <w:tabs>
+          <w:tab w:val="num" w:pos="4320"/>
+        </w:tabs>
+        <w:ind w:left="4320" w:hanging="360"/>
+      </w:pPr>
+      <w:rPr>
+        <w:rFonts w:ascii="Wingdings" w:hAnsi="Wingdings" w:hint="default"/>
+        <w:sz w:val="20"/>
+      </w:rPr>
+    </w:lvl>
+    <w:lvl w:ilvl="6" w:tentative="1">
+      <w:start w:val="1"/>
+      <w:numFmt w:val="bullet"/>
+      <w:lvlText w:val=""/>
+      <w:lvlJc w:val="left"/>
+      <w:pPr>
+        <w:tabs>
+          <w:tab w:val="num" w:pos="5040"/>
+        </w:tabs>
+        <w:ind w:left="5040" w:hanging="360"/>
+      </w:pPr>
+      <w:rPr>
+        <w:rFonts w:ascii="Wingdings" w:hAnsi="Wingdings" w:hint="default"/>
+        <w:sz w:val="20"/>
+      </w:rPr>
+    </w:lvl>
+    <w:lvl w:ilvl="7" w:tentative="1">
+      <w:start w:val="1"/>
+      <w:numFmt w:val="bullet"/>
+      <w:lvlText w:val=""/>
+      <w:lvlJc w:val="left"/>
+      <w:pPr>
+        <w:tabs>
+          <w:tab w:val="num" w:pos="5760"/>
+        </w:tabs>
+        <w:ind w:left="5760" w:hanging="360"/>
+      </w:pPr>
+      <w:rPr>
+        <w:rFonts w:ascii="Wingdings" w:hAnsi="Wingdings" w:hint="default"/>
+        <w:sz w:val="20"/>
+      </w:rPr>
+    </w:lvl>
+    <w:lvl w:ilvl="8" w:tentative="1">
+      <w:start w:val="1"/>
+      <w:numFmt w:val="bullet"/>
+      <w:lvlText w:val=""/>
+      <w:lvlJc w:val="left"/>
+      <w:pPr>
+        <w:tabs>
+          <w:tab w:val="num" w:pos="6480"/>
+        </w:tabs>
+        <w:ind w:left="6480" w:hanging="360"/>
+      </w:pPr>
+      <w:rPr>
+        <w:rFonts w:ascii="Wingdings" w:hAnsi="Wingdings" w:hint="default"/>
+        <w:sz w:val="20"/>
+      </w:rPr>
+    </w:lvl>
+  </w:abstractNum>
+  <w:abstractNum w:abstractNumId="43" w15:restartNumberingAfterBreak="0">
+    <w:nsid w:val="6D692237"/>
+    <w:multiLevelType w:val="multilevel"/>
+    <w:tmpl w:val="A7BECE62"/>
+    <w:lvl w:ilvl="0">
+      <w:start w:val="1"/>
+      <w:numFmt w:val="bullet"/>
+      <w:lvlText w:val=""/>
+      <w:lvlJc w:val="left"/>
+      <w:pPr>
+        <w:tabs>
+          <w:tab w:val="num" w:pos="720"/>
+        </w:tabs>
+        <w:ind w:left="720" w:hanging="360"/>
+      </w:pPr>
+      <w:rPr>
+        <w:rFonts w:ascii="Symbol" w:hAnsi="Symbol" w:hint="default"/>
+        <w:sz w:val="20"/>
+      </w:rPr>
+    </w:lvl>
+    <w:lvl w:ilvl="1" w:tentative="1">
+      <w:start w:val="1"/>
+      <w:numFmt w:val="bullet"/>
+      <w:lvlText w:val="o"/>
+      <w:lvlJc w:val="left"/>
+      <w:pPr>
+        <w:tabs>
+          <w:tab w:val="num" w:pos="1440"/>
+        </w:tabs>
+        <w:ind w:left="1440" w:hanging="360"/>
+      </w:pPr>
+      <w:rPr>
+        <w:rFonts w:ascii="Courier New" w:hAnsi="Courier New" w:hint="default"/>
+        <w:sz w:val="20"/>
+      </w:rPr>
+    </w:lvl>
+    <w:lvl w:ilvl="2" w:tentative="1">
+      <w:start w:val="1"/>
+      <w:numFmt w:val="bullet"/>
+      <w:lvlText w:val=""/>
+      <w:lvlJc w:val="left"/>
+      <w:pPr>
+        <w:tabs>
+          <w:tab w:val="num" w:pos="2160"/>
+        </w:tabs>
+        <w:ind w:left="2160" w:hanging="360"/>
+      </w:pPr>
+      <w:rPr>
+        <w:rFonts w:ascii="Wingdings" w:hAnsi="Wingdings" w:hint="default"/>
+        <w:sz w:val="20"/>
+      </w:rPr>
+    </w:lvl>
+    <w:lvl w:ilvl="3" w:tentative="1">
+      <w:start w:val="1"/>
+      <w:numFmt w:val="bullet"/>
+      <w:lvlText w:val=""/>
+      <w:lvlJc w:val="left"/>
+      <w:pPr>
+        <w:tabs>
+          <w:tab w:val="num" w:pos="2880"/>
+        </w:tabs>
+        <w:ind w:left="2880" w:hanging="360"/>
+      </w:pPr>
+      <w:rPr>
+        <w:rFonts w:ascii="Wingdings" w:hAnsi="Wingdings" w:hint="default"/>
+        <w:sz w:val="20"/>
+      </w:rPr>
+    </w:lvl>
+    <w:lvl w:ilvl="4" w:tentative="1">
+      <w:start w:val="1"/>
+      <w:numFmt w:val="bullet"/>
+      <w:lvlText w:val=""/>
+      <w:lvlJc w:val="left"/>
+      <w:pPr>
+        <w:tabs>
+          <w:tab w:val="num" w:pos="3600"/>
+        </w:tabs>
+        <w:ind w:left="3600" w:hanging="360"/>
+      </w:pPr>
+      <w:rPr>
+        <w:rFonts w:ascii="Wingdings" w:hAnsi="Wingdings" w:hint="default"/>
+        <w:sz w:val="20"/>
+      </w:rPr>
+    </w:lvl>
+    <w:lvl w:ilvl="5" w:tentative="1">
+      <w:start w:val="1"/>
+      <w:numFmt w:val="bullet"/>
+      <w:lvlText w:val=""/>
+      <w:lvlJc w:val="left"/>
+      <w:pPr>
+        <w:tabs>
+          <w:tab w:val="num" w:pos="4320"/>
+        </w:tabs>
+        <w:ind w:left="4320" w:hanging="360"/>
+      </w:pPr>
+      <w:rPr>
+        <w:rFonts w:ascii="Wingdings" w:hAnsi="Wingdings" w:hint="default"/>
+        <w:sz w:val="20"/>
+      </w:rPr>
+    </w:lvl>
+    <w:lvl w:ilvl="6" w:tentative="1">
+      <w:start w:val="1"/>
+      <w:numFmt w:val="bullet"/>
+      <w:lvlText w:val=""/>
+      <w:lvlJc w:val="left"/>
+      <w:pPr>
+        <w:tabs>
+          <w:tab w:val="num" w:pos="5040"/>
+        </w:tabs>
+        <w:ind w:left="5040" w:hanging="360"/>
+      </w:pPr>
+      <w:rPr>
+        <w:rFonts w:ascii="Wingdings" w:hAnsi="Wingdings" w:hint="default"/>
+        <w:sz w:val="20"/>
+      </w:rPr>
+    </w:lvl>
+    <w:lvl w:ilvl="7" w:tentative="1">
+      <w:start w:val="1"/>
+      <w:numFmt w:val="bullet"/>
+      <w:lvlText w:val=""/>
+      <w:lvlJc w:val="left"/>
+      <w:pPr>
+        <w:tabs>
+          <w:tab w:val="num" w:pos="5760"/>
+        </w:tabs>
+        <w:ind w:left="5760" w:hanging="360"/>
+      </w:pPr>
+      <w:rPr>
+        <w:rFonts w:ascii="Wingdings" w:hAnsi="Wingdings" w:hint="default"/>
+        <w:sz w:val="20"/>
+      </w:rPr>
+    </w:lvl>
+    <w:lvl w:ilvl="8" w:tentative="1">
+      <w:start w:val="1"/>
+      <w:numFmt w:val="bullet"/>
+      <w:lvlText w:val=""/>
+      <w:lvlJc w:val="left"/>
+      <w:pPr>
+        <w:tabs>
+          <w:tab w:val="num" w:pos="6480"/>
+        </w:tabs>
+        <w:ind w:left="6480" w:hanging="360"/>
+      </w:pPr>
+      <w:rPr>
+        <w:rFonts w:ascii="Wingdings" w:hAnsi="Wingdings" w:hint="default"/>
+        <w:sz w:val="20"/>
+      </w:rPr>
+    </w:lvl>
+  </w:abstractNum>
+  <w:abstractNum w:abstractNumId="44" w15:restartNumberingAfterBreak="0">
+    <w:nsid w:val="7058311C"/>
+    <w:multiLevelType w:val="multilevel"/>
+    <w:tmpl w:val="92FAE734"/>
+    <w:lvl w:ilvl="0">
+      <w:start w:val="1"/>
+      <w:numFmt w:val="bullet"/>
+      <w:lvlText w:val=""/>
+      <w:lvlJc w:val="left"/>
+      <w:pPr>
+        <w:tabs>
+          <w:tab w:val="num" w:pos="720"/>
+        </w:tabs>
+        <w:ind w:left="720" w:hanging="360"/>
+      </w:pPr>
+      <w:rPr>
+        <w:rFonts w:ascii="Symbol" w:hAnsi="Symbol" w:hint="default"/>
+        <w:sz w:val="20"/>
+      </w:rPr>
+    </w:lvl>
+    <w:lvl w:ilvl="1" w:tentative="1">
+      <w:start w:val="1"/>
+      <w:numFmt w:val="bullet"/>
+      <w:lvlText w:val="o"/>
+      <w:lvlJc w:val="left"/>
+      <w:pPr>
+        <w:tabs>
+          <w:tab w:val="num" w:pos="1440"/>
+        </w:tabs>
+        <w:ind w:left="1440" w:hanging="360"/>
+      </w:pPr>
+      <w:rPr>
+        <w:rFonts w:ascii="Courier New" w:hAnsi="Courier New" w:hint="default"/>
+        <w:sz w:val="20"/>
+      </w:rPr>
+    </w:lvl>
+    <w:lvl w:ilvl="2" w:tentative="1">
+      <w:start w:val="1"/>
+      <w:numFmt w:val="bullet"/>
+      <w:lvlText w:val=""/>
+      <w:lvlJc w:val="left"/>
+      <w:pPr>
+        <w:tabs>
+          <w:tab w:val="num" w:pos="2160"/>
+        </w:tabs>
+        <w:ind w:left="2160" w:hanging="360"/>
+      </w:pPr>
+      <w:rPr>
+        <w:rFonts w:ascii="Wingdings" w:hAnsi="Wingdings" w:hint="default"/>
+        <w:sz w:val="20"/>
+      </w:rPr>
+    </w:lvl>
+    <w:lvl w:ilvl="3" w:tentative="1">
+      <w:start w:val="1"/>
+      <w:numFmt w:val="bullet"/>
+      <w:lvlText w:val=""/>
+      <w:lvlJc w:val="left"/>
+      <w:pPr>
+        <w:tabs>
+          <w:tab w:val="num" w:pos="2880"/>
+        </w:tabs>
+        <w:ind w:left="2880" w:hanging="360"/>
+      </w:pPr>
+      <w:rPr>
+        <w:rFonts w:ascii="Wingdings" w:hAnsi="Wingdings" w:hint="default"/>
+        <w:sz w:val="20"/>
+      </w:rPr>
+    </w:lvl>
+    <w:lvl w:ilvl="4" w:tentative="1">
+      <w:start w:val="1"/>
+      <w:numFmt w:val="bullet"/>
+      <w:lvlText w:val=""/>
+      <w:lvlJc w:val="left"/>
+      <w:pPr>
+        <w:tabs>
+          <w:tab w:val="num" w:pos="3600"/>
+        </w:tabs>
+        <w:ind w:left="3600" w:hanging="360"/>
+      </w:pPr>
+      <w:rPr>
+        <w:rFonts w:ascii="Wingdings" w:hAnsi="Wingdings" w:hint="default"/>
+        <w:sz w:val="20"/>
+      </w:rPr>
+    </w:lvl>
+    <w:lvl w:ilvl="5" w:tentative="1">
+      <w:start w:val="1"/>
+      <w:numFmt w:val="bullet"/>
+      <w:lvlText w:val=""/>
+      <w:lvlJc w:val="left"/>
+      <w:pPr>
+        <w:tabs>
+          <w:tab w:val="num" w:pos="4320"/>
+        </w:tabs>
+        <w:ind w:left="4320" w:hanging="360"/>
+      </w:pPr>
+      <w:rPr>
+        <w:rFonts w:ascii="Wingdings" w:hAnsi="Wingdings" w:hint="default"/>
+        <w:sz w:val="20"/>
+      </w:rPr>
+    </w:lvl>
+    <w:lvl w:ilvl="6" w:tentative="1">
+      <w:start w:val="1"/>
+      <w:numFmt w:val="bullet"/>
+      <w:lvlText w:val=""/>
+      <w:lvlJc w:val="left"/>
+      <w:pPr>
+        <w:tabs>
+          <w:tab w:val="num" w:pos="5040"/>
+        </w:tabs>
+        <w:ind w:left="5040" w:hanging="360"/>
+      </w:pPr>
+      <w:rPr>
+        <w:rFonts w:ascii="Wingdings" w:hAnsi="Wingdings" w:hint="default"/>
+        <w:sz w:val="20"/>
+      </w:rPr>
+    </w:lvl>
+    <w:lvl w:ilvl="7" w:tentative="1">
+      <w:start w:val="1"/>
+      <w:numFmt w:val="bullet"/>
+      <w:lvlText w:val=""/>
+      <w:lvlJc w:val="left"/>
+      <w:pPr>
+        <w:tabs>
+          <w:tab w:val="num" w:pos="5760"/>
+        </w:tabs>
+        <w:ind w:left="5760" w:hanging="360"/>
+      </w:pPr>
+      <w:rPr>
+        <w:rFonts w:ascii="Wingdings" w:hAnsi="Wingdings" w:hint="default"/>
+        <w:sz w:val="20"/>
+      </w:rPr>
+    </w:lvl>
+    <w:lvl w:ilvl="8" w:tentative="1">
+      <w:start w:val="1"/>
+      <w:numFmt w:val="bullet"/>
+      <w:lvlText w:val=""/>
+      <w:lvlJc w:val="left"/>
+      <w:pPr>
+        <w:tabs>
+          <w:tab w:val="num" w:pos="6480"/>
+        </w:tabs>
+        <w:ind w:left="6480" w:hanging="360"/>
+      </w:pPr>
+      <w:rPr>
+        <w:rFonts w:ascii="Wingdings" w:hAnsi="Wingdings" w:hint="default"/>
+        <w:sz w:val="20"/>
+      </w:rPr>
+    </w:lvl>
+  </w:abstractNum>
+  <w:abstractNum w:abstractNumId="45" w15:restartNumberingAfterBreak="0">
     <w:nsid w:val="712F734A"/>
     <w:multiLevelType w:val="multilevel"/>
     <w:tmpl w:val="7B5A9730"/>
@@ -41866,7 +49354,7 @@
       </w:pPr>
     </w:lvl>
   </w:abstractNum>
-  <w:abstractNum w:abstractNumId="35" w15:restartNumberingAfterBreak="0">
+  <w:abstractNum w:abstractNumId="46" w15:restartNumberingAfterBreak="0">
     <w:nsid w:val="75D00825"/>
     <w:multiLevelType w:val="multilevel"/>
     <w:tmpl w:val="07A6BE88"/>
@@ -41981,7 +49469,7 @@
       </w:rPr>
     </w:lvl>
   </w:abstractNum>
-  <w:abstractNum w:abstractNumId="36" w15:restartNumberingAfterBreak="0">
+  <w:abstractNum w:abstractNumId="47" w15:restartNumberingAfterBreak="0">
     <w:nsid w:val="7C2612AC"/>
     <w:multiLevelType w:val="multilevel"/>
     <w:tmpl w:val="2DFEE854"/>
@@ -42130,7 +49618,7 @@
       </w:rPr>
     </w:lvl>
   </w:abstractNum>
-  <w:abstractNum w:abstractNumId="37" w15:restartNumberingAfterBreak="0">
+  <w:abstractNum w:abstractNumId="48" w15:restartNumberingAfterBreak="0">
     <w:nsid w:val="7C441A11"/>
     <w:multiLevelType w:val="multilevel"/>
     <w:tmpl w:val="74961806"/>
@@ -42279,7 +49767,156 @@
       </w:rPr>
     </w:lvl>
   </w:abstractNum>
-  <w:abstractNum w:abstractNumId="38" w15:restartNumberingAfterBreak="0">
+  <w:abstractNum w:abstractNumId="49" w15:restartNumberingAfterBreak="0">
+    <w:nsid w:val="7E637044"/>
+    <w:multiLevelType w:val="multilevel"/>
+    <w:tmpl w:val="84985AFA"/>
+    <w:lvl w:ilvl="0">
+      <w:start w:val="1"/>
+      <w:numFmt w:val="bullet"/>
+      <w:lvlText w:val=""/>
+      <w:lvlJc w:val="left"/>
+      <w:pPr>
+        <w:tabs>
+          <w:tab w:val="num" w:pos="720"/>
+        </w:tabs>
+        <w:ind w:left="720" w:hanging="360"/>
+      </w:pPr>
+      <w:rPr>
+        <w:rFonts w:ascii="Symbol" w:hAnsi="Symbol" w:hint="default"/>
+        <w:sz w:val="20"/>
+      </w:rPr>
+    </w:lvl>
+    <w:lvl w:ilvl="1" w:tentative="1">
+      <w:start w:val="1"/>
+      <w:numFmt w:val="bullet"/>
+      <w:lvlText w:val="o"/>
+      <w:lvlJc w:val="left"/>
+      <w:pPr>
+        <w:tabs>
+          <w:tab w:val="num" w:pos="1440"/>
+        </w:tabs>
+        <w:ind w:left="1440" w:hanging="360"/>
+      </w:pPr>
+      <w:rPr>
+        <w:rFonts w:ascii="Courier New" w:hAnsi="Courier New" w:hint="default"/>
+        <w:sz w:val="20"/>
+      </w:rPr>
+    </w:lvl>
+    <w:lvl w:ilvl="2" w:tentative="1">
+      <w:start w:val="1"/>
+      <w:numFmt w:val="bullet"/>
+      <w:lvlText w:val=""/>
+      <w:lvlJc w:val="left"/>
+      <w:pPr>
+        <w:tabs>
+          <w:tab w:val="num" w:pos="2160"/>
+        </w:tabs>
+        <w:ind w:left="2160" w:hanging="360"/>
+      </w:pPr>
+      <w:rPr>
+        <w:rFonts w:ascii="Wingdings" w:hAnsi="Wingdings" w:hint="default"/>
+        <w:sz w:val="20"/>
+      </w:rPr>
+    </w:lvl>
+    <w:lvl w:ilvl="3" w:tentative="1">
+      <w:start w:val="1"/>
+      <w:numFmt w:val="bullet"/>
+      <w:lvlText w:val=""/>
+      <w:lvlJc w:val="left"/>
+      <w:pPr>
+        <w:tabs>
+          <w:tab w:val="num" w:pos="2880"/>
+        </w:tabs>
+        <w:ind w:left="2880" w:hanging="360"/>
+      </w:pPr>
+      <w:rPr>
+        <w:rFonts w:ascii="Wingdings" w:hAnsi="Wingdings" w:hint="default"/>
+        <w:sz w:val="20"/>
+      </w:rPr>
+    </w:lvl>
+    <w:lvl w:ilvl="4" w:tentative="1">
+      <w:start w:val="1"/>
+      <w:numFmt w:val="bullet"/>
+      <w:lvlText w:val=""/>
+      <w:lvlJc w:val="left"/>
+      <w:pPr>
+        <w:tabs>
+          <w:tab w:val="num" w:pos="3600"/>
+        </w:tabs>
+        <w:ind w:left="3600" w:hanging="360"/>
+      </w:pPr>
+      <w:rPr>
+        <w:rFonts w:ascii="Wingdings" w:hAnsi="Wingdings" w:hint="default"/>
+        <w:sz w:val="20"/>
+      </w:rPr>
+    </w:lvl>
+    <w:lvl w:ilvl="5" w:tentative="1">
+      <w:start w:val="1"/>
+      <w:numFmt w:val="bullet"/>
+      <w:lvlText w:val=""/>
+      <w:lvlJc w:val="left"/>
+      <w:pPr>
+        <w:tabs>
+          <w:tab w:val="num" w:pos="4320"/>
+        </w:tabs>
+        <w:ind w:left="4320" w:hanging="360"/>
+      </w:pPr>
+      <w:rPr>
+        <w:rFonts w:ascii="Wingdings" w:hAnsi="Wingdings" w:hint="default"/>
+        <w:sz w:val="20"/>
+      </w:rPr>
+    </w:lvl>
+    <w:lvl w:ilvl="6" w:tentative="1">
+      <w:start w:val="1"/>
+      <w:numFmt w:val="bullet"/>
+      <w:lvlText w:val=""/>
+      <w:lvlJc w:val="left"/>
+      <w:pPr>
+        <w:tabs>
+          <w:tab w:val="num" w:pos="5040"/>
+        </w:tabs>
+        <w:ind w:left="5040" w:hanging="360"/>
+      </w:pPr>
+      <w:rPr>
+        <w:rFonts w:ascii="Wingdings" w:hAnsi="Wingdings" w:hint="default"/>
+        <w:sz w:val="20"/>
+      </w:rPr>
+    </w:lvl>
+    <w:lvl w:ilvl="7" w:tentative="1">
+      <w:start w:val="1"/>
+      <w:numFmt w:val="bullet"/>
+      <w:lvlText w:val=""/>
+      <w:lvlJc w:val="left"/>
+      <w:pPr>
+        <w:tabs>
+          <w:tab w:val="num" w:pos="5760"/>
+        </w:tabs>
+        <w:ind w:left="5760" w:hanging="360"/>
+      </w:pPr>
+      <w:rPr>
+        <w:rFonts w:ascii="Wingdings" w:hAnsi="Wingdings" w:hint="default"/>
+        <w:sz w:val="20"/>
+      </w:rPr>
+    </w:lvl>
+    <w:lvl w:ilvl="8" w:tentative="1">
+      <w:start w:val="1"/>
+      <w:numFmt w:val="bullet"/>
+      <w:lvlText w:val=""/>
+      <w:lvlJc w:val="left"/>
+      <w:pPr>
+        <w:tabs>
+          <w:tab w:val="num" w:pos="6480"/>
+        </w:tabs>
+        <w:ind w:left="6480" w:hanging="360"/>
+      </w:pPr>
+      <w:rPr>
+        <w:rFonts w:ascii="Wingdings" w:hAnsi="Wingdings" w:hint="default"/>
+        <w:sz w:val="20"/>
+      </w:rPr>
+    </w:lvl>
+  </w:abstractNum>
+  <w:abstractNum w:abstractNumId="50" w15:restartNumberingAfterBreak="0">
     <w:nsid w:val="7FE54FDD"/>
     <w:multiLevelType w:val="multilevel"/>
     <w:tmpl w:val="A4141810"/>
@@ -42395,125 +50032,162 @@
     </w:lvl>
   </w:abstractNum>
   <w:num w:numId="1" w16cid:durableId="779567314">
+    <w:abstractNumId w:val="46"/>
+  </w:num>
+  <w:num w:numId="2" w16cid:durableId="916094525">
+    <w:abstractNumId w:val="46"/>
+  </w:num>
+  <w:num w:numId="3" w16cid:durableId="312565328">
+    <w:abstractNumId w:val="50"/>
+  </w:num>
+  <w:num w:numId="4" w16cid:durableId="382021814">
+    <w:abstractNumId w:val="30"/>
+  </w:num>
+  <w:num w:numId="5" w16cid:durableId="79647770">
+    <w:abstractNumId w:val="4"/>
+  </w:num>
+  <w:num w:numId="6" w16cid:durableId="719673341">
+    <w:abstractNumId w:val="26"/>
+  </w:num>
+  <w:num w:numId="7" w16cid:durableId="1190947937">
+    <w:abstractNumId w:val="21"/>
+  </w:num>
+  <w:num w:numId="8" w16cid:durableId="290864351">
+    <w:abstractNumId w:val="12"/>
+  </w:num>
+  <w:num w:numId="9" w16cid:durableId="2060014345">
+    <w:abstractNumId w:val="48"/>
+  </w:num>
+  <w:num w:numId="10" w16cid:durableId="1068499519">
+    <w:abstractNumId w:val="36"/>
+  </w:num>
+  <w:num w:numId="11" w16cid:durableId="1070692947">
+    <w:abstractNumId w:val="25"/>
+  </w:num>
+  <w:num w:numId="12" w16cid:durableId="1816336939">
+    <w:abstractNumId w:val="18"/>
+  </w:num>
+  <w:num w:numId="13" w16cid:durableId="1073703261">
+    <w:abstractNumId w:val="29"/>
+  </w:num>
+  <w:num w:numId="14" w16cid:durableId="744258696">
+    <w:abstractNumId w:val="6"/>
+  </w:num>
+  <w:num w:numId="15" w16cid:durableId="1213006679">
+    <w:abstractNumId w:val="44"/>
+  </w:num>
+  <w:num w:numId="16" w16cid:durableId="187063721">
+    <w:abstractNumId w:val="47"/>
+  </w:num>
+  <w:num w:numId="17" w16cid:durableId="2002656541">
+    <w:abstractNumId w:val="42"/>
+  </w:num>
+  <w:num w:numId="18" w16cid:durableId="570039786">
+    <w:abstractNumId w:val="8"/>
+  </w:num>
+  <w:num w:numId="19" w16cid:durableId="1668089859">
+    <w:abstractNumId w:val="38"/>
+  </w:num>
+  <w:num w:numId="20" w16cid:durableId="2112318904">
+    <w:abstractNumId w:val="5"/>
+  </w:num>
+  <w:num w:numId="21" w16cid:durableId="2137792478">
+    <w:abstractNumId w:val="41"/>
+  </w:num>
+  <w:num w:numId="22" w16cid:durableId="1327980482">
+    <w:abstractNumId w:val="24"/>
+  </w:num>
+  <w:num w:numId="23" w16cid:durableId="1575971872">
+    <w:abstractNumId w:val="40"/>
+  </w:num>
+  <w:num w:numId="24" w16cid:durableId="1059476431">
+    <w:abstractNumId w:val="19"/>
+  </w:num>
+  <w:num w:numId="25" w16cid:durableId="1169715046">
+    <w:abstractNumId w:val="13"/>
+  </w:num>
+  <w:num w:numId="26" w16cid:durableId="233591173">
+    <w:abstractNumId w:val="43"/>
+  </w:num>
+  <w:num w:numId="27" w16cid:durableId="1939021696">
+    <w:abstractNumId w:val="0"/>
+  </w:num>
+  <w:num w:numId="28" w16cid:durableId="631906856">
+    <w:abstractNumId w:val="3"/>
+  </w:num>
+  <w:num w:numId="29" w16cid:durableId="737170675">
+    <w:abstractNumId w:val="17"/>
+  </w:num>
+  <w:num w:numId="30" w16cid:durableId="1483347599">
+    <w:abstractNumId w:val="37"/>
+  </w:num>
+  <w:num w:numId="31" w16cid:durableId="1909419459">
+    <w:abstractNumId w:val="9"/>
+  </w:num>
+  <w:num w:numId="32" w16cid:durableId="456801121">
+    <w:abstractNumId w:val="27"/>
+  </w:num>
+  <w:num w:numId="33" w16cid:durableId="619385133">
     <w:abstractNumId w:val="35"/>
   </w:num>
-  <w:num w:numId="2" w16cid:durableId="916094525">
-    <w:abstractNumId w:val="35"/>
+  <w:num w:numId="34" w16cid:durableId="1251936857">
+    <w:abstractNumId w:val="33"/>
   </w:num>
-  <w:num w:numId="3" w16cid:durableId="312565328">
-    <w:abstractNumId w:val="38"/>
+  <w:num w:numId="35" w16cid:durableId="866482371">
+    <w:abstractNumId w:val="32"/>
   </w:num>
-  <w:num w:numId="4" w16cid:durableId="382021814">
-    <w:abstractNumId w:val="21"/>
+  <w:num w:numId="36" w16cid:durableId="1830554432">
+    <w:abstractNumId w:val="28"/>
   </w:num>
-  <w:num w:numId="5" w16cid:durableId="79647770">
+  <w:num w:numId="37" w16cid:durableId="1434784165">
+    <w:abstractNumId w:val="45"/>
+  </w:num>
+  <w:num w:numId="38" w16cid:durableId="1918441727">
+    <w:abstractNumId w:val="22"/>
+  </w:num>
+  <w:num w:numId="39" w16cid:durableId="726413299">
+    <w:abstractNumId w:val="31"/>
+  </w:num>
+  <w:num w:numId="40" w16cid:durableId="1261641411">
+    <w:abstractNumId w:val="14"/>
+  </w:num>
+  <w:num w:numId="41" w16cid:durableId="1150054791">
+    <w:abstractNumId w:val="20"/>
+  </w:num>
+  <w:num w:numId="42" w16cid:durableId="1037974441">
+    <w:abstractNumId w:val="23"/>
+  </w:num>
+  <w:num w:numId="43" w16cid:durableId="1967657128">
+    <w:abstractNumId w:val="10"/>
+  </w:num>
+  <w:num w:numId="44" w16cid:durableId="697975143">
+    <w:abstractNumId w:val="34"/>
+  </w:num>
+  <w:num w:numId="45" w16cid:durableId="1132558112">
+    <w:abstractNumId w:val="15"/>
+  </w:num>
+  <w:num w:numId="46" w16cid:durableId="1192649905">
     <w:abstractNumId w:val="2"/>
   </w:num>
-  <w:num w:numId="6" w16cid:durableId="719673341">
-    <w:abstractNumId w:val="17"/>
+  <w:num w:numId="47" w16cid:durableId="1817649724">
+    <w:abstractNumId w:val="49"/>
   </w:num>
-  <w:num w:numId="7" w16cid:durableId="1190947937">
-    <w:abstractNumId w:val="14"/>
+  <w:num w:numId="48" w16cid:durableId="63382692">
+    <w:abstractNumId w:val="11"/>
   </w:num>
-  <w:num w:numId="8" w16cid:durableId="290864351">
-    <w:abstractNumId w:val="9"/>
+  <w:num w:numId="49" w16cid:durableId="1887521745">
+    <w:abstractNumId w:val="39"/>
   </w:num>
-  <w:num w:numId="9" w16cid:durableId="2060014345">
-    <w:abstractNumId w:val="37"/>
-  </w:num>
-  <w:num w:numId="10" w16cid:durableId="1068499519">
-    <w:abstractNumId w:val="26"/>
-  </w:num>
-  <w:num w:numId="11" w16cid:durableId="1070692947">
+  <w:num w:numId="50" w16cid:durableId="1251767958">
     <w:abstractNumId w:val="16"/>
   </w:num>
-  <w:num w:numId="12" w16cid:durableId="1816336939">
-    <w:abstractNumId w:val="12"/>
-  </w:num>
-  <w:num w:numId="13" w16cid:durableId="1073703261">
-    <w:abstractNumId w:val="20"/>
-  </w:num>
-  <w:num w:numId="14" w16cid:durableId="744258696">
-    <w:abstractNumId w:val="4"/>
-  </w:num>
-  <w:num w:numId="15" w16cid:durableId="1213006679">
-    <w:abstractNumId w:val="33"/>
-  </w:num>
-  <w:num w:numId="16" w16cid:durableId="187063721">
-    <w:abstractNumId w:val="36"/>
-  </w:num>
-  <w:num w:numId="17" w16cid:durableId="2002656541">
-    <w:abstractNumId w:val="31"/>
-  </w:num>
-  <w:num w:numId="18" w16cid:durableId="570039786">
-    <w:abstractNumId w:val="5"/>
-  </w:num>
-  <w:num w:numId="19" w16cid:durableId="1668089859">
-    <w:abstractNumId w:val="28"/>
-  </w:num>
-  <w:num w:numId="20" w16cid:durableId="2112318904">
-    <w:abstractNumId w:val="3"/>
-  </w:num>
-  <w:num w:numId="21" w16cid:durableId="2137792478">
-    <w:abstractNumId w:val="30"/>
-  </w:num>
-  <w:num w:numId="22" w16cid:durableId="1327980482">
-    <w:abstractNumId w:val="15"/>
-  </w:num>
-  <w:num w:numId="23" w16cid:durableId="84420579">
-    <w:abstractNumId w:val="8"/>
-  </w:num>
-  <w:num w:numId="24" w16cid:durableId="1769696227">
-    <w:abstractNumId w:val="6"/>
-  </w:num>
-  <w:num w:numId="25" w16cid:durableId="954293221">
-    <w:abstractNumId w:val="22"/>
-  </w:num>
-  <w:num w:numId="26" w16cid:durableId="1575971872">
-    <w:abstractNumId w:val="29"/>
-  </w:num>
-  <w:num w:numId="27" w16cid:durableId="1059476431">
-    <w:abstractNumId w:val="13"/>
-  </w:num>
-  <w:num w:numId="28" w16cid:durableId="1169715046">
-    <w:abstractNumId w:val="10"/>
-  </w:num>
-  <w:num w:numId="29" w16cid:durableId="233591173">
-    <w:abstractNumId w:val="32"/>
-  </w:num>
-  <w:num w:numId="30" w16cid:durableId="1939021696">
-    <w:abstractNumId w:val="0"/>
-  </w:num>
-  <w:num w:numId="31" w16cid:durableId="631906856">
+  <w:num w:numId="51" w16cid:durableId="1460419684">
     <w:abstractNumId w:val="1"/>
   </w:num>
-  <w:num w:numId="32" w16cid:durableId="737170675">
-    <w:abstractNumId w:val="11"/>
-  </w:num>
-  <w:num w:numId="33" w16cid:durableId="1483347599">
-    <w:abstractNumId w:val="27"/>
-  </w:num>
-  <w:num w:numId="34" w16cid:durableId="1909419459">
+  <w:num w:numId="52" w16cid:durableId="454566401">
     <w:abstractNumId w:val="7"/>
   </w:num>
-  <w:num w:numId="35" w16cid:durableId="456801121">
-    <w:abstractNumId w:val="18"/>
-  </w:num>
-  <w:num w:numId="36" w16cid:durableId="619385133">
-    <w:abstractNumId w:val="25"/>
-  </w:num>
-  <w:num w:numId="37" w16cid:durableId="1251936857">
-    <w:abstractNumId w:val="24"/>
-  </w:num>
-  <w:num w:numId="38" w16cid:durableId="866482371">
-    <w:abstractNumId w:val="23"/>
-  </w:num>
-  <w:num w:numId="39" w16cid:durableId="1830554432">
-    <w:abstractNumId w:val="19"/>
-  </w:num>
-  <w:num w:numId="40" w16cid:durableId="1434784165">
-    <w:abstractNumId w:val="34"/>
-  </w:num>
+  <w:numIdMacAtCleanup w:val="52"/>
 </w:numbering>
 </file>
 
@@ -43522,6 +51196,17 @@
     <w:basedOn w:val="a1"/>
     <w:rsid w:val="0026106C"/>
   </w:style>
+  <w:style w:type="character" w:styleId="af0">
+    <w:name w:val="Emphasis"/>
+    <w:basedOn w:val="a1"/>
+    <w:uiPriority w:val="20"/>
+    <w:qFormat/>
+    <w:rsid w:val="00084FA4"/>
+    <w:rPr>
+      <w:i/>
+      <w:iCs/>
+    </w:rPr>
+  </w:style>
 </w:styles>
 </file>
 
